--- a/dokumentacja.docx
+++ b/dokumentacja.docx
@@ -15,6 +15,7 @@
     <w:p>
       <w:pPr>
         <w:pStyle w:val="Nagwek2"/>
+        <w:jc w:val="both"/>
       </w:pPr>
       <w:r>
         <w:lastRenderedPageBreak/>
@@ -22,11 +23,17 @@
       </w:r>
     </w:p>
     <w:p>
+      <w:pPr>
+        <w:jc w:val="both"/>
+      </w:pPr>
       <w:r>
         <w:t>Celem projektu jest stworzenie systemu klasyfikującego nominały monet na podstawie obrazów przy użyciu metod uczenia maszynowego oraz analizy cech wizualnych.</w:t>
       </w:r>
     </w:p>
     <w:p>
+      <w:pPr>
+        <w:jc w:val="both"/>
+      </w:pPr>
       <w:r>
         <w:t>System realizuje:</w:t>
       </w:r>
@@ -38,6 +45,7 @@
           <w:ilvl w:val="0"/>
           <w:numId w:val="1"/>
         </w:numPr>
+        <w:jc w:val="both"/>
       </w:pPr>
       <w:proofErr w:type="spellStart"/>
       <w:r>
@@ -55,6 +63,7 @@
           <w:ilvl w:val="0"/>
           <w:numId w:val="1"/>
         </w:numPr>
+        <w:jc w:val="both"/>
       </w:pPr>
       <w:r>
         <w:t>ekstrakcję cech (HOG + geometria + cechy cyfry)</w:t>
@@ -67,6 +76,7 @@
           <w:ilvl w:val="0"/>
           <w:numId w:val="1"/>
         </w:numPr>
+        <w:jc w:val="both"/>
       </w:pPr>
       <w:r>
         <w:t>trening modeli klasyfikacyjnych</w:t>
@@ -79,6 +89,7 @@
           <w:ilvl w:val="0"/>
           <w:numId w:val="1"/>
         </w:numPr>
+        <w:jc w:val="both"/>
       </w:pPr>
       <w:r>
         <w:t>analizę błędów i trudnych przypadków</w:t>
@@ -91,6 +102,7 @@
           <w:ilvl w:val="0"/>
           <w:numId w:val="1"/>
         </w:numPr>
+        <w:jc w:val="both"/>
       </w:pPr>
       <w:r>
         <w:t>wizualizację danych i wyników</w:t>
@@ -99,9 +111,89 @@
     <w:p>
       <w:pPr>
         <w:pStyle w:val="Nagwek2"/>
-      </w:pPr>
+        <w:jc w:val="both"/>
+      </w:pPr>
+      <w:r>
+        <w:t>Podział obowiązków</w:t>
+      </w:r>
+    </w:p>
+    <w:p>
+      <w:pPr>
+        <w:jc w:val="both"/>
+      </w:pPr>
+      <w:r>
+        <w:rPr>
+          <w:b/>
+          <w:bCs/>
+        </w:rPr>
+        <w:t>Kacper Gołębiowski</w:t>
+      </w:r>
+      <w:r>
+        <w:t xml:space="preserve"> o</w:t>
+      </w:r>
+      <w:r>
+        <w:t xml:space="preserve">dpowiada za kompleksową obsługę danych wejściowych w postaci surowych obrazów, w tym ich ujednolicenie z wykorzystaniem języka </w:t>
+      </w:r>
       <w:proofErr w:type="spellStart"/>
       <w:r>
+        <w:t>Python</w:t>
+      </w:r>
+      <w:proofErr w:type="spellEnd"/>
+      <w:r>
+        <w:t xml:space="preserve"> oraz przeprowadzenie eksploracyjnej analizy danych (EDA).</w:t>
+      </w:r>
+    </w:p>
+    <w:p>
+      <w:pPr>
+        <w:jc w:val="both"/>
+      </w:pPr>
+      <w:r>
+        <w:rPr>
+          <w:b/>
+          <w:bCs/>
+        </w:rPr>
+        <w:t>Julia Reszka</w:t>
+      </w:r>
+      <w:r>
+        <w:t xml:space="preserve"> r</w:t>
+      </w:r>
+      <w:r>
+        <w:t>ealizuje pełen proces wstępnego przetwarzania danych (</w:t>
+      </w:r>
+      <w:proofErr w:type="spellStart"/>
+      <w:r>
+        <w:t>preprocessing</w:t>
+      </w:r>
+      <w:proofErr w:type="spellEnd"/>
+      <w:r>
+        <w:t>), obejmujący m.in. ekstrakcję cech oraz redukcję wymiarowości z wykorzystaniem metody PCA.</w:t>
+      </w:r>
+    </w:p>
+    <w:p>
+      <w:pPr>
+        <w:jc w:val="both"/>
+      </w:pPr>
+      <w:r>
+        <w:rPr>
+          <w:b/>
+          <w:bCs/>
+        </w:rPr>
+        <w:t>Krzysztof Olejniczak</w:t>
+      </w:r>
+      <w:r>
+        <w:t xml:space="preserve"> i</w:t>
+      </w:r>
+      <w:r>
+        <w:t>mplementuje i konfiguruje trzy wybrane klasyfikatory, dokonuje podziału zbioru danych na część treningową i testową, a następnie przeprowadza proces uczenia i ewaluacji modeli w celu uzyskania wyników porównawczych.</w:t>
+      </w:r>
+    </w:p>
+    <w:p>
+      <w:pPr>
+        <w:pStyle w:val="Nagwek2"/>
+        <w:jc w:val="both"/>
+      </w:pPr>
+      <w:proofErr w:type="spellStart"/>
+      <w:r>
         <w:t>Pipeline</w:t>
       </w:r>
       <w:proofErr w:type="spellEnd"/>
@@ -110,11 +202,11 @@
       </w:r>
     </w:p>
     <w:p>
-      <w:r>
-        <w:t>Całość uruchamiana jest przez:</w:t>
-      </w:r>
-      <w:r>
-        <w:t xml:space="preserve"> </w:t>
+      <w:pPr>
+        <w:jc w:val="both"/>
+      </w:pPr>
+      <w:r>
+        <w:t xml:space="preserve">Całość uruchamiana jest przez: </w:t>
       </w:r>
       <w:proofErr w:type="spellStart"/>
       <w:r>
@@ -137,6 +229,9 @@
       </w:r>
     </w:p>
     <w:p>
+      <w:pPr>
+        <w:jc w:val="both"/>
+      </w:pPr>
       <w:proofErr w:type="spellStart"/>
       <w:r>
         <w:t>Pipeline</w:t>
@@ -153,6 +248,7 @@
           <w:ilvl w:val="0"/>
           <w:numId w:val="3"/>
         </w:numPr>
+        <w:jc w:val="both"/>
         <w:rPr>
           <w:b/>
           <w:bCs/>
@@ -173,6 +269,7 @@
           <w:ilvl w:val="0"/>
           <w:numId w:val="7"/>
         </w:numPr>
+        <w:jc w:val="both"/>
       </w:pPr>
       <w:r>
         <w:t>ujednolicenie obrazów</w:t>
@@ -185,6 +282,7 @@
           <w:ilvl w:val="0"/>
           <w:numId w:val="7"/>
         </w:numPr>
+        <w:jc w:val="both"/>
       </w:pPr>
       <w:r>
         <w:t>analiza klas</w:t>
@@ -197,6 +295,7 @@
           <w:ilvl w:val="0"/>
           <w:numId w:val="7"/>
         </w:numPr>
+        <w:jc w:val="both"/>
       </w:pPr>
       <w:r>
         <w:t>histogramy</w:t>
@@ -209,6 +308,7 @@
           <w:ilvl w:val="0"/>
           <w:numId w:val="7"/>
         </w:numPr>
+        <w:jc w:val="both"/>
       </w:pPr>
       <w:r>
         <w:t>średnie obrazy</w:t>
@@ -221,6 +321,7 @@
           <w:ilvl w:val="0"/>
           <w:numId w:val="7"/>
         </w:numPr>
+        <w:jc w:val="both"/>
       </w:pPr>
       <w:r>
         <w:t>analiza rozmiarów</w:t>
@@ -233,6 +334,7 @@
           <w:ilvl w:val="0"/>
           <w:numId w:val="7"/>
         </w:numPr>
+        <w:jc w:val="both"/>
       </w:pPr>
       <w:proofErr w:type="spellStart"/>
       <w:r>
@@ -240,7 +342,11 @@
       </w:r>
       <w:proofErr w:type="spellEnd"/>
     </w:p>
-    <w:p/>
+    <w:p>
+      <w:pPr>
+        <w:jc w:val="both"/>
+      </w:pPr>
+    </w:p>
     <w:p>
       <w:pPr>
         <w:pStyle w:val="Akapitzlist"/>
@@ -248,6 +354,7 @@
           <w:ilvl w:val="0"/>
           <w:numId w:val="3"/>
         </w:numPr>
+        <w:jc w:val="both"/>
         <w:rPr>
           <w:b/>
           <w:bCs/>
@@ -298,6 +405,7 @@
           <w:ilvl w:val="0"/>
           <w:numId w:val="8"/>
         </w:numPr>
+        <w:jc w:val="both"/>
         <w:rPr>
           <w:lang w:val="en-US"/>
         </w:rPr>
@@ -316,6 +424,7 @@
           <w:ilvl w:val="0"/>
           <w:numId w:val="8"/>
         </w:numPr>
+        <w:jc w:val="both"/>
         <w:rPr>
           <w:lang w:val="en-US"/>
         </w:rPr>
@@ -336,6 +445,7 @@
           <w:ilvl w:val="0"/>
           <w:numId w:val="8"/>
         </w:numPr>
+        <w:jc w:val="both"/>
         <w:rPr>
           <w:lang w:val="en-US"/>
         </w:rPr>
@@ -354,9 +464,11 @@
           <w:ilvl w:val="0"/>
           <w:numId w:val="8"/>
         </w:numPr>
+        <w:jc w:val="both"/>
       </w:pPr>
       <w:proofErr w:type="spellStart"/>
       <w:r>
+        <w:lastRenderedPageBreak/>
         <w:t>HoughCircles</w:t>
       </w:r>
       <w:proofErr w:type="spellEnd"/>
@@ -368,12 +480,17 @@
           <w:ilvl w:val="0"/>
           <w:numId w:val="8"/>
         </w:numPr>
+        <w:jc w:val="both"/>
       </w:pPr>
       <w:r>
         <w:t>porównania klas</w:t>
       </w:r>
     </w:p>
-    <w:p/>
+    <w:p>
+      <w:pPr>
+        <w:jc w:val="both"/>
+      </w:pPr>
+    </w:p>
     <w:p>
       <w:pPr>
         <w:pStyle w:val="Akapitzlist"/>
@@ -381,6 +498,7 @@
           <w:ilvl w:val="0"/>
           <w:numId w:val="3"/>
         </w:numPr>
+        <w:jc w:val="both"/>
         <w:rPr>
           <w:b/>
           <w:bCs/>
@@ -413,6 +531,7 @@
           <w:ilvl w:val="0"/>
           <w:numId w:val="9"/>
         </w:numPr>
+        <w:jc w:val="both"/>
         <w:rPr>
           <w:lang w:val="en-US"/>
         </w:rPr>
@@ -453,6 +572,7 @@
           <w:ilvl w:val="1"/>
           <w:numId w:val="9"/>
         </w:numPr>
+        <w:jc w:val="both"/>
         <w:rPr>
           <w:lang w:val="en-US"/>
         </w:rPr>
@@ -471,6 +591,7 @@
           <w:ilvl w:val="1"/>
           <w:numId w:val="9"/>
         </w:numPr>
+        <w:jc w:val="both"/>
         <w:rPr>
           <w:lang w:val="en-US"/>
         </w:rPr>
@@ -489,6 +610,7 @@
           <w:ilvl w:val="1"/>
           <w:numId w:val="9"/>
         </w:numPr>
+        <w:jc w:val="both"/>
         <w:rPr>
           <w:lang w:val="en-US"/>
         </w:rPr>
@@ -507,6 +629,7 @@
           <w:ilvl w:val="0"/>
           <w:numId w:val="9"/>
         </w:numPr>
+        <w:jc w:val="both"/>
       </w:pPr>
       <w:r>
         <w:t>cross-</w:t>
@@ -524,6 +647,7 @@
           <w:ilvl w:val="0"/>
           <w:numId w:val="9"/>
         </w:numPr>
+        <w:jc w:val="both"/>
       </w:pPr>
       <w:r>
         <w:t>macierze pomyłek</w:t>
@@ -536,6 +660,7 @@
           <w:ilvl w:val="0"/>
           <w:numId w:val="9"/>
         </w:numPr>
+        <w:jc w:val="both"/>
       </w:pPr>
       <w:r>
         <w:t>raporty klasyfikacji</w:t>
@@ -548,9 +673,9 @@
           <w:ilvl w:val="0"/>
           <w:numId w:val="9"/>
         </w:numPr>
-      </w:pPr>
-      <w:r>
-        <w:lastRenderedPageBreak/>
+        <w:jc w:val="both"/>
+      </w:pPr>
+      <w:r>
         <w:t>zapis modeli (</w:t>
       </w:r>
       <w:proofErr w:type="spellStart"/>
@@ -562,7 +687,11 @@
         <w:t>)</w:t>
       </w:r>
     </w:p>
-    <w:p/>
+    <w:p>
+      <w:pPr>
+        <w:jc w:val="both"/>
+      </w:pPr>
+    </w:p>
     <w:p>
       <w:pPr>
         <w:pStyle w:val="Akapitzlist"/>
@@ -570,6 +699,7 @@
           <w:ilvl w:val="0"/>
           <w:numId w:val="3"/>
         </w:numPr>
+        <w:jc w:val="both"/>
         <w:rPr>
           <w:b/>
           <w:bCs/>
@@ -590,6 +720,7 @@
           <w:ilvl w:val="0"/>
           <w:numId w:val="10"/>
         </w:numPr>
+        <w:jc w:val="both"/>
       </w:pPr>
       <w:r>
         <w:t>testy binarne (klasa vs klasa)</w:t>
@@ -602,6 +733,7 @@
           <w:ilvl w:val="0"/>
           <w:numId w:val="10"/>
         </w:numPr>
+        <w:jc w:val="both"/>
       </w:pPr>
       <w:r>
         <w:t>analiza najbardziej mylonych par:</w:t>
@@ -614,6 +746,7 @@
           <w:ilvl w:val="1"/>
           <w:numId w:val="10"/>
         </w:numPr>
+        <w:jc w:val="both"/>
       </w:pPr>
       <w:r>
         <w:t>ct_1 vs ct_2</w:t>
@@ -626,6 +759,7 @@
           <w:ilvl w:val="1"/>
           <w:numId w:val="10"/>
         </w:numPr>
+        <w:jc w:val="both"/>
         <w:rPr>
           <w:lang w:val="en-US"/>
         </w:rPr>
@@ -644,6 +778,7 @@
           <w:ilvl w:val="0"/>
           <w:numId w:val="10"/>
         </w:numPr>
+        <w:jc w:val="both"/>
         <w:rPr>
           <w:lang w:val="en-US"/>
         </w:rPr>
@@ -670,21 +805,30 @@
           <w:ilvl w:val="0"/>
           <w:numId w:val="10"/>
         </w:numPr>
+        <w:jc w:val="both"/>
       </w:pPr>
       <w:r>
         <w:t>porównanie modeli</w:t>
       </w:r>
     </w:p>
-    <w:p/>
+    <w:p>
+      <w:pPr>
+        <w:jc w:val="both"/>
+      </w:pPr>
+    </w:p>
     <w:p>
       <w:pPr>
         <w:pStyle w:val="Nagwek2"/>
+        <w:jc w:val="both"/>
       </w:pPr>
       <w:r>
         <w:t>Ekstrakcja cech (preprocessing.py)</w:t>
       </w:r>
     </w:p>
     <w:p>
+      <w:pPr>
+        <w:jc w:val="both"/>
+      </w:pPr>
       <w:r>
         <w:t>Każdy obraz → wektor cech:</w:t>
       </w:r>
@@ -696,6 +840,7 @@
           <w:ilvl w:val="0"/>
           <w:numId w:val="11"/>
         </w:numPr>
+        <w:jc w:val="both"/>
         <w:rPr>
           <w:b/>
           <w:bCs/>
@@ -716,6 +861,7 @@
           <w:ilvl w:val="0"/>
           <w:numId w:val="12"/>
         </w:numPr>
+        <w:jc w:val="both"/>
       </w:pPr>
       <w:r>
         <w:t>9 orientacji</w:t>
@@ -728,6 +874,7 @@
           <w:ilvl w:val="0"/>
           <w:numId w:val="12"/>
         </w:numPr>
+        <w:jc w:val="both"/>
       </w:pPr>
       <w:r>
         <w:t>16x16 piksele na komórkę</w:t>
@@ -740,6 +887,7 @@
           <w:ilvl w:val="0"/>
           <w:numId w:val="12"/>
         </w:numPr>
+        <w:jc w:val="both"/>
       </w:pPr>
       <w:r>
         <w:t>2x2 bloki</w:t>
@@ -748,6 +896,7 @@
     <w:p>
       <w:pPr>
         <w:ind w:left="360"/>
+        <w:jc w:val="both"/>
       </w:pPr>
       <w:r>
         <w:t>opisuje:</w:t>
@@ -760,6 +909,7 @@
           <w:ilvl w:val="0"/>
           <w:numId w:val="13"/>
         </w:numPr>
+        <w:jc w:val="both"/>
       </w:pPr>
       <w:r>
         <w:t>krawędzie</w:t>
@@ -772,6 +922,7 @@
           <w:ilvl w:val="0"/>
           <w:numId w:val="13"/>
         </w:numPr>
+        <w:jc w:val="both"/>
       </w:pPr>
       <w:r>
         <w:t>tekstury</w:t>
@@ -784,12 +935,17 @@
           <w:ilvl w:val="0"/>
           <w:numId w:val="13"/>
         </w:numPr>
+        <w:jc w:val="both"/>
       </w:pPr>
       <w:r>
         <w:t>strukturę monety</w:t>
       </w:r>
     </w:p>
-    <w:p/>
+    <w:p>
+      <w:pPr>
+        <w:jc w:val="both"/>
+      </w:pPr>
+    </w:p>
     <w:p>
       <w:pPr>
         <w:pStyle w:val="Akapitzlist"/>
@@ -797,6 +953,7 @@
           <w:ilvl w:val="0"/>
           <w:numId w:val="11"/>
         </w:numPr>
+        <w:jc w:val="both"/>
         <w:rPr>
           <w:b/>
           <w:bCs/>
@@ -817,6 +974,7 @@
           <w:ilvl w:val="0"/>
           <w:numId w:val="14"/>
         </w:numPr>
+        <w:jc w:val="both"/>
       </w:pPr>
       <w:r>
         <w:t>liczba okręgów (</w:t>
@@ -837,8 +995,10 @@
           <w:ilvl w:val="0"/>
           <w:numId w:val="14"/>
         </w:numPr>
-      </w:pPr>
-      <w:r>
+        <w:jc w:val="both"/>
+      </w:pPr>
+      <w:r>
+        <w:lastRenderedPageBreak/>
         <w:t>maksymalny promień</w:t>
       </w:r>
     </w:p>
@@ -849,6 +1009,7 @@
           <w:ilvl w:val="0"/>
           <w:numId w:val="14"/>
         </w:numPr>
+        <w:jc w:val="both"/>
       </w:pPr>
       <w:r>
         <w:t>stosunek promieni</w:t>
@@ -861,6 +1022,7 @@
           <w:ilvl w:val="0"/>
           <w:numId w:val="14"/>
         </w:numPr>
+        <w:jc w:val="both"/>
       </w:pPr>
       <w:r>
         <w:t>pole konturu</w:t>
@@ -873,6 +1035,7 @@
           <w:ilvl w:val="0"/>
           <w:numId w:val="14"/>
         </w:numPr>
+        <w:jc w:val="both"/>
       </w:pPr>
       <w:r>
         <w:t>obwód</w:t>
@@ -885,6 +1048,7 @@
           <w:ilvl w:val="0"/>
           <w:numId w:val="14"/>
         </w:numPr>
+        <w:jc w:val="both"/>
       </w:pPr>
       <w:proofErr w:type="spellStart"/>
       <w:r>
@@ -892,7 +1056,11 @@
       </w:r>
       <w:proofErr w:type="spellEnd"/>
     </w:p>
-    <w:p/>
+    <w:p>
+      <w:pPr>
+        <w:jc w:val="both"/>
+      </w:pPr>
+    </w:p>
     <w:p>
       <w:pPr>
         <w:pStyle w:val="Akapitzlist"/>
@@ -900,6 +1068,7 @@
           <w:ilvl w:val="0"/>
           <w:numId w:val="11"/>
         </w:numPr>
+        <w:jc w:val="both"/>
         <w:rPr>
           <w:b/>
           <w:bCs/>
@@ -914,6 +1083,9 @@
       </w:r>
     </w:p>
     <w:p>
+      <w:pPr>
+        <w:jc w:val="both"/>
+      </w:pPr>
       <w:r>
         <w:t>Analiza środka monety:</w:t>
       </w:r>
@@ -925,6 +1097,7 @@
           <w:ilvl w:val="0"/>
           <w:numId w:val="15"/>
         </w:numPr>
+        <w:jc w:val="both"/>
       </w:pPr>
       <w:r>
         <w:t>liczba konturów</w:t>
@@ -937,6 +1110,7 @@
           <w:ilvl w:val="0"/>
           <w:numId w:val="15"/>
         </w:numPr>
+        <w:jc w:val="both"/>
       </w:pPr>
       <w:r>
         <w:t>stosunek pola</w:t>
@@ -949,9 +1123,9 @@
           <w:ilvl w:val="0"/>
           <w:numId w:val="15"/>
         </w:numPr>
-      </w:pPr>
-      <w:r>
-        <w:lastRenderedPageBreak/>
+        <w:jc w:val="both"/>
+      </w:pPr>
+      <w:r>
         <w:t xml:space="preserve">proporcje </w:t>
       </w:r>
       <w:proofErr w:type="spellStart"/>
@@ -975,6 +1149,7 @@
           <w:ilvl w:val="0"/>
           <w:numId w:val="15"/>
         </w:numPr>
+        <w:jc w:val="both"/>
       </w:pPr>
       <w:r>
         <w:t>liczba „dziur”</w:t>
@@ -987,6 +1162,7 @@
           <w:ilvl w:val="0"/>
           <w:numId w:val="15"/>
         </w:numPr>
+        <w:jc w:val="both"/>
       </w:pPr>
       <w:r>
         <w:t>średnia jasność</w:t>
@@ -999,21 +1175,30 @@
           <w:ilvl w:val="0"/>
           <w:numId w:val="15"/>
         </w:numPr>
+        <w:jc w:val="both"/>
       </w:pPr>
       <w:r>
         <w:t>odchylenie standardowe</w:t>
       </w:r>
     </w:p>
-    <w:p/>
+    <w:p>
+      <w:pPr>
+        <w:jc w:val="both"/>
+      </w:pPr>
+    </w:p>
     <w:p>
       <w:pPr>
         <w:pStyle w:val="Nagwek2"/>
+        <w:jc w:val="both"/>
       </w:pPr>
       <w:r>
         <w:t>Augmentacja danych</w:t>
       </w:r>
     </w:p>
     <w:p>
+      <w:pPr>
+        <w:jc w:val="both"/>
+      </w:pPr>
       <w:r>
         <w:t xml:space="preserve">Stosowana tylko na </w:t>
       </w:r>
@@ -1033,6 +1218,7 @@
           <w:ilvl w:val="0"/>
           <w:numId w:val="16"/>
         </w:numPr>
+        <w:jc w:val="both"/>
       </w:pPr>
       <w:r>
         <w:t>rotacje: 60°, 120°, 180°, 240°, 300°</w:t>
@@ -1045,12 +1231,16 @@
           <w:ilvl w:val="0"/>
           <w:numId w:val="16"/>
         </w:numPr>
+        <w:jc w:val="both"/>
       </w:pPr>
       <w:r>
         <w:t>odbicie lustrzane</w:t>
       </w:r>
     </w:p>
     <w:p>
+      <w:pPr>
+        <w:jc w:val="both"/>
+      </w:pPr>
       <w:r>
         <w:t>zwiększa odporność modelu na:</w:t>
       </w:r>
@@ -1062,6 +1252,7 @@
           <w:ilvl w:val="0"/>
           <w:numId w:val="17"/>
         </w:numPr>
+        <w:jc w:val="both"/>
       </w:pPr>
       <w:r>
         <w:t>rotację monety</w:t>
@@ -1074,21 +1265,30 @@
           <w:ilvl w:val="0"/>
           <w:numId w:val="17"/>
         </w:numPr>
+        <w:jc w:val="both"/>
       </w:pPr>
       <w:r>
         <w:t>orientację zdjęcia</w:t>
       </w:r>
     </w:p>
-    <w:p/>
+    <w:p>
+      <w:pPr>
+        <w:jc w:val="both"/>
+      </w:pPr>
+    </w:p>
     <w:p>
       <w:pPr>
         <w:pStyle w:val="Nagwek2"/>
+        <w:jc w:val="both"/>
       </w:pPr>
       <w:r>
         <w:t>Modele klasyfikacyjne</w:t>
       </w:r>
     </w:p>
     <w:p>
+      <w:pPr>
+        <w:jc w:val="both"/>
+      </w:pPr>
       <w:r>
         <w:t>Używane algorytmy:</w:t>
       </w:r>
@@ -1100,6 +1300,7 @@
           <w:ilvl w:val="0"/>
           <w:numId w:val="18"/>
         </w:numPr>
+        <w:jc w:val="both"/>
         <w:rPr>
           <w:b/>
           <w:bCs/>
@@ -1138,6 +1339,7 @@
           <w:ilvl w:val="0"/>
           <w:numId w:val="19"/>
         </w:numPr>
+        <w:jc w:val="both"/>
       </w:pPr>
       <w:r>
         <w:t>szybka baza porównawcza</w:t>
@@ -1150,12 +1352,17 @@
           <w:ilvl w:val="0"/>
           <w:numId w:val="19"/>
         </w:numPr>
+        <w:jc w:val="both"/>
       </w:pPr>
       <w:r>
         <w:t>liniowa separacja</w:t>
       </w:r>
     </w:p>
-    <w:p/>
+    <w:p>
+      <w:pPr>
+        <w:jc w:val="both"/>
+      </w:pPr>
+    </w:p>
     <w:p>
       <w:pPr>
         <w:pStyle w:val="Akapitzlist"/>
@@ -1163,6 +1370,7 @@
           <w:ilvl w:val="0"/>
           <w:numId w:val="18"/>
         </w:numPr>
+        <w:jc w:val="both"/>
         <w:rPr>
           <w:b/>
           <w:bCs/>
@@ -1192,6 +1400,7 @@
           <w:ilvl w:val="0"/>
           <w:numId w:val="20"/>
         </w:numPr>
+        <w:jc w:val="both"/>
       </w:pPr>
       <w:r>
         <w:t>bardzo odporne na szum</w:t>
@@ -1204,12 +1413,17 @@
           <w:ilvl w:val="0"/>
           <w:numId w:val="20"/>
         </w:numPr>
+        <w:jc w:val="both"/>
       </w:pPr>
       <w:r>
         <w:t>losowe drzewa decyzyjne</w:t>
       </w:r>
     </w:p>
-    <w:p/>
+    <w:p>
+      <w:pPr>
+        <w:jc w:val="both"/>
+      </w:pPr>
+    </w:p>
     <w:p>
       <w:pPr>
         <w:pStyle w:val="Akapitzlist"/>
@@ -1217,6 +1431,7 @@
           <w:ilvl w:val="0"/>
           <w:numId w:val="18"/>
         </w:numPr>
+        <w:jc w:val="both"/>
         <w:rPr>
           <w:b/>
           <w:bCs/>
@@ -1255,6 +1470,7 @@
           <w:ilvl w:val="0"/>
           <w:numId w:val="21"/>
         </w:numPr>
+        <w:jc w:val="both"/>
       </w:pPr>
       <w:r>
         <w:t>stabilny ensemble</w:t>
@@ -1267,6 +1483,7 @@
           <w:ilvl w:val="0"/>
           <w:numId w:val="21"/>
         </w:numPr>
+        <w:jc w:val="both"/>
       </w:pPr>
       <w:r>
         <w:t xml:space="preserve">redukcja </w:t>
@@ -1277,16 +1494,24 @@
       </w:r>
       <w:proofErr w:type="spellEnd"/>
     </w:p>
-    <w:p/>
+    <w:p>
+      <w:pPr>
+        <w:jc w:val="both"/>
+      </w:pPr>
+    </w:p>
     <w:p>
       <w:pPr>
         <w:pStyle w:val="Nagwek2"/>
+        <w:jc w:val="both"/>
       </w:pPr>
       <w:r>
         <w:t>Metryki</w:t>
       </w:r>
     </w:p>
     <w:p>
+      <w:pPr>
+        <w:jc w:val="both"/>
+      </w:pPr>
       <w:r>
         <w:t>Każdy model oceniany jest przez:</w:t>
       </w:r>
@@ -1298,6 +1523,7 @@
           <w:ilvl w:val="0"/>
           <w:numId w:val="22"/>
         </w:numPr>
+        <w:jc w:val="both"/>
         <w:rPr>
           <w:lang w:val="en-US"/>
         </w:rPr>
@@ -1316,6 +1542,7 @@
           <w:ilvl w:val="0"/>
           <w:numId w:val="22"/>
         </w:numPr>
+        <w:jc w:val="both"/>
         <w:rPr>
           <w:lang w:val="en-US"/>
         </w:rPr>
@@ -1334,20 +1561,21 @@
           <w:ilvl w:val="0"/>
           <w:numId w:val="22"/>
         </w:numPr>
-        <w:rPr>
-          <w:lang w:val="en-US"/>
-        </w:rPr>
-      </w:pPr>
-      <w:r>
-        <w:rPr>
-          <w:lang w:val="en-US"/>
-        </w:rPr>
-        <w:lastRenderedPageBreak/>
+        <w:jc w:val="both"/>
+        <w:rPr>
+          <w:lang w:val="en-US"/>
+        </w:rPr>
+      </w:pPr>
+      <w:r>
+        <w:rPr>
+          <w:lang w:val="en-US"/>
+        </w:rPr>
         <w:t>Cross-validation (3-fold)</w:t>
       </w:r>
     </w:p>
     <w:p>
       <w:pPr>
+        <w:jc w:val="both"/>
         <w:rPr>
           <w:lang w:val="en-US"/>
         </w:rPr>
@@ -1356,6 +1584,7 @@
     <w:p>
       <w:pPr>
         <w:pStyle w:val="Nagwek2"/>
+        <w:jc w:val="both"/>
         <w:rPr>
           <w:lang w:val="en-US"/>
         </w:rPr>
@@ -1371,6 +1600,7 @@
     </w:p>
     <w:p>
       <w:pPr>
+        <w:jc w:val="both"/>
         <w:rPr>
           <w:i/>
           <w:iCs/>
@@ -1403,6 +1633,7 @@
           <w:ilvl w:val="0"/>
           <w:numId w:val="23"/>
         </w:numPr>
+        <w:jc w:val="both"/>
       </w:pPr>
       <w:r>
         <w:t xml:space="preserve">wykonywana tylko na </w:t>
@@ -1423,6 +1654,7 @@
           <w:ilvl w:val="0"/>
           <w:numId w:val="23"/>
         </w:numPr>
+        <w:jc w:val="both"/>
       </w:pPr>
       <w:r>
         <w:t xml:space="preserve">brak data </w:t>
@@ -1440,6 +1672,7 @@
           <w:ilvl w:val="0"/>
           <w:numId w:val="23"/>
         </w:numPr>
+        <w:jc w:val="both"/>
         <w:rPr>
           <w:lang w:val="en-US"/>
         </w:rPr>
@@ -1475,6 +1708,7 @@
     </w:p>
     <w:p>
       <w:pPr>
+        <w:jc w:val="both"/>
         <w:rPr>
           <w:lang w:val="en-US"/>
         </w:rPr>
@@ -1483,6 +1717,7 @@
     <w:p>
       <w:pPr>
         <w:pStyle w:val="Nagwek2"/>
+        <w:jc w:val="both"/>
         <w:rPr>
           <w:lang w:val="en-US"/>
         </w:rPr>
@@ -1503,6 +1738,9 @@
       <w:proofErr w:type="spellEnd"/>
     </w:p>
     <w:p>
+      <w:pPr>
+        <w:jc w:val="both"/>
+      </w:pPr>
       <w:proofErr w:type="spellStart"/>
       <w:r>
         <w:t>Confusion</w:t>
@@ -1519,6 +1757,7 @@
           <w:ilvl w:val="0"/>
           <w:numId w:val="24"/>
         </w:numPr>
+        <w:jc w:val="both"/>
       </w:pPr>
       <w:r>
         <w:t>dla każdego modelu</w:t>
@@ -1531,6 +1770,7 @@
           <w:ilvl w:val="0"/>
           <w:numId w:val="24"/>
         </w:numPr>
+        <w:jc w:val="both"/>
       </w:pPr>
       <w:r>
         <w:t xml:space="preserve">dla każdego </w:t>
@@ -1543,6 +1783,7 @@
     </w:p>
     <w:p>
       <w:pPr>
+        <w:jc w:val="both"/>
         <w:rPr>
           <w:lang w:val="en-US"/>
         </w:rPr>
@@ -1569,6 +1810,7 @@
           <w:ilvl w:val="0"/>
           <w:numId w:val="25"/>
         </w:numPr>
+        <w:jc w:val="both"/>
         <w:rPr>
           <w:lang w:val="en-US"/>
         </w:rPr>
@@ -1587,6 +1829,7 @@
           <w:ilvl w:val="0"/>
           <w:numId w:val="25"/>
         </w:numPr>
+        <w:jc w:val="both"/>
         <w:rPr>
           <w:lang w:val="en-US"/>
         </w:rPr>
@@ -1605,6 +1848,7 @@
           <w:ilvl w:val="0"/>
           <w:numId w:val="25"/>
         </w:numPr>
+        <w:jc w:val="both"/>
         <w:rPr>
           <w:lang w:val="en-US"/>
         </w:rPr>
@@ -1618,6 +1862,7 @@
     </w:p>
     <w:p>
       <w:pPr>
+        <w:jc w:val="both"/>
         <w:rPr>
           <w:lang w:val="en-US"/>
         </w:rPr>
@@ -1626,6 +1871,7 @@
     <w:p>
       <w:pPr>
         <w:pStyle w:val="Nagwek2"/>
+        <w:jc w:val="both"/>
         <w:rPr>
           <w:lang w:val="en-US"/>
         </w:rPr>
@@ -1638,11 +1884,17 @@
       </w:r>
     </w:p>
     <w:p>
+      <w:pPr>
+        <w:jc w:val="both"/>
+      </w:pPr>
       <w:r>
         <w:t>Analiza par klas, które są najtrudniejsze:</w:t>
       </w:r>
     </w:p>
     <w:p>
+      <w:pPr>
+        <w:jc w:val="both"/>
+      </w:pPr>
       <w:r>
         <w:t>Przykłady:</w:t>
       </w:r>
@@ -1654,6 +1906,7 @@
           <w:ilvl w:val="0"/>
           <w:numId w:val="26"/>
         </w:numPr>
+        <w:jc w:val="both"/>
       </w:pPr>
       <w:r>
         <w:t>ct_1 vs ct_2</w:t>
@@ -1666,8 +1919,10 @@
           <w:ilvl w:val="0"/>
           <w:numId w:val="26"/>
         </w:numPr>
-      </w:pPr>
-      <w:r>
+        <w:jc w:val="both"/>
+      </w:pPr>
+      <w:r>
+        <w:lastRenderedPageBreak/>
         <w:t>ct_10 vs ct_20</w:t>
       </w:r>
     </w:p>
@@ -1678,12 +1933,16 @@
           <w:ilvl w:val="0"/>
           <w:numId w:val="26"/>
         </w:numPr>
+        <w:jc w:val="both"/>
       </w:pPr>
       <w:r>
         <w:t>e_1 vs e_2</w:t>
       </w:r>
     </w:p>
     <w:p>
+      <w:pPr>
+        <w:jc w:val="both"/>
+      </w:pPr>
       <w:r>
         <w:t>Cel:</w:t>
       </w:r>
@@ -1695,6 +1954,7 @@
           <w:ilvl w:val="0"/>
           <w:numId w:val="27"/>
         </w:numPr>
+        <w:jc w:val="both"/>
       </w:pPr>
       <w:r>
         <w:t>sprawdzenie granic separacji</w:t>
@@ -1707,6 +1967,7 @@
           <w:ilvl w:val="0"/>
           <w:numId w:val="27"/>
         </w:numPr>
+        <w:jc w:val="both"/>
         <w:rPr>
           <w:lang w:val="en-US"/>
         </w:rPr>
@@ -1750,6 +2011,7 @@
     </w:p>
     <w:p>
       <w:pPr>
+        <w:jc w:val="both"/>
         <w:rPr>
           <w:lang w:val="en-US"/>
         </w:rPr>
@@ -1758,6 +2020,7 @@
     <w:p>
       <w:pPr>
         <w:pStyle w:val="Nagwek2"/>
+        <w:jc w:val="both"/>
         <w:rPr>
           <w:lang w:val="en-US"/>
         </w:rPr>
@@ -1770,6 +2033,9 @@
       </w:r>
     </w:p>
     <w:p>
+      <w:pPr>
+        <w:jc w:val="both"/>
+      </w:pPr>
       <w:r>
         <w:t>Funkcje:</w:t>
       </w:r>
@@ -1781,6 +2047,7 @@
           <w:ilvl w:val="0"/>
           <w:numId w:val="28"/>
         </w:numPr>
+        <w:jc w:val="both"/>
       </w:pPr>
       <w:r>
         <w:t>redukcja wymiarów (49152 → 50)</w:t>
@@ -1793,106 +2060,492 @@
           <w:ilvl w:val="0"/>
           <w:numId w:val="28"/>
         </w:numPr>
-      </w:pPr>
-      <w:r>
+        <w:jc w:val="both"/>
+      </w:pPr>
+      <w:r>
+        <w:t>analiza wariancji</w:t>
+      </w:r>
+    </w:p>
+    <w:p>
+      <w:pPr>
+        <w:pStyle w:val="Akapitzlist"/>
+        <w:numPr>
+          <w:ilvl w:val="0"/>
+          <w:numId w:val="28"/>
+        </w:numPr>
+        <w:jc w:val="both"/>
+      </w:pPr>
+      <w:r>
+        <w:t>wizualizacja 2D i 3D</w:t>
+      </w:r>
+    </w:p>
+    <w:p>
+      <w:pPr>
+        <w:pStyle w:val="Akapitzlist"/>
+        <w:numPr>
+          <w:ilvl w:val="0"/>
+          <w:numId w:val="28"/>
+        </w:numPr>
+        <w:jc w:val="both"/>
+        <w:rPr>
+          <w:lang w:val="en-US"/>
+        </w:rPr>
+      </w:pPr>
+      <w:r>
+        <w:rPr>
+          <w:lang w:val="en-US"/>
+        </w:rPr>
+        <w:t>„</w:t>
+      </w:r>
+      <w:proofErr w:type="spellStart"/>
+      <w:r>
+        <w:rPr>
+          <w:lang w:val="en-US"/>
+        </w:rPr>
+        <w:t>eigencoins</w:t>
+      </w:r>
+      <w:proofErr w:type="spellEnd"/>
+      <w:r>
+        <w:rPr>
+          <w:lang w:val="en-US"/>
+        </w:rPr>
+        <w:t>” (</w:t>
+      </w:r>
+      <w:proofErr w:type="spellStart"/>
+      <w:r>
+        <w:rPr>
+          <w:lang w:val="en-US"/>
+        </w:rPr>
+        <w:t>odpowiednik</w:t>
+      </w:r>
+      <w:proofErr w:type="spellEnd"/>
+      <w:r>
+        <w:rPr>
+          <w:lang w:val="en-US"/>
+        </w:rPr>
+        <w:t xml:space="preserve"> eigenfaces)</w:t>
+      </w:r>
+    </w:p>
+    <w:p>
+      <w:pPr>
+        <w:jc w:val="both"/>
+      </w:pPr>
+      <w:r>
+        <w:t>Wyniki PCA:</w:t>
+      </w:r>
+    </w:p>
+    <w:p>
+      <w:pPr>
+        <w:pStyle w:val="Akapitzlist"/>
+        <w:numPr>
+          <w:ilvl w:val="0"/>
+          <w:numId w:val="29"/>
+        </w:numPr>
+        <w:jc w:val="both"/>
+      </w:pPr>
+      <w:r>
+        <w:t>wykres wariancji skumulowanej</w:t>
+      </w:r>
+    </w:p>
+    <w:p>
+      <w:pPr>
+        <w:pStyle w:val="Akapitzlist"/>
+        <w:numPr>
+          <w:ilvl w:val="0"/>
+          <w:numId w:val="29"/>
+        </w:numPr>
+        <w:jc w:val="both"/>
+      </w:pPr>
+      <w:r>
+        <w:t>wizualizacja klastrów klas</w:t>
+      </w:r>
+    </w:p>
+    <w:p>
+      <w:pPr>
+        <w:pStyle w:val="Akapitzlist"/>
+        <w:numPr>
+          <w:ilvl w:val="0"/>
+          <w:numId w:val="29"/>
+        </w:numPr>
+        <w:jc w:val="both"/>
+        <w:rPr>
+          <w:lang w:val="en-US"/>
+        </w:rPr>
+      </w:pPr>
+      <w:proofErr w:type="spellStart"/>
+      <w:r>
+        <w:rPr>
+          <w:lang w:val="en-US"/>
+        </w:rPr>
+        <w:t>komponenty</w:t>
+      </w:r>
+      <w:proofErr w:type="spellEnd"/>
+      <w:r>
+        <w:rPr>
+          <w:lang w:val="en-US"/>
+        </w:rPr>
+        <w:t xml:space="preserve"> </w:t>
+      </w:r>
+      <w:proofErr w:type="spellStart"/>
+      <w:r>
+        <w:rPr>
+          <w:lang w:val="en-US"/>
+        </w:rPr>
+        <w:t>główne</w:t>
+      </w:r>
+      <w:proofErr w:type="spellEnd"/>
+    </w:p>
+    <w:p>
+      <w:pPr>
+        <w:jc w:val="both"/>
+        <w:rPr>
+          <w:lang w:val="en-US"/>
+        </w:rPr>
+      </w:pPr>
+    </w:p>
+    <w:p>
+      <w:pPr>
+        <w:pStyle w:val="Nagwek2"/>
+        <w:jc w:val="both"/>
+        <w:rPr>
+          <w:lang w:val="en-US"/>
+        </w:rPr>
+      </w:pPr>
+      <w:proofErr w:type="spellStart"/>
+      <w:r>
+        <w:rPr>
+          <w:lang w:val="en-US"/>
+        </w:rPr>
+        <w:t>Wyniki</w:t>
+      </w:r>
+      <w:proofErr w:type="spellEnd"/>
+      <w:r>
+        <w:rPr>
+          <w:lang w:val="en-US"/>
+        </w:rPr>
+        <w:t xml:space="preserve"> </w:t>
+      </w:r>
+      <w:proofErr w:type="spellStart"/>
+      <w:r>
+        <w:rPr>
+          <w:lang w:val="en-US"/>
+        </w:rPr>
+        <w:t>zapisywane</w:t>
+      </w:r>
+      <w:proofErr w:type="spellEnd"/>
+    </w:p>
+    <w:p>
+      <w:pPr>
+        <w:jc w:val="both"/>
+        <w:rPr>
+          <w:lang w:val="en-US"/>
+        </w:rPr>
+      </w:pPr>
+      <w:r>
+        <w:rPr>
+          <w:lang w:val="en-US"/>
+        </w:rPr>
+        <w:t>classification/</w:t>
+      </w:r>
+    </w:p>
+    <w:p>
+      <w:pPr>
+        <w:pStyle w:val="Akapitzlist"/>
+        <w:numPr>
+          <w:ilvl w:val="0"/>
+          <w:numId w:val="30"/>
+        </w:numPr>
+        <w:jc w:val="both"/>
+        <w:rPr>
+          <w:lang w:val="en-US"/>
+        </w:rPr>
+      </w:pPr>
+      <w:proofErr w:type="spellStart"/>
+      <w:r>
+        <w:rPr>
+          <w:lang w:val="en-US"/>
+        </w:rPr>
+        <w:t>raporty</w:t>
+      </w:r>
+      <w:proofErr w:type="spellEnd"/>
+      <w:r>
+        <w:rPr>
+          <w:lang w:val="en-US"/>
+        </w:rPr>
+        <w:t xml:space="preserve"> </w:t>
+      </w:r>
+      <w:proofErr w:type="spellStart"/>
+      <w:r>
+        <w:rPr>
+          <w:lang w:val="en-US"/>
+        </w:rPr>
+        <w:t>modeli</w:t>
+      </w:r>
+      <w:proofErr w:type="spellEnd"/>
+    </w:p>
+    <w:p>
+      <w:pPr>
+        <w:pStyle w:val="Akapitzlist"/>
+        <w:numPr>
+          <w:ilvl w:val="0"/>
+          <w:numId w:val="30"/>
+        </w:numPr>
+        <w:jc w:val="both"/>
+        <w:rPr>
+          <w:lang w:val="en-US"/>
+        </w:rPr>
+      </w:pPr>
+      <w:r>
+        <w:rPr>
+          <w:lang w:val="en-US"/>
+        </w:rPr>
+        <w:t>confusion matrix</w:t>
+      </w:r>
+    </w:p>
+    <w:p>
+      <w:pPr>
+        <w:pStyle w:val="Akapitzlist"/>
+        <w:numPr>
+          <w:ilvl w:val="0"/>
+          <w:numId w:val="30"/>
+        </w:numPr>
+        <w:jc w:val="both"/>
+        <w:rPr>
+          <w:lang w:val="en-US"/>
+        </w:rPr>
+      </w:pPr>
+      <w:proofErr w:type="spellStart"/>
+      <w:r>
+        <w:rPr>
+          <w:lang w:val="en-US"/>
+        </w:rPr>
+        <w:t>tabela</w:t>
+      </w:r>
+      <w:proofErr w:type="spellEnd"/>
+      <w:r>
+        <w:rPr>
+          <w:lang w:val="en-US"/>
+        </w:rPr>
+        <w:t xml:space="preserve"> </w:t>
+      </w:r>
+      <w:proofErr w:type="spellStart"/>
+      <w:r>
+        <w:rPr>
+          <w:lang w:val="en-US"/>
+        </w:rPr>
+        <w:t>zbiorcza</w:t>
+      </w:r>
+      <w:proofErr w:type="spellEnd"/>
+    </w:p>
+    <w:p>
+      <w:pPr>
+        <w:pStyle w:val="Akapitzlist"/>
+        <w:numPr>
+          <w:ilvl w:val="0"/>
+          <w:numId w:val="30"/>
+        </w:numPr>
+        <w:jc w:val="both"/>
+      </w:pPr>
+      <w:r>
+        <w:t>wykres porównawczy</w:t>
+      </w:r>
+    </w:p>
+    <w:p>
+      <w:pPr>
+        <w:jc w:val="both"/>
+      </w:pPr>
+      <w:proofErr w:type="spellStart"/>
+      <w:r>
+        <w:t>models</w:t>
+      </w:r>
+      <w:proofErr w:type="spellEnd"/>
+      <w:r>
+        <w:t>/</w:t>
+      </w:r>
+    </w:p>
+    <w:p>
+      <w:pPr>
+        <w:pStyle w:val="Akapitzlist"/>
+        <w:numPr>
+          <w:ilvl w:val="0"/>
+          <w:numId w:val="31"/>
+        </w:numPr>
+        <w:jc w:val="both"/>
+      </w:pPr>
+      <w:r>
+        <w:t>modele .</w:t>
+      </w:r>
+      <w:proofErr w:type="spellStart"/>
+      <w:r>
+        <w:t>joblib</w:t>
+      </w:r>
+      <w:proofErr w:type="spellEnd"/>
+    </w:p>
+    <w:p>
+      <w:pPr>
+        <w:pStyle w:val="Akapitzlist"/>
+        <w:numPr>
+          <w:ilvl w:val="0"/>
+          <w:numId w:val="31"/>
+        </w:numPr>
+        <w:jc w:val="both"/>
+      </w:pPr>
+      <w:proofErr w:type="spellStart"/>
+      <w:r>
+        <w:t>scaler</w:t>
+      </w:r>
+      <w:proofErr w:type="spellEnd"/>
+    </w:p>
+    <w:p>
+      <w:pPr>
+        <w:jc w:val="both"/>
+      </w:pPr>
+      <w:proofErr w:type="spellStart"/>
+      <w:r>
+        <w:t>eda</w:t>
+      </w:r>
+      <w:proofErr w:type="spellEnd"/>
+      <w:r>
+        <w:t>/</w:t>
+      </w:r>
+    </w:p>
+    <w:p>
+      <w:pPr>
+        <w:pStyle w:val="Akapitzlist"/>
+        <w:numPr>
+          <w:ilvl w:val="0"/>
+          <w:numId w:val="32"/>
+        </w:numPr>
+        <w:jc w:val="both"/>
+      </w:pPr>
+      <w:r>
+        <w:t>histogramy</w:t>
+      </w:r>
+    </w:p>
+    <w:p>
+      <w:pPr>
+        <w:pStyle w:val="Akapitzlist"/>
+        <w:numPr>
+          <w:ilvl w:val="0"/>
+          <w:numId w:val="32"/>
+        </w:numPr>
+        <w:jc w:val="both"/>
+      </w:pPr>
+      <w:r>
+        <w:t>średnie obrazy</w:t>
+      </w:r>
+    </w:p>
+    <w:p>
+      <w:pPr>
+        <w:pStyle w:val="Akapitzlist"/>
+        <w:numPr>
+          <w:ilvl w:val="0"/>
+          <w:numId w:val="32"/>
+        </w:numPr>
+        <w:jc w:val="both"/>
+      </w:pPr>
+      <w:r>
+        <w:t>analiza klas</w:t>
+      </w:r>
+    </w:p>
+    <w:p>
+      <w:pPr>
+        <w:jc w:val="both"/>
+        <w:rPr>
+          <w:lang w:val="en-US"/>
+        </w:rPr>
+      </w:pPr>
+      <w:r>
+        <w:rPr>
+          <w:lang w:val="en-US"/>
+        </w:rPr>
+        <w:t>edges/</w:t>
+      </w:r>
+    </w:p>
+    <w:p>
+      <w:pPr>
+        <w:pStyle w:val="Akapitzlist"/>
+        <w:numPr>
+          <w:ilvl w:val="0"/>
+          <w:numId w:val="33"/>
+        </w:numPr>
+        <w:jc w:val="both"/>
+        <w:rPr>
+          <w:lang w:val="en-US"/>
+        </w:rPr>
+      </w:pPr>
+      <w:r>
+        <w:rPr>
+          <w:lang w:val="en-US"/>
+        </w:rPr>
         <w:lastRenderedPageBreak/>
-        <w:t>analiza wariancji</w:t>
-      </w:r>
-    </w:p>
-    <w:p>
-      <w:pPr>
-        <w:pStyle w:val="Akapitzlist"/>
-        <w:numPr>
-          <w:ilvl w:val="0"/>
-          <w:numId w:val="28"/>
-        </w:numPr>
-      </w:pPr>
-      <w:r>
-        <w:t>wizualizacja 2D i 3D</w:t>
-      </w:r>
-    </w:p>
-    <w:p>
-      <w:pPr>
-        <w:pStyle w:val="Akapitzlist"/>
-        <w:numPr>
-          <w:ilvl w:val="0"/>
-          <w:numId w:val="28"/>
-        </w:numPr>
-        <w:rPr>
-          <w:lang w:val="en-US"/>
-        </w:rPr>
-      </w:pPr>
-      <w:r>
-        <w:rPr>
-          <w:lang w:val="en-US"/>
-        </w:rPr>
-        <w:t>„</w:t>
-      </w:r>
+        <w:t>Canny</w:t>
+      </w:r>
+    </w:p>
+    <w:p>
+      <w:pPr>
+        <w:pStyle w:val="Akapitzlist"/>
+        <w:numPr>
+          <w:ilvl w:val="0"/>
+          <w:numId w:val="33"/>
+        </w:numPr>
+        <w:jc w:val="both"/>
+        <w:rPr>
+          <w:lang w:val="en-US"/>
+        </w:rPr>
+      </w:pPr>
+      <w:r>
+        <w:rPr>
+          <w:lang w:val="en-US"/>
+        </w:rPr>
+        <w:t>HOG</w:t>
+      </w:r>
+    </w:p>
+    <w:p>
+      <w:pPr>
+        <w:pStyle w:val="Akapitzlist"/>
+        <w:numPr>
+          <w:ilvl w:val="0"/>
+          <w:numId w:val="33"/>
+        </w:numPr>
+        <w:jc w:val="both"/>
+        <w:rPr>
+          <w:lang w:val="en-US"/>
+        </w:rPr>
+      </w:pPr>
       <w:proofErr w:type="spellStart"/>
       <w:r>
         <w:rPr>
           <w:lang w:val="en-US"/>
         </w:rPr>
-        <w:t>eigencoins</w:t>
+        <w:t>kontury</w:t>
       </w:r>
       <w:proofErr w:type="spellEnd"/>
-      <w:r>
-        <w:rPr>
-          <w:lang w:val="en-US"/>
-        </w:rPr>
-        <w:t>” (</w:t>
-      </w:r>
+    </w:p>
+    <w:p>
+      <w:pPr>
+        <w:pStyle w:val="Akapitzlist"/>
+        <w:numPr>
+          <w:ilvl w:val="0"/>
+          <w:numId w:val="33"/>
+        </w:numPr>
+        <w:jc w:val="both"/>
+        <w:rPr>
+          <w:lang w:val="en-US"/>
+        </w:rPr>
+      </w:pPr>
       <w:proofErr w:type="spellStart"/>
       <w:r>
         <w:rPr>
           <w:lang w:val="en-US"/>
         </w:rPr>
-        <w:t>odpowiednik</w:t>
+        <w:t>HoughCircles</w:t>
       </w:r>
       <w:proofErr w:type="spellEnd"/>
-      <w:r>
-        <w:rPr>
-          <w:lang w:val="en-US"/>
-        </w:rPr>
-        <w:t xml:space="preserve"> eigenfaces)</w:t>
-      </w:r>
-    </w:p>
-    <w:p>
-      <w:r>
-        <w:t>Wyniki PCA:</w:t>
-      </w:r>
-    </w:p>
-    <w:p>
-      <w:pPr>
-        <w:pStyle w:val="Akapitzlist"/>
-        <w:numPr>
-          <w:ilvl w:val="0"/>
-          <w:numId w:val="29"/>
-        </w:numPr>
-      </w:pPr>
-      <w:r>
-        <w:t>wykres wariancji skumulowanej</w:t>
-      </w:r>
-    </w:p>
-    <w:p>
-      <w:pPr>
-        <w:pStyle w:val="Akapitzlist"/>
-        <w:numPr>
-          <w:ilvl w:val="0"/>
-          <w:numId w:val="29"/>
-        </w:numPr>
-      </w:pPr>
-      <w:r>
-        <w:t>wizualizacja klastrów klas</w:t>
-      </w:r>
-    </w:p>
-    <w:p>
-      <w:pPr>
-        <w:pStyle w:val="Akapitzlist"/>
-        <w:numPr>
-          <w:ilvl w:val="0"/>
-          <w:numId w:val="29"/>
-        </w:numPr>
+    </w:p>
+    <w:p>
+      <w:pPr>
+        <w:jc w:val="both"/>
         <w:rPr>
           <w:lang w:val="en-US"/>
         </w:rPr>
@@ -1902,438 +2555,93 @@
         <w:rPr>
           <w:lang w:val="en-US"/>
         </w:rPr>
-        <w:t>komponenty</w:t>
+        <w:t>hard_pairs</w:t>
       </w:r>
       <w:proofErr w:type="spellEnd"/>
       <w:r>
         <w:rPr>
           <w:lang w:val="en-US"/>
         </w:rPr>
-        <w:t xml:space="preserve"> </w:t>
-      </w:r>
+        <w:t>/</w:t>
+      </w:r>
+    </w:p>
+    <w:p>
+      <w:pPr>
+        <w:pStyle w:val="Akapitzlist"/>
+        <w:numPr>
+          <w:ilvl w:val="0"/>
+          <w:numId w:val="34"/>
+        </w:numPr>
+        <w:jc w:val="both"/>
+      </w:pPr>
+      <w:r>
+        <w:t>analiza binarna klas</w:t>
+      </w:r>
+    </w:p>
+    <w:p>
+      <w:pPr>
+        <w:pStyle w:val="Akapitzlist"/>
+        <w:numPr>
+          <w:ilvl w:val="0"/>
+          <w:numId w:val="34"/>
+        </w:numPr>
+        <w:jc w:val="both"/>
+      </w:pPr>
+      <w:r>
+        <w:t>macierze pomyłek</w:t>
+      </w:r>
+    </w:p>
+    <w:p>
+      <w:pPr>
+        <w:jc w:val="both"/>
+      </w:pPr>
       <w:proofErr w:type="spellStart"/>
       <w:r>
-        <w:rPr>
-          <w:lang w:val="en-US"/>
-        </w:rPr>
-        <w:t>główne</w:t>
+        <w:t>pca</w:t>
       </w:r>
       <w:proofErr w:type="spellEnd"/>
-    </w:p>
-    <w:p>
-      <w:pPr>
-        <w:rPr>
-          <w:lang w:val="en-US"/>
-        </w:rPr>
-      </w:pPr>
+      <w:r>
+        <w:t>/</w:t>
+      </w:r>
+    </w:p>
+    <w:p>
+      <w:pPr>
+        <w:pStyle w:val="Akapitzlist"/>
+        <w:numPr>
+          <w:ilvl w:val="0"/>
+          <w:numId w:val="35"/>
+        </w:numPr>
+        <w:jc w:val="both"/>
+      </w:pPr>
+      <w:r>
+        <w:t>PCA wizualizacje</w:t>
+      </w:r>
+    </w:p>
+    <w:p>
+      <w:pPr>
+        <w:pStyle w:val="Akapitzlist"/>
+        <w:numPr>
+          <w:ilvl w:val="0"/>
+          <w:numId w:val="35"/>
+        </w:numPr>
+        <w:jc w:val="both"/>
+      </w:pPr>
+      <w:r>
+        <w:t>dane zredukowane</w:t>
+      </w:r>
     </w:p>
     <w:p>
       <w:pPr>
         <w:pStyle w:val="Nagwek2"/>
-        <w:rPr>
-          <w:lang w:val="en-US"/>
-        </w:rPr>
-      </w:pPr>
-      <w:proofErr w:type="spellStart"/>
-      <w:r>
-        <w:rPr>
-          <w:lang w:val="en-US"/>
-        </w:rPr>
-        <w:t>Wyniki</w:t>
-      </w:r>
-      <w:proofErr w:type="spellEnd"/>
-      <w:r>
-        <w:rPr>
-          <w:lang w:val="en-US"/>
-        </w:rPr>
-        <w:t xml:space="preserve"> </w:t>
-      </w:r>
-      <w:proofErr w:type="spellStart"/>
-      <w:r>
-        <w:rPr>
-          <w:lang w:val="en-US"/>
-        </w:rPr>
-        <w:t>zapisywane</w:t>
-      </w:r>
-      <w:proofErr w:type="spellEnd"/>
-    </w:p>
-    <w:p>
-      <w:pPr>
-        <w:rPr>
-          <w:lang w:val="en-US"/>
-        </w:rPr>
-      </w:pPr>
-      <w:r>
-        <w:rPr>
-          <w:lang w:val="en-US"/>
-        </w:rPr>
-        <w:t>classification/</w:t>
-      </w:r>
-    </w:p>
-    <w:p>
-      <w:pPr>
-        <w:pStyle w:val="Akapitzlist"/>
-        <w:numPr>
-          <w:ilvl w:val="0"/>
-          <w:numId w:val="30"/>
-        </w:numPr>
-        <w:rPr>
-          <w:lang w:val="en-US"/>
-        </w:rPr>
-      </w:pPr>
-      <w:proofErr w:type="spellStart"/>
-      <w:r>
-        <w:rPr>
-          <w:lang w:val="en-US"/>
-        </w:rPr>
-        <w:t>raporty</w:t>
-      </w:r>
-      <w:proofErr w:type="spellEnd"/>
-      <w:r>
-        <w:rPr>
-          <w:lang w:val="en-US"/>
-        </w:rPr>
-        <w:t xml:space="preserve"> </w:t>
-      </w:r>
-      <w:proofErr w:type="spellStart"/>
-      <w:r>
-        <w:rPr>
-          <w:lang w:val="en-US"/>
-        </w:rPr>
-        <w:t>modeli</w:t>
-      </w:r>
-      <w:proofErr w:type="spellEnd"/>
-    </w:p>
-    <w:p>
-      <w:pPr>
-        <w:pStyle w:val="Akapitzlist"/>
-        <w:numPr>
-          <w:ilvl w:val="0"/>
-          <w:numId w:val="30"/>
-        </w:numPr>
-        <w:rPr>
-          <w:lang w:val="en-US"/>
-        </w:rPr>
-      </w:pPr>
-      <w:r>
-        <w:rPr>
-          <w:lang w:val="en-US"/>
-        </w:rPr>
-        <w:t>confusion matrix</w:t>
-      </w:r>
-    </w:p>
-    <w:p>
-      <w:pPr>
-        <w:pStyle w:val="Akapitzlist"/>
-        <w:numPr>
-          <w:ilvl w:val="0"/>
-          <w:numId w:val="30"/>
-        </w:numPr>
-        <w:rPr>
-          <w:lang w:val="en-US"/>
-        </w:rPr>
-      </w:pPr>
-      <w:proofErr w:type="spellStart"/>
-      <w:r>
-        <w:rPr>
-          <w:lang w:val="en-US"/>
-        </w:rPr>
-        <w:t>tabela</w:t>
-      </w:r>
-      <w:proofErr w:type="spellEnd"/>
-      <w:r>
-        <w:rPr>
-          <w:lang w:val="en-US"/>
-        </w:rPr>
-        <w:t xml:space="preserve"> </w:t>
-      </w:r>
-      <w:proofErr w:type="spellStart"/>
-      <w:r>
-        <w:rPr>
-          <w:lang w:val="en-US"/>
-        </w:rPr>
-        <w:t>zbiorcza</w:t>
-      </w:r>
-      <w:proofErr w:type="spellEnd"/>
-    </w:p>
-    <w:p>
-      <w:pPr>
-        <w:pStyle w:val="Akapitzlist"/>
-        <w:numPr>
-          <w:ilvl w:val="0"/>
-          <w:numId w:val="30"/>
-        </w:numPr>
-      </w:pPr>
-      <w:r>
-        <w:t>wykres porównawczy</w:t>
-      </w:r>
-    </w:p>
-    <w:p>
-      <w:proofErr w:type="spellStart"/>
-      <w:r>
-        <w:t>models</w:t>
-      </w:r>
-      <w:proofErr w:type="spellEnd"/>
-      <w:r>
-        <w:t>/</w:t>
-      </w:r>
-    </w:p>
-    <w:p>
-      <w:pPr>
-        <w:pStyle w:val="Akapitzlist"/>
-        <w:numPr>
-          <w:ilvl w:val="0"/>
-          <w:numId w:val="31"/>
-        </w:numPr>
-      </w:pPr>
-      <w:r>
-        <w:t>modele .</w:t>
-      </w:r>
-      <w:proofErr w:type="spellStart"/>
-      <w:r>
-        <w:t>joblib</w:t>
-      </w:r>
-      <w:proofErr w:type="spellEnd"/>
-    </w:p>
-    <w:p>
-      <w:pPr>
-        <w:pStyle w:val="Akapitzlist"/>
-        <w:numPr>
-          <w:ilvl w:val="0"/>
-          <w:numId w:val="31"/>
-        </w:numPr>
-      </w:pPr>
-      <w:proofErr w:type="spellStart"/>
-      <w:r>
-        <w:t>scaler</w:t>
-      </w:r>
-      <w:proofErr w:type="spellEnd"/>
-    </w:p>
-    <w:p>
-      <w:proofErr w:type="spellStart"/>
-      <w:r>
-        <w:t>eda</w:t>
-      </w:r>
-      <w:proofErr w:type="spellEnd"/>
-      <w:r>
-        <w:t>/</w:t>
-      </w:r>
-    </w:p>
-    <w:p>
-      <w:pPr>
-        <w:pStyle w:val="Akapitzlist"/>
-        <w:numPr>
-          <w:ilvl w:val="0"/>
-          <w:numId w:val="32"/>
-        </w:numPr>
-      </w:pPr>
-      <w:r>
-        <w:t>histogramy</w:t>
-      </w:r>
-    </w:p>
-    <w:p>
-      <w:pPr>
-        <w:pStyle w:val="Akapitzlist"/>
-        <w:numPr>
-          <w:ilvl w:val="0"/>
-          <w:numId w:val="32"/>
-        </w:numPr>
-      </w:pPr>
-      <w:r>
-        <w:t>średnie obrazy</w:t>
-      </w:r>
-    </w:p>
-    <w:p>
-      <w:pPr>
-        <w:pStyle w:val="Akapitzlist"/>
-        <w:numPr>
-          <w:ilvl w:val="0"/>
-          <w:numId w:val="32"/>
-        </w:numPr>
-      </w:pPr>
-      <w:r>
-        <w:t>analiza klas</w:t>
-      </w:r>
-    </w:p>
-    <w:p>
-      <w:pPr>
-        <w:rPr>
-          <w:lang w:val="en-US"/>
-        </w:rPr>
-      </w:pPr>
-      <w:r>
-        <w:rPr>
-          <w:lang w:val="en-US"/>
-        </w:rPr>
-        <w:t>edges/</w:t>
-      </w:r>
-    </w:p>
-    <w:p>
-      <w:pPr>
-        <w:pStyle w:val="Akapitzlist"/>
-        <w:numPr>
-          <w:ilvl w:val="0"/>
-          <w:numId w:val="33"/>
-        </w:numPr>
-        <w:rPr>
-          <w:lang w:val="en-US"/>
-        </w:rPr>
-      </w:pPr>
-      <w:r>
-        <w:rPr>
-          <w:lang w:val="en-US"/>
-        </w:rPr>
-        <w:t>Canny</w:t>
-      </w:r>
-    </w:p>
-    <w:p>
-      <w:pPr>
-        <w:pStyle w:val="Akapitzlist"/>
-        <w:numPr>
-          <w:ilvl w:val="0"/>
-          <w:numId w:val="33"/>
-        </w:numPr>
-        <w:rPr>
-          <w:lang w:val="en-US"/>
-        </w:rPr>
-      </w:pPr>
-      <w:r>
-        <w:rPr>
-          <w:lang w:val="en-US"/>
-        </w:rPr>
-        <w:t>HOG</w:t>
-      </w:r>
-    </w:p>
-    <w:p>
-      <w:pPr>
-        <w:pStyle w:val="Akapitzlist"/>
-        <w:numPr>
-          <w:ilvl w:val="0"/>
-          <w:numId w:val="33"/>
-        </w:numPr>
-        <w:rPr>
-          <w:lang w:val="en-US"/>
-        </w:rPr>
-      </w:pPr>
-      <w:proofErr w:type="spellStart"/>
-      <w:r>
-        <w:rPr>
-          <w:lang w:val="en-US"/>
-        </w:rPr>
-        <w:t>kontury</w:t>
-      </w:r>
-      <w:proofErr w:type="spellEnd"/>
-    </w:p>
-    <w:p>
-      <w:pPr>
-        <w:pStyle w:val="Akapitzlist"/>
-        <w:numPr>
-          <w:ilvl w:val="0"/>
-          <w:numId w:val="33"/>
-        </w:numPr>
-        <w:rPr>
-          <w:lang w:val="en-US"/>
-        </w:rPr>
-      </w:pPr>
-      <w:proofErr w:type="spellStart"/>
-      <w:r>
-        <w:rPr>
-          <w:lang w:val="en-US"/>
-        </w:rPr>
-        <w:t>HoughCircles</w:t>
-      </w:r>
-      <w:proofErr w:type="spellEnd"/>
-    </w:p>
-    <w:p>
-      <w:pPr>
-        <w:rPr>
-          <w:lang w:val="en-US"/>
-        </w:rPr>
-      </w:pPr>
-      <w:proofErr w:type="spellStart"/>
-      <w:r>
-        <w:rPr>
-          <w:lang w:val="en-US"/>
-        </w:rPr>
-        <w:t>hard_pairs</w:t>
-      </w:r>
-      <w:proofErr w:type="spellEnd"/>
-      <w:r>
-        <w:rPr>
-          <w:lang w:val="en-US"/>
-        </w:rPr>
-        <w:t>/</w:t>
-      </w:r>
-    </w:p>
-    <w:p>
-      <w:pPr>
-        <w:pStyle w:val="Akapitzlist"/>
-        <w:numPr>
-          <w:ilvl w:val="0"/>
-          <w:numId w:val="34"/>
-        </w:numPr>
-      </w:pPr>
-      <w:r>
-        <w:t>analiza binarna klas</w:t>
-      </w:r>
-    </w:p>
-    <w:p>
-      <w:pPr>
-        <w:pStyle w:val="Akapitzlist"/>
-        <w:numPr>
-          <w:ilvl w:val="0"/>
-          <w:numId w:val="34"/>
-        </w:numPr>
-      </w:pPr>
-      <w:r>
-        <w:t>macierze pomyłek</w:t>
-      </w:r>
-    </w:p>
-    <w:p>
-      <w:proofErr w:type="spellStart"/>
-      <w:r>
-        <w:t>pca</w:t>
-      </w:r>
-      <w:proofErr w:type="spellEnd"/>
-      <w:r>
-        <w:t>/</w:t>
-      </w:r>
-    </w:p>
-    <w:p>
-      <w:pPr>
-        <w:pStyle w:val="Akapitzlist"/>
-        <w:numPr>
-          <w:ilvl w:val="0"/>
-          <w:numId w:val="35"/>
-        </w:numPr>
-      </w:pPr>
-      <w:r>
-        <w:t>PCA wizualizacje</w:t>
-      </w:r>
-    </w:p>
-    <w:p>
-      <w:pPr>
-        <w:pStyle w:val="Akapitzlist"/>
-        <w:numPr>
-          <w:ilvl w:val="0"/>
-          <w:numId w:val="35"/>
-        </w:numPr>
-      </w:pPr>
-      <w:r>
-        <w:t>dane zredukowane</w:t>
-      </w:r>
-    </w:p>
-    <w:p>
-      <w:pPr>
-        <w:pStyle w:val="Nagwek2"/>
-      </w:pPr>
-      <w:r>
-        <w:lastRenderedPageBreak/>
+        <w:jc w:val="both"/>
+      </w:pPr>
+      <w:r>
         <w:t>Uruchomienie projektu</w:t>
       </w:r>
     </w:p>
     <w:p>
       <w:pPr>
+        <w:jc w:val="both"/>
         <w:rPr>
           <w:i/>
           <w:iCs/>
@@ -2357,6 +2665,9 @@
       </w:r>
     </w:p>
     <w:p>
+      <w:pPr>
+        <w:jc w:val="both"/>
+      </w:pPr>
       <w:r>
         <w:t>Automatycznie wykona:</w:t>
       </w:r>
@@ -2368,6 +2679,7 @@
           <w:ilvl w:val="0"/>
           <w:numId w:val="36"/>
         </w:numPr>
+        <w:jc w:val="both"/>
       </w:pPr>
       <w:proofErr w:type="spellStart"/>
       <w:r>
@@ -2385,6 +2697,7 @@
           <w:ilvl w:val="0"/>
           <w:numId w:val="36"/>
         </w:numPr>
+        <w:jc w:val="both"/>
       </w:pPr>
       <w:r>
         <w:t>wizualizacje krawędzi</w:t>
@@ -2397,6 +2710,7 @@
           <w:ilvl w:val="0"/>
           <w:numId w:val="36"/>
         </w:numPr>
+        <w:jc w:val="both"/>
       </w:pPr>
       <w:r>
         <w:t>trening modeli</w:t>
@@ -2409,15 +2723,21 @@
           <w:ilvl w:val="0"/>
           <w:numId w:val="36"/>
         </w:numPr>
+        <w:jc w:val="both"/>
       </w:pPr>
       <w:r>
         <w:t>analizę trudnych par</w:t>
       </w:r>
     </w:p>
-    <w:p/>
+    <w:p>
+      <w:pPr>
+        <w:jc w:val="both"/>
+      </w:pPr>
+    </w:p>
     <w:p>
       <w:pPr>
         <w:pStyle w:val="Nagwek2"/>
+        <w:jc w:val="both"/>
       </w:pPr>
       <w:r>
         <w:t>Najważniejsze cechy projektu</w:t>
@@ -2430,6 +2750,7 @@
           <w:ilvl w:val="0"/>
           <w:numId w:val="37"/>
         </w:numPr>
+        <w:jc w:val="both"/>
       </w:pPr>
       <w:r>
         <w:t>HOG + geometria + cechy cyfry</w:t>
@@ -2442,6 +2763,7 @@
           <w:ilvl w:val="0"/>
           <w:numId w:val="37"/>
         </w:numPr>
+        <w:jc w:val="both"/>
       </w:pPr>
       <w:r>
         <w:t xml:space="preserve">brak data </w:t>
@@ -2459,6 +2781,7 @@
           <w:ilvl w:val="0"/>
           <w:numId w:val="37"/>
         </w:numPr>
+        <w:jc w:val="both"/>
       </w:pPr>
       <w:r>
         <w:t xml:space="preserve">augmentacja tylko </w:t>
@@ -2476,6 +2799,7 @@
           <w:ilvl w:val="0"/>
           <w:numId w:val="37"/>
         </w:numPr>
+        <w:jc w:val="both"/>
       </w:pPr>
       <w:r>
         <w:t>cross-</w:t>
@@ -2493,6 +2817,7 @@
           <w:ilvl w:val="0"/>
           <w:numId w:val="37"/>
         </w:numPr>
+        <w:jc w:val="both"/>
       </w:pPr>
       <w:r>
         <w:t>PCA analiza</w:t>
@@ -2505,6 +2830,7 @@
           <w:ilvl w:val="0"/>
           <w:numId w:val="37"/>
         </w:numPr>
+        <w:jc w:val="both"/>
       </w:pPr>
       <w:r>
         <w:t>analiza trudnych przypadków</w:t>
@@ -2517,6 +2843,7 @@
           <w:ilvl w:val="0"/>
           <w:numId w:val="37"/>
         </w:numPr>
+        <w:jc w:val="both"/>
       </w:pPr>
       <w:r>
         <w:t xml:space="preserve">pełna automatyzacja </w:t>

--- a/dokumentacja.docx
+++ b/dokumentacja.docx
@@ -4,10 +4,1567 @@
   <w:body>
     <w:p>
       <w:r>
-        <w:t>Strona tytułowa</w:t>
-      </w:r>
-    </w:p>
-    <w:p>
+        <w:rPr>
+          <w:noProof/>
+        </w:rPr>
+        <mc:AlternateContent>
+          <mc:Choice Requires="wpg">
+            <w:drawing>
+              <wp:inline distT="0" distB="0" distL="0" distR="0" wp14:anchorId="6DA79B2F" wp14:editId="4D4E07C5">
+                <wp:extent cx="5619115" cy="6916420"/>
+                <wp:effectExtent l="0" t="0" r="635" b="0"/>
+                <wp:docPr id="613873130" name="Grupa 1"/>
+                <wp:cNvGraphicFramePr>
+                  <a:graphicFrameLocks xmlns:a="http://schemas.openxmlformats.org/drawingml/2006/main"/>
+                </wp:cNvGraphicFramePr>
+                <a:graphic xmlns:a="http://schemas.openxmlformats.org/drawingml/2006/main">
+                  <a:graphicData uri="http://schemas.microsoft.com/office/word/2010/wordprocessingGroup">
+                    <wpg:wgp>
+                      <wpg:cNvGrpSpPr>
+                        <a:grpSpLocks/>
+                      </wpg:cNvGrpSpPr>
+                      <wpg:grpSpPr bwMode="auto">
+                        <a:xfrm>
+                          <a:off x="0" y="0"/>
+                          <a:ext cx="5619115" cy="6916420"/>
+                          <a:chOff x="7547" y="129"/>
+                          <a:chExt cx="61989" cy="76302"/>
+                        </a:xfrm>
+                      </wpg:grpSpPr>
+                      <pic:pic xmlns:pic="http://schemas.openxmlformats.org/drawingml/2006/picture">
+                        <pic:nvPicPr>
+                          <pic:cNvPr id="16657463" name="Picture 7"/>
+                          <pic:cNvPicPr>
+                            <a:picLocks noChangeAspect="1" noChangeArrowheads="1"/>
+                          </pic:cNvPicPr>
+                        </pic:nvPicPr>
+                        <pic:blipFill>
+                          <a:blip r:embed="rId5">
+                            <a:extLst>
+                              <a:ext uri="{28A0092B-C50C-407E-A947-70E740481C1C}">
+                                <a14:useLocalDpi xmlns:a14="http://schemas.microsoft.com/office/drawing/2010/main" val="0"/>
+                              </a:ext>
+                            </a:extLst>
+                          </a:blip>
+                          <a:srcRect/>
+                          <a:stretch>
+                            <a:fillRect/>
+                          </a:stretch>
+                        </pic:blipFill>
+                        <pic:spPr bwMode="auto">
+                          <a:xfrm>
+                            <a:off x="20230" y="129"/>
+                            <a:ext cx="38481" cy="12922"/>
+                          </a:xfrm>
+                          <a:prstGeom prst="rect">
+                            <a:avLst/>
+                          </a:prstGeom>
+                          <a:noFill/>
+                          <a:extLst>
+                            <a:ext uri="{909E8E84-426E-40DD-AFC4-6F175D3DCCD1}">
+                              <a14:hiddenFill xmlns:a14="http://schemas.microsoft.com/office/drawing/2010/main">
+                                <a:solidFill>
+                                  <a:srgbClr val="FFFFFF"/>
+                                </a:solidFill>
+                              </a14:hiddenFill>
+                            </a:ext>
+                          </a:extLst>
+                        </pic:spPr>
+                      </pic:pic>
+                      <pic:pic xmlns:pic="http://schemas.openxmlformats.org/drawingml/2006/picture">
+                        <pic:nvPicPr>
+                          <pic:cNvPr id="102886199" name="Picture 9"/>
+                          <pic:cNvPicPr>
+                            <a:picLocks noChangeAspect="1" noChangeArrowheads="1"/>
+                          </pic:cNvPicPr>
+                        </pic:nvPicPr>
+                        <pic:blipFill>
+                          <a:blip r:embed="rId6">
+                            <a:extLst>
+                              <a:ext uri="{28A0092B-C50C-407E-A947-70E740481C1C}">
+                                <a14:useLocalDpi xmlns:a14="http://schemas.microsoft.com/office/drawing/2010/main" val="0"/>
+                              </a:ext>
+                            </a:extLst>
+                          </a:blip>
+                          <a:srcRect/>
+                          <a:stretch>
+                            <a:fillRect/>
+                          </a:stretch>
+                        </pic:blipFill>
+                        <pic:spPr bwMode="auto">
+                          <a:xfrm>
+                            <a:off x="7547" y="14410"/>
+                            <a:ext cx="61989" cy="62021"/>
+                          </a:xfrm>
+                          <a:prstGeom prst="rect">
+                            <a:avLst/>
+                          </a:prstGeom>
+                          <a:noFill/>
+                          <a:extLst>
+                            <a:ext uri="{909E8E84-426E-40DD-AFC4-6F175D3DCCD1}">
+                              <a14:hiddenFill xmlns:a14="http://schemas.microsoft.com/office/drawing/2010/main">
+                                <a:solidFill>
+                                  <a:srgbClr val="FFFFFF"/>
+                                </a:solidFill>
+                              </a14:hiddenFill>
+                            </a:ext>
+                          </a:extLst>
+                        </pic:spPr>
+                      </pic:pic>
+                      <wps:wsp>
+                        <wps:cNvPr id="1087222448" name="Rectangle 23"/>
+                        <wps:cNvSpPr>
+                          <a:spLocks noChangeArrowheads="1"/>
+                        </wps:cNvSpPr>
+                        <wps:spPr bwMode="auto">
+                          <a:xfrm>
+                            <a:off x="31355" y="19554"/>
+                            <a:ext cx="2180" cy="8107"/>
+                          </a:xfrm>
+                          <a:prstGeom prst="rect">
+                            <a:avLst/>
+                          </a:prstGeom>
+                          <a:noFill/>
+                          <a:ln>
+                            <a:noFill/>
+                          </a:ln>
+                          <a:extLst>
+                            <a:ext uri="{909E8E84-426E-40DD-AFC4-6F175D3DCCD1}">
+                              <a14:hiddenFill xmlns:a14="http://schemas.microsoft.com/office/drawing/2010/main">
+                                <a:solidFill>
+                                  <a:srgbClr val="FFFFFF"/>
+                                </a:solidFill>
+                              </a14:hiddenFill>
+                            </a:ext>
+                            <a:ext uri="{91240B29-F687-4F45-9708-019B960494DF}">
+                              <a14:hiddenLine xmlns:a14="http://schemas.microsoft.com/office/drawing/2010/main" w="9525">
+                                <a:solidFill>
+                                  <a:srgbClr val="000000"/>
+                                </a:solidFill>
+                                <a:miter lim="800000"/>
+                                <a:headEnd/>
+                                <a:tailEnd/>
+                              </a14:hiddenLine>
+                            </a:ext>
+                          </a:extLst>
+                        </wps:spPr>
+                        <wps:txbx>
+                          <w:txbxContent>
+                            <w:p>
+                              <w:pPr>
+                                <w:spacing w:line="254" w:lineRule="auto"/>
+                              </w:pPr>
+                              <w:r>
+                                <w:rPr>
+                                  <w:sz w:val="96"/>
+                                </w:rPr>
+                                <w:t xml:space="preserve"> </w:t>
+                              </w:r>
+                            </w:p>
+                          </w:txbxContent>
+                        </wps:txbx>
+                        <wps:bodyPr rot="0" vert="horz" wrap="square" lIns="0" tIns="0" rIns="0" bIns="0" anchor="t" anchorCtr="0" upright="1">
+                          <a:noAutofit/>
+                        </wps:bodyPr>
+                      </wps:wsp>
+                      <wps:wsp>
+                        <wps:cNvPr id="855567333" name="Rectangle 24"/>
+                        <wps:cNvSpPr>
+                          <a:spLocks noChangeArrowheads="1"/>
+                        </wps:cNvSpPr>
+                        <wps:spPr bwMode="auto">
+                          <a:xfrm>
+                            <a:off x="31355" y="26873"/>
+                            <a:ext cx="2180" cy="8107"/>
+                          </a:xfrm>
+                          <a:prstGeom prst="rect">
+                            <a:avLst/>
+                          </a:prstGeom>
+                          <a:noFill/>
+                          <a:ln>
+                            <a:noFill/>
+                          </a:ln>
+                          <a:extLst>
+                            <a:ext uri="{909E8E84-426E-40DD-AFC4-6F175D3DCCD1}">
+                              <a14:hiddenFill xmlns:a14="http://schemas.microsoft.com/office/drawing/2010/main">
+                                <a:solidFill>
+                                  <a:srgbClr val="FFFFFF"/>
+                                </a:solidFill>
+                              </a14:hiddenFill>
+                            </a:ext>
+                            <a:ext uri="{91240B29-F687-4F45-9708-019B960494DF}">
+                              <a14:hiddenLine xmlns:a14="http://schemas.microsoft.com/office/drawing/2010/main" w="9525">
+                                <a:solidFill>
+                                  <a:srgbClr val="000000"/>
+                                </a:solidFill>
+                                <a:miter lim="800000"/>
+                                <a:headEnd/>
+                                <a:tailEnd/>
+                              </a14:hiddenLine>
+                            </a:ext>
+                          </a:extLst>
+                        </wps:spPr>
+                        <wps:txbx>
+                          <w:txbxContent>
+                            <w:p>
+                              <w:pPr>
+                                <w:spacing w:line="254" w:lineRule="auto"/>
+                              </w:pPr>
+                              <w:r>
+                                <w:rPr>
+                                  <w:sz w:val="96"/>
+                                </w:rPr>
+                                <w:t xml:space="preserve"> </w:t>
+                              </w:r>
+                            </w:p>
+                          </w:txbxContent>
+                        </wps:txbx>
+                        <wps:bodyPr rot="0" vert="horz" wrap="square" lIns="0" tIns="0" rIns="0" bIns="0" anchor="t" anchorCtr="0" upright="1">
+                          <a:noAutofit/>
+                        </wps:bodyPr>
+                      </wps:wsp>
+                      <wps:wsp>
+                        <wps:cNvPr id="710826830" name="Rectangle 25"/>
+                        <wps:cNvSpPr>
+                          <a:spLocks noChangeArrowheads="1"/>
+                        </wps:cNvSpPr>
+                        <wps:spPr bwMode="auto">
+                          <a:xfrm>
+                            <a:off x="31355" y="33472"/>
+                            <a:ext cx="910" cy="3385"/>
+                          </a:xfrm>
+                          <a:prstGeom prst="rect">
+                            <a:avLst/>
+                          </a:prstGeom>
+                          <a:noFill/>
+                          <a:ln>
+                            <a:noFill/>
+                          </a:ln>
+                          <a:extLst>
+                            <a:ext uri="{909E8E84-426E-40DD-AFC4-6F175D3DCCD1}">
+                              <a14:hiddenFill xmlns:a14="http://schemas.microsoft.com/office/drawing/2010/main">
+                                <a:solidFill>
+                                  <a:srgbClr val="FFFFFF"/>
+                                </a:solidFill>
+                              </a14:hiddenFill>
+                            </a:ext>
+                            <a:ext uri="{91240B29-F687-4F45-9708-019B960494DF}">
+                              <a14:hiddenLine xmlns:a14="http://schemas.microsoft.com/office/drawing/2010/main" w="9525">
+                                <a:solidFill>
+                                  <a:srgbClr val="000000"/>
+                                </a:solidFill>
+                                <a:miter lim="800000"/>
+                                <a:headEnd/>
+                                <a:tailEnd/>
+                              </a14:hiddenLine>
+                            </a:ext>
+                          </a:extLst>
+                        </wps:spPr>
+                        <wps:txbx>
+                          <w:txbxContent>
+                            <w:p>
+                              <w:pPr>
+                                <w:spacing w:line="254" w:lineRule="auto"/>
+                              </w:pPr>
+                              <w:r>
+                                <w:rPr>
+                                  <w:sz w:val="40"/>
+                                </w:rPr>
+                                <w:t xml:space="preserve"> </w:t>
+                              </w:r>
+                            </w:p>
+                          </w:txbxContent>
+                        </wps:txbx>
+                        <wps:bodyPr rot="0" vert="horz" wrap="square" lIns="0" tIns="0" rIns="0" bIns="0" anchor="t" anchorCtr="0" upright="1">
+                          <a:noAutofit/>
+                        </wps:bodyPr>
+                      </wps:wsp>
+                      <wps:wsp>
+                        <wps:cNvPr id="1186741871" name="Rectangle 26"/>
+                        <wps:cNvSpPr>
+                          <a:spLocks noChangeArrowheads="1"/>
+                        </wps:cNvSpPr>
+                        <wps:spPr bwMode="auto">
+                          <a:xfrm>
+                            <a:off x="14465" y="36363"/>
+                            <a:ext cx="9737" cy="2371"/>
+                          </a:xfrm>
+                          <a:prstGeom prst="rect">
+                            <a:avLst/>
+                          </a:prstGeom>
+                          <a:noFill/>
+                          <a:ln>
+                            <a:noFill/>
+                          </a:ln>
+                          <a:extLst>
+                            <a:ext uri="{909E8E84-426E-40DD-AFC4-6F175D3DCCD1}">
+                              <a14:hiddenFill xmlns:a14="http://schemas.microsoft.com/office/drawing/2010/main">
+                                <a:solidFill>
+                                  <a:srgbClr val="FFFFFF"/>
+                                </a:solidFill>
+                              </a14:hiddenFill>
+                            </a:ext>
+                            <a:ext uri="{91240B29-F687-4F45-9708-019B960494DF}">
+                              <a14:hiddenLine xmlns:a14="http://schemas.microsoft.com/office/drawing/2010/main" w="9525">
+                                <a:solidFill>
+                                  <a:srgbClr val="000000"/>
+                                </a:solidFill>
+                                <a:miter lim="800000"/>
+                                <a:headEnd/>
+                                <a:tailEnd/>
+                              </a14:hiddenLine>
+                            </a:ext>
+                          </a:extLst>
+                        </wps:spPr>
+                        <wps:txbx>
+                          <w:txbxContent>
+                            <w:p>
+                              <w:pPr>
+                                <w:spacing w:line="254" w:lineRule="auto"/>
+                              </w:pPr>
+                              <w:r>
+                                <w:rPr>
+                                  <w:sz w:val="28"/>
+                                </w:rPr>
+                                <w:t xml:space="preserve"> </w:t>
+                              </w:r>
+                            </w:p>
+                          </w:txbxContent>
+                        </wps:txbx>
+                        <wps:bodyPr rot="0" vert="horz" wrap="square" lIns="0" tIns="0" rIns="0" bIns="0" anchor="t" anchorCtr="0" upright="1">
+                          <a:noAutofit/>
+                        </wps:bodyPr>
+                      </wps:wsp>
+                      <wps:wsp>
+                        <wps:cNvPr id="28522476" name="Rectangle 27"/>
+                        <wps:cNvSpPr>
+                          <a:spLocks noChangeArrowheads="1"/>
+                        </wps:cNvSpPr>
+                        <wps:spPr bwMode="auto">
+                          <a:xfrm>
+                            <a:off x="21784" y="36363"/>
+                            <a:ext cx="18663" cy="2371"/>
+                          </a:xfrm>
+                          <a:prstGeom prst="rect">
+                            <a:avLst/>
+                          </a:prstGeom>
+                          <a:noFill/>
+                          <a:ln>
+                            <a:noFill/>
+                          </a:ln>
+                          <a:extLst>
+                            <a:ext uri="{909E8E84-426E-40DD-AFC4-6F175D3DCCD1}">
+                              <a14:hiddenFill xmlns:a14="http://schemas.microsoft.com/office/drawing/2010/main">
+                                <a:solidFill>
+                                  <a:srgbClr val="FFFFFF"/>
+                                </a:solidFill>
+                              </a14:hiddenFill>
+                            </a:ext>
+                            <a:ext uri="{91240B29-F687-4F45-9708-019B960494DF}">
+                              <a14:hiddenLine xmlns:a14="http://schemas.microsoft.com/office/drawing/2010/main" w="9525">
+                                <a:solidFill>
+                                  <a:srgbClr val="000000"/>
+                                </a:solidFill>
+                                <a:miter lim="800000"/>
+                                <a:headEnd/>
+                                <a:tailEnd/>
+                              </a14:hiddenLine>
+                            </a:ext>
+                          </a:extLst>
+                        </wps:spPr>
+                        <wps:txbx>
+                          <w:txbxContent>
+                            <w:p>
+                              <w:pPr>
+                                <w:spacing w:line="254" w:lineRule="auto"/>
+                              </w:pPr>
+                            </w:p>
+                          </w:txbxContent>
+                        </wps:txbx>
+                        <wps:bodyPr rot="0" vert="horz" wrap="square" lIns="0" tIns="0" rIns="0" bIns="0" anchor="t" anchorCtr="0" upright="1">
+                          <a:noAutofit/>
+                        </wps:bodyPr>
+                      </wps:wsp>
+                      <wps:wsp>
+                        <wps:cNvPr id="801258993" name="Rectangle 28"/>
+                        <wps:cNvSpPr>
+                          <a:spLocks noChangeArrowheads="1"/>
+                        </wps:cNvSpPr>
+                        <wps:spPr bwMode="auto">
+                          <a:xfrm>
+                            <a:off x="35822" y="36363"/>
+                            <a:ext cx="638" cy="2371"/>
+                          </a:xfrm>
+                          <a:prstGeom prst="rect">
+                            <a:avLst/>
+                          </a:prstGeom>
+                          <a:noFill/>
+                          <a:ln>
+                            <a:noFill/>
+                          </a:ln>
+                          <a:extLst>
+                            <a:ext uri="{909E8E84-426E-40DD-AFC4-6F175D3DCCD1}">
+                              <a14:hiddenFill xmlns:a14="http://schemas.microsoft.com/office/drawing/2010/main">
+                                <a:solidFill>
+                                  <a:srgbClr val="FFFFFF"/>
+                                </a:solidFill>
+                              </a14:hiddenFill>
+                            </a:ext>
+                            <a:ext uri="{91240B29-F687-4F45-9708-019B960494DF}">
+                              <a14:hiddenLine xmlns:a14="http://schemas.microsoft.com/office/drawing/2010/main" w="9525">
+                                <a:solidFill>
+                                  <a:srgbClr val="000000"/>
+                                </a:solidFill>
+                                <a:miter lim="800000"/>
+                                <a:headEnd/>
+                                <a:tailEnd/>
+                              </a14:hiddenLine>
+                            </a:ext>
+                          </a:extLst>
+                        </wps:spPr>
+                        <wps:txbx>
+                          <w:txbxContent>
+                            <w:p>
+                              <w:pPr>
+                                <w:spacing w:line="254" w:lineRule="auto"/>
+                              </w:pPr>
+                              <w:r>
+                                <w:rPr>
+                                  <w:sz w:val="28"/>
+                                </w:rPr>
+                                <w:t xml:space="preserve"> </w:t>
+                              </w:r>
+                            </w:p>
+                          </w:txbxContent>
+                        </wps:txbx>
+                        <wps:bodyPr rot="0" vert="horz" wrap="square" lIns="0" tIns="0" rIns="0" bIns="0" anchor="t" anchorCtr="0" upright="1">
+                          <a:noAutofit/>
+                        </wps:bodyPr>
+                      </wps:wsp>
+                      <wps:wsp>
+                        <wps:cNvPr id="254113900" name="Rectangle 29"/>
+                        <wps:cNvSpPr>
+                          <a:spLocks noChangeArrowheads="1"/>
+                        </wps:cNvSpPr>
+                        <wps:spPr bwMode="auto">
+                          <a:xfrm>
+                            <a:off x="8135" y="49958"/>
+                            <a:ext cx="60522" cy="3801"/>
+                          </a:xfrm>
+                          <a:prstGeom prst="rect">
+                            <a:avLst/>
+                          </a:prstGeom>
+                          <a:noFill/>
+                          <a:ln>
+                            <a:noFill/>
+                          </a:ln>
+                          <a:extLst>
+                            <a:ext uri="{909E8E84-426E-40DD-AFC4-6F175D3DCCD1}">
+                              <a14:hiddenFill xmlns:a14="http://schemas.microsoft.com/office/drawing/2010/main">
+                                <a:solidFill>
+                                  <a:srgbClr val="FFFFFF"/>
+                                </a:solidFill>
+                              </a14:hiddenFill>
+                            </a:ext>
+                            <a:ext uri="{91240B29-F687-4F45-9708-019B960494DF}">
+                              <a14:hiddenLine xmlns:a14="http://schemas.microsoft.com/office/drawing/2010/main" w="9525">
+                                <a:solidFill>
+                                  <a:srgbClr val="000000"/>
+                                </a:solidFill>
+                                <a:miter lim="800000"/>
+                                <a:headEnd/>
+                                <a:tailEnd/>
+                              </a14:hiddenLine>
+                            </a:ext>
+                          </a:extLst>
+                        </wps:spPr>
+                        <wps:txbx>
+                          <w:txbxContent>
+                            <w:p>
+                              <w:pPr>
+                                <w:spacing w:line="254" w:lineRule="auto"/>
+                                <w:jc w:val="center"/>
+                                <w:rPr>
+                                  <w:sz w:val="36"/>
+                                  <w:szCs w:val="36"/>
+                                </w:rPr>
+                              </w:pPr>
+                              <w:r>
+                                <w:rPr>
+                                  <w:sz w:val="36"/>
+                                  <w:szCs w:val="36"/>
+                                </w:rPr>
+                                <w:t>Klasyfikacja nominałów monet euro</w:t>
+                              </w:r>
+                            </w:p>
+                          </w:txbxContent>
+                        </wps:txbx>
+                        <wps:bodyPr rot="0" vert="horz" wrap="square" lIns="0" tIns="0" rIns="0" bIns="0" anchor="t" anchorCtr="0" upright="1">
+                          <a:noAutofit/>
+                        </wps:bodyPr>
+                      </wps:wsp>
+                      <wps:wsp>
+                        <wps:cNvPr id="783524195" name="Rectangle 30"/>
+                        <wps:cNvSpPr>
+                          <a:spLocks noChangeArrowheads="1"/>
+                        </wps:cNvSpPr>
+                        <wps:spPr bwMode="auto">
+                          <a:xfrm>
+                            <a:off x="48247" y="36363"/>
+                            <a:ext cx="638" cy="2371"/>
+                          </a:xfrm>
+                          <a:prstGeom prst="rect">
+                            <a:avLst/>
+                          </a:prstGeom>
+                          <a:noFill/>
+                          <a:ln>
+                            <a:noFill/>
+                          </a:ln>
+                          <a:extLst>
+                            <a:ext uri="{909E8E84-426E-40DD-AFC4-6F175D3DCCD1}">
+                              <a14:hiddenFill xmlns:a14="http://schemas.microsoft.com/office/drawing/2010/main">
+                                <a:solidFill>
+                                  <a:srgbClr val="FFFFFF"/>
+                                </a:solidFill>
+                              </a14:hiddenFill>
+                            </a:ext>
+                            <a:ext uri="{91240B29-F687-4F45-9708-019B960494DF}">
+                              <a14:hiddenLine xmlns:a14="http://schemas.microsoft.com/office/drawing/2010/main" w="9525">
+                                <a:solidFill>
+                                  <a:srgbClr val="000000"/>
+                                </a:solidFill>
+                                <a:miter lim="800000"/>
+                                <a:headEnd/>
+                                <a:tailEnd/>
+                              </a14:hiddenLine>
+                            </a:ext>
+                          </a:extLst>
+                        </wps:spPr>
+                        <wps:txbx>
+                          <w:txbxContent>
+                            <w:p>
+                              <w:pPr>
+                                <w:spacing w:line="254" w:lineRule="auto"/>
+                              </w:pPr>
+                              <w:r>
+                                <w:rPr>
+                                  <w:sz w:val="28"/>
+                                </w:rPr>
+                                <w:t xml:space="preserve"> </w:t>
+                              </w:r>
+                            </w:p>
+                          </w:txbxContent>
+                        </wps:txbx>
+                        <wps:bodyPr rot="0" vert="horz" wrap="square" lIns="0" tIns="0" rIns="0" bIns="0" anchor="t" anchorCtr="0" upright="1">
+                          <a:noAutofit/>
+                        </wps:bodyPr>
+                      </wps:wsp>
+                      <wps:wsp>
+                        <wps:cNvPr id="1364245650" name="Rectangle 31"/>
+                        <wps:cNvSpPr>
+                          <a:spLocks noChangeArrowheads="1"/>
+                        </wps:cNvSpPr>
+                        <wps:spPr bwMode="auto">
+                          <a:xfrm>
+                            <a:off x="31355" y="38443"/>
+                            <a:ext cx="545" cy="2027"/>
+                          </a:xfrm>
+                          <a:prstGeom prst="rect">
+                            <a:avLst/>
+                          </a:prstGeom>
+                          <a:noFill/>
+                          <a:ln>
+                            <a:noFill/>
+                          </a:ln>
+                          <a:extLst>
+                            <a:ext uri="{909E8E84-426E-40DD-AFC4-6F175D3DCCD1}">
+                              <a14:hiddenFill xmlns:a14="http://schemas.microsoft.com/office/drawing/2010/main">
+                                <a:solidFill>
+                                  <a:srgbClr val="FFFFFF"/>
+                                </a:solidFill>
+                              </a14:hiddenFill>
+                            </a:ext>
+                            <a:ext uri="{91240B29-F687-4F45-9708-019B960494DF}">
+                              <a14:hiddenLine xmlns:a14="http://schemas.microsoft.com/office/drawing/2010/main" w="9525">
+                                <a:solidFill>
+                                  <a:srgbClr val="000000"/>
+                                </a:solidFill>
+                                <a:miter lim="800000"/>
+                                <a:headEnd/>
+                                <a:tailEnd/>
+                              </a14:hiddenLine>
+                            </a:ext>
+                          </a:extLst>
+                        </wps:spPr>
+                        <wps:txbx>
+                          <w:txbxContent>
+                            <w:p>
+                              <w:pPr>
+                                <w:spacing w:line="254" w:lineRule="auto"/>
+                              </w:pPr>
+                              <w:r>
+                                <w:t xml:space="preserve"> </w:t>
+                              </w:r>
+                            </w:p>
+                          </w:txbxContent>
+                        </wps:txbx>
+                        <wps:bodyPr rot="0" vert="horz" wrap="square" lIns="0" tIns="0" rIns="0" bIns="0" anchor="t" anchorCtr="0" upright="1">
+                          <a:noAutofit/>
+                        </wps:bodyPr>
+                      </wps:wsp>
+                      <wps:wsp>
+                        <wps:cNvPr id="1400244142" name="Rectangle 63"/>
+                        <wps:cNvSpPr>
+                          <a:spLocks noChangeArrowheads="1"/>
+                        </wps:cNvSpPr>
+                        <wps:spPr bwMode="auto">
+                          <a:xfrm>
+                            <a:off x="12454" y="36732"/>
+                            <a:ext cx="54196" cy="12827"/>
+                          </a:xfrm>
+                          <a:prstGeom prst="rect">
+                            <a:avLst/>
+                          </a:prstGeom>
+                          <a:noFill/>
+                          <a:ln>
+                            <a:noFill/>
+                          </a:ln>
+                          <a:extLst>
+                            <a:ext uri="{909E8E84-426E-40DD-AFC4-6F175D3DCCD1}">
+                              <a14:hiddenFill xmlns:a14="http://schemas.microsoft.com/office/drawing/2010/main">
+                                <a:solidFill>
+                                  <a:srgbClr val="FFFFFF"/>
+                                </a:solidFill>
+                              </a14:hiddenFill>
+                            </a:ext>
+                            <a:ext uri="{91240B29-F687-4F45-9708-019B960494DF}">
+                              <a14:hiddenLine xmlns:a14="http://schemas.microsoft.com/office/drawing/2010/main" w="9525">
+                                <a:solidFill>
+                                  <a:srgbClr val="000000"/>
+                                </a:solidFill>
+                                <a:miter lim="800000"/>
+                                <a:headEnd/>
+                                <a:tailEnd/>
+                              </a14:hiddenLine>
+                            </a:ext>
+                          </a:extLst>
+                        </wps:spPr>
+                        <wps:txbx>
+                          <w:txbxContent>
+                            <w:p>
+                              <w:pPr>
+                                <w:spacing w:line="254" w:lineRule="auto"/>
+                                <w:jc w:val="center"/>
+                                <w:rPr>
+                                  <w:b/>
+                                  <w:bCs/>
+                                  <w:sz w:val="72"/>
+                                  <w:szCs w:val="72"/>
+                                </w:rPr>
+                              </w:pPr>
+                              <w:r>
+                                <w:rPr>
+                                  <w:b/>
+                                  <w:bCs/>
+                                  <w:sz w:val="72"/>
+                                  <w:szCs w:val="72"/>
+                                </w:rPr>
+                                <w:t>Algorytmy i eksploracja danych</w:t>
+                              </w:r>
+                            </w:p>
+                          </w:txbxContent>
+                        </wps:txbx>
+                        <wps:bodyPr rot="0" vert="horz" wrap="square" lIns="0" tIns="0" rIns="0" bIns="0" anchor="t" anchorCtr="0" upright="1">
+                          <a:noAutofit/>
+                        </wps:bodyPr>
+                      </wps:wsp>
+                      <wps:wsp>
+                        <wps:cNvPr id="1300392632" name="Rectangle 64"/>
+                        <wps:cNvSpPr>
+                          <a:spLocks noChangeArrowheads="1"/>
+                        </wps:cNvSpPr>
+                        <wps:spPr bwMode="auto">
+                          <a:xfrm>
+                            <a:off x="33329" y="40586"/>
+                            <a:ext cx="2039" cy="4053"/>
+                          </a:xfrm>
+                          <a:prstGeom prst="rect">
+                            <a:avLst/>
+                          </a:prstGeom>
+                          <a:noFill/>
+                          <a:ln>
+                            <a:noFill/>
+                          </a:ln>
+                          <a:extLst>
+                            <a:ext uri="{909E8E84-426E-40DD-AFC4-6F175D3DCCD1}">
+                              <a14:hiddenFill xmlns:a14="http://schemas.microsoft.com/office/drawing/2010/main">
+                                <a:solidFill>
+                                  <a:srgbClr val="FFFFFF"/>
+                                </a:solidFill>
+                              </a14:hiddenFill>
+                            </a:ext>
+                            <a:ext uri="{91240B29-F687-4F45-9708-019B960494DF}">
+                              <a14:hiddenLine xmlns:a14="http://schemas.microsoft.com/office/drawing/2010/main" w="9525">
+                                <a:solidFill>
+                                  <a:srgbClr val="000000"/>
+                                </a:solidFill>
+                                <a:miter lim="800000"/>
+                                <a:headEnd/>
+                                <a:tailEnd/>
+                              </a14:hiddenLine>
+                            </a:ext>
+                          </a:extLst>
+                        </wps:spPr>
+                        <wps:txbx>
+                          <w:txbxContent>
+                            <w:p>
+                              <w:pPr>
+                                <w:spacing w:line="254" w:lineRule="auto"/>
+                              </w:pPr>
+                            </w:p>
+                          </w:txbxContent>
+                        </wps:txbx>
+                        <wps:bodyPr rot="0" vert="horz" wrap="square" lIns="0" tIns="0" rIns="0" bIns="0" anchor="t" anchorCtr="0" upright="1">
+                          <a:noAutofit/>
+                        </wps:bodyPr>
+                      </wps:wsp>
+                      <wps:wsp>
+                        <wps:cNvPr id="985375629" name="Rectangle 68"/>
+                        <wps:cNvSpPr>
+                          <a:spLocks noChangeArrowheads="1"/>
+                        </wps:cNvSpPr>
+                        <wps:spPr bwMode="auto">
+                          <a:xfrm>
+                            <a:off x="62728" y="40586"/>
+                            <a:ext cx="1090" cy="4053"/>
+                          </a:xfrm>
+                          <a:prstGeom prst="rect">
+                            <a:avLst/>
+                          </a:prstGeom>
+                          <a:noFill/>
+                          <a:ln>
+                            <a:noFill/>
+                          </a:ln>
+                          <a:extLst>
+                            <a:ext uri="{909E8E84-426E-40DD-AFC4-6F175D3DCCD1}">
+                              <a14:hiddenFill xmlns:a14="http://schemas.microsoft.com/office/drawing/2010/main">
+                                <a:solidFill>
+                                  <a:srgbClr val="FFFFFF"/>
+                                </a:solidFill>
+                              </a14:hiddenFill>
+                            </a:ext>
+                            <a:ext uri="{91240B29-F687-4F45-9708-019B960494DF}">
+                              <a14:hiddenLine xmlns:a14="http://schemas.microsoft.com/office/drawing/2010/main" w="9525">
+                                <a:solidFill>
+                                  <a:srgbClr val="000000"/>
+                                </a:solidFill>
+                                <a:miter lim="800000"/>
+                                <a:headEnd/>
+                                <a:tailEnd/>
+                              </a14:hiddenLine>
+                            </a:ext>
+                          </a:extLst>
+                        </wps:spPr>
+                        <wps:txbx>
+                          <w:txbxContent>
+                            <w:p>
+                              <w:pPr>
+                                <w:spacing w:line="254" w:lineRule="auto"/>
+                              </w:pPr>
+                              <w:hyperlink r:id="rId7" w:history="1">
+                                <w:r>
+                                  <w:rPr>
+                                    <w:rStyle w:val="Hipercze"/>
+                                    <w:color w:val="000000"/>
+                                    <w:sz w:val="48"/>
+                                  </w:rPr>
+                                  <w:t xml:space="preserve"> </w:t>
+                                </w:r>
+                              </w:hyperlink>
+                            </w:p>
+                          </w:txbxContent>
+                        </wps:txbx>
+                        <wps:bodyPr rot="0" vert="horz" wrap="square" lIns="0" tIns="0" rIns="0" bIns="0" anchor="t" anchorCtr="0" upright="1">
+                          <a:noAutofit/>
+                        </wps:bodyPr>
+                      </wps:wsp>
+                      <wps:wsp>
+                        <wps:cNvPr id="1431107857" name="Rectangle 41"/>
+                        <wps:cNvSpPr>
+                          <a:spLocks noChangeArrowheads="1"/>
+                        </wps:cNvSpPr>
+                        <wps:spPr bwMode="auto">
+                          <a:xfrm>
+                            <a:off x="31355" y="56959"/>
+                            <a:ext cx="910" cy="3385"/>
+                          </a:xfrm>
+                          <a:prstGeom prst="rect">
+                            <a:avLst/>
+                          </a:prstGeom>
+                          <a:noFill/>
+                          <a:ln>
+                            <a:noFill/>
+                          </a:ln>
+                          <a:extLst>
+                            <a:ext uri="{909E8E84-426E-40DD-AFC4-6F175D3DCCD1}">
+                              <a14:hiddenFill xmlns:a14="http://schemas.microsoft.com/office/drawing/2010/main">
+                                <a:solidFill>
+                                  <a:srgbClr val="FFFFFF"/>
+                                </a:solidFill>
+                              </a14:hiddenFill>
+                            </a:ext>
+                            <a:ext uri="{91240B29-F687-4F45-9708-019B960494DF}">
+                              <a14:hiddenLine xmlns:a14="http://schemas.microsoft.com/office/drawing/2010/main" w="9525">
+                                <a:solidFill>
+                                  <a:srgbClr val="000000"/>
+                                </a:solidFill>
+                                <a:miter lim="800000"/>
+                                <a:headEnd/>
+                                <a:tailEnd/>
+                              </a14:hiddenLine>
+                            </a:ext>
+                          </a:extLst>
+                        </wps:spPr>
+                        <wps:txbx>
+                          <w:txbxContent>
+                            <w:p>
+                              <w:pPr>
+                                <w:spacing w:line="254" w:lineRule="auto"/>
+                              </w:pPr>
+                              <w:r>
+                                <w:rPr>
+                                  <w:sz w:val="40"/>
+                                </w:rPr>
+                                <w:t xml:space="preserve"> </w:t>
+                              </w:r>
+                            </w:p>
+                          </w:txbxContent>
+                        </wps:txbx>
+                        <wps:bodyPr rot="0" vert="horz" wrap="square" lIns="0" tIns="0" rIns="0" bIns="0" anchor="t" anchorCtr="0" upright="1">
+                          <a:noAutofit/>
+                        </wps:bodyPr>
+                      </wps:wsp>
+                      <wps:wsp>
+                        <wps:cNvPr id="1110151200" name="Rectangle 42"/>
+                        <wps:cNvSpPr>
+                          <a:spLocks noChangeArrowheads="1"/>
+                        </wps:cNvSpPr>
+                        <wps:spPr bwMode="auto">
+                          <a:xfrm>
+                            <a:off x="31355" y="60007"/>
+                            <a:ext cx="910" cy="3385"/>
+                          </a:xfrm>
+                          <a:prstGeom prst="rect">
+                            <a:avLst/>
+                          </a:prstGeom>
+                          <a:noFill/>
+                          <a:ln>
+                            <a:noFill/>
+                          </a:ln>
+                          <a:extLst>
+                            <a:ext uri="{909E8E84-426E-40DD-AFC4-6F175D3DCCD1}">
+                              <a14:hiddenFill xmlns:a14="http://schemas.microsoft.com/office/drawing/2010/main">
+                                <a:solidFill>
+                                  <a:srgbClr val="FFFFFF"/>
+                                </a:solidFill>
+                              </a14:hiddenFill>
+                            </a:ext>
+                            <a:ext uri="{91240B29-F687-4F45-9708-019B960494DF}">
+                              <a14:hiddenLine xmlns:a14="http://schemas.microsoft.com/office/drawing/2010/main" w="9525">
+                                <a:solidFill>
+                                  <a:srgbClr val="000000"/>
+                                </a:solidFill>
+                                <a:miter lim="800000"/>
+                                <a:headEnd/>
+                                <a:tailEnd/>
+                              </a14:hiddenLine>
+                            </a:ext>
+                          </a:extLst>
+                        </wps:spPr>
+                        <wps:txbx>
+                          <w:txbxContent>
+                            <w:p>
+                              <w:pPr>
+                                <w:spacing w:line="254" w:lineRule="auto"/>
+                              </w:pPr>
+                              <w:r>
+                                <w:rPr>
+                                  <w:sz w:val="40"/>
+                                </w:rPr>
+                                <w:t xml:space="preserve"> </w:t>
+                              </w:r>
+                            </w:p>
+                          </w:txbxContent>
+                        </wps:txbx>
+                        <wps:bodyPr rot="0" vert="horz" wrap="square" lIns="0" tIns="0" rIns="0" bIns="0" anchor="t" anchorCtr="0" upright="1">
+                          <a:noAutofit/>
+                        </wps:bodyPr>
+                      </wps:wsp>
+                      <wps:wsp>
+                        <wps:cNvPr id="2043553268" name="Rectangle 43"/>
+                        <wps:cNvSpPr>
+                          <a:spLocks noChangeArrowheads="1"/>
+                        </wps:cNvSpPr>
+                        <wps:spPr bwMode="auto">
+                          <a:xfrm>
+                            <a:off x="31355" y="63055"/>
+                            <a:ext cx="910" cy="3385"/>
+                          </a:xfrm>
+                          <a:prstGeom prst="rect">
+                            <a:avLst/>
+                          </a:prstGeom>
+                          <a:noFill/>
+                          <a:ln>
+                            <a:noFill/>
+                          </a:ln>
+                          <a:extLst>
+                            <a:ext uri="{909E8E84-426E-40DD-AFC4-6F175D3DCCD1}">
+                              <a14:hiddenFill xmlns:a14="http://schemas.microsoft.com/office/drawing/2010/main">
+                                <a:solidFill>
+                                  <a:srgbClr val="FFFFFF"/>
+                                </a:solidFill>
+                              </a14:hiddenFill>
+                            </a:ext>
+                            <a:ext uri="{91240B29-F687-4F45-9708-019B960494DF}">
+                              <a14:hiddenLine xmlns:a14="http://schemas.microsoft.com/office/drawing/2010/main" w="9525">
+                                <a:solidFill>
+                                  <a:srgbClr val="000000"/>
+                                </a:solidFill>
+                                <a:miter lim="800000"/>
+                                <a:headEnd/>
+                                <a:tailEnd/>
+                              </a14:hiddenLine>
+                            </a:ext>
+                          </a:extLst>
+                        </wps:spPr>
+                        <wps:txbx>
+                          <w:txbxContent>
+                            <w:p>
+                              <w:pPr>
+                                <w:spacing w:line="254" w:lineRule="auto"/>
+                              </w:pPr>
+                              <w:r>
+                                <w:rPr>
+                                  <w:sz w:val="40"/>
+                                </w:rPr>
+                                <w:t xml:space="preserve"> </w:t>
+                              </w:r>
+                            </w:p>
+                          </w:txbxContent>
+                        </wps:txbx>
+                        <wps:bodyPr rot="0" vert="horz" wrap="square" lIns="0" tIns="0" rIns="0" bIns="0" anchor="t" anchorCtr="0" upright="1">
+                          <a:noAutofit/>
+                        </wps:bodyPr>
+                      </wps:wsp>
+                      <wps:wsp>
+                        <wps:cNvPr id="1282513858" name="Rectangle 44"/>
+                        <wps:cNvSpPr>
+                          <a:spLocks noChangeArrowheads="1"/>
+                        </wps:cNvSpPr>
+                        <wps:spPr bwMode="auto">
+                          <a:xfrm>
+                            <a:off x="33578" y="66011"/>
+                            <a:ext cx="725" cy="2696"/>
+                          </a:xfrm>
+                          <a:prstGeom prst="rect">
+                            <a:avLst/>
+                          </a:prstGeom>
+                          <a:noFill/>
+                          <a:ln>
+                            <a:noFill/>
+                          </a:ln>
+                          <a:extLst>
+                            <a:ext uri="{909E8E84-426E-40DD-AFC4-6F175D3DCCD1}">
+                              <a14:hiddenFill xmlns:a14="http://schemas.microsoft.com/office/drawing/2010/main">
+                                <a:solidFill>
+                                  <a:srgbClr val="FFFFFF"/>
+                                </a:solidFill>
+                              </a14:hiddenFill>
+                            </a:ext>
+                            <a:ext uri="{91240B29-F687-4F45-9708-019B960494DF}">
+                              <a14:hiddenLine xmlns:a14="http://schemas.microsoft.com/office/drawing/2010/main" w="9525">
+                                <a:solidFill>
+                                  <a:srgbClr val="000000"/>
+                                </a:solidFill>
+                                <a:miter lim="800000"/>
+                                <a:headEnd/>
+                                <a:tailEnd/>
+                              </a14:hiddenLine>
+                            </a:ext>
+                          </a:extLst>
+                        </wps:spPr>
+                        <wps:txbx>
+                          <w:txbxContent>
+                            <w:p>
+                              <w:pPr>
+                                <w:spacing w:line="254" w:lineRule="auto"/>
+                              </w:pPr>
+                              <w:r>
+                                <w:rPr>
+                                  <w:sz w:val="32"/>
+                                </w:rPr>
+                                <w:t xml:space="preserve"> </w:t>
+                              </w:r>
+                            </w:p>
+                          </w:txbxContent>
+                        </wps:txbx>
+                        <wps:bodyPr rot="0" vert="horz" wrap="square" lIns="0" tIns="0" rIns="0" bIns="0" anchor="t" anchorCtr="0" upright="1">
+                          <a:noAutofit/>
+                        </wps:bodyPr>
+                      </wps:wsp>
+                      <wps:wsp>
+                        <wps:cNvPr id="2104912116" name="Rectangle 45"/>
+                        <wps:cNvSpPr>
+                          <a:spLocks noChangeArrowheads="1"/>
+                        </wps:cNvSpPr>
+                        <wps:spPr bwMode="auto">
+                          <a:xfrm>
+                            <a:off x="31355" y="68454"/>
+                            <a:ext cx="725" cy="2695"/>
+                          </a:xfrm>
+                          <a:prstGeom prst="rect">
+                            <a:avLst/>
+                          </a:prstGeom>
+                          <a:noFill/>
+                          <a:ln>
+                            <a:noFill/>
+                          </a:ln>
+                          <a:extLst>
+                            <a:ext uri="{909E8E84-426E-40DD-AFC4-6F175D3DCCD1}">
+                              <a14:hiddenFill xmlns:a14="http://schemas.microsoft.com/office/drawing/2010/main">
+                                <a:solidFill>
+                                  <a:srgbClr val="FFFFFF"/>
+                                </a:solidFill>
+                              </a14:hiddenFill>
+                            </a:ext>
+                            <a:ext uri="{91240B29-F687-4F45-9708-019B960494DF}">
+                              <a14:hiddenLine xmlns:a14="http://schemas.microsoft.com/office/drawing/2010/main" w="9525">
+                                <a:solidFill>
+                                  <a:srgbClr val="000000"/>
+                                </a:solidFill>
+                                <a:miter lim="800000"/>
+                                <a:headEnd/>
+                                <a:tailEnd/>
+                              </a14:hiddenLine>
+                            </a:ext>
+                          </a:extLst>
+                        </wps:spPr>
+                        <wps:txbx>
+                          <w:txbxContent>
+                            <w:p>
+                              <w:pPr>
+                                <w:spacing w:line="254" w:lineRule="auto"/>
+                              </w:pPr>
+                              <w:r>
+                                <w:rPr>
+                                  <w:sz w:val="32"/>
+                                </w:rPr>
+                                <w:t xml:space="preserve"> </w:t>
+                              </w:r>
+                            </w:p>
+                          </w:txbxContent>
+                        </wps:txbx>
+                        <wps:bodyPr rot="0" vert="horz" wrap="square" lIns="0" tIns="0" rIns="0" bIns="0" anchor="t" anchorCtr="0" upright="1">
+                          <a:noAutofit/>
+                        </wps:bodyPr>
+                      </wps:wsp>
+                      <wps:wsp>
+                        <wps:cNvPr id="2103674206" name="Rectangle 47"/>
+                        <wps:cNvSpPr>
+                          <a:spLocks noChangeArrowheads="1"/>
+                        </wps:cNvSpPr>
+                        <wps:spPr bwMode="auto">
+                          <a:xfrm>
+                            <a:off x="37758" y="70984"/>
+                            <a:ext cx="1987" cy="3384"/>
+                          </a:xfrm>
+                          <a:prstGeom prst="rect">
+                            <a:avLst/>
+                          </a:prstGeom>
+                          <a:noFill/>
+                          <a:ln>
+                            <a:noFill/>
+                          </a:ln>
+                          <a:extLst>
+                            <a:ext uri="{909E8E84-426E-40DD-AFC4-6F175D3DCCD1}">
+                              <a14:hiddenFill xmlns:a14="http://schemas.microsoft.com/office/drawing/2010/main">
+                                <a:solidFill>
+                                  <a:srgbClr val="FFFFFF"/>
+                                </a:solidFill>
+                              </a14:hiddenFill>
+                            </a:ext>
+                            <a:ext uri="{91240B29-F687-4F45-9708-019B960494DF}">
+                              <a14:hiddenLine xmlns:a14="http://schemas.microsoft.com/office/drawing/2010/main" w="9525">
+                                <a:solidFill>
+                                  <a:srgbClr val="000000"/>
+                                </a:solidFill>
+                                <a:miter lim="800000"/>
+                                <a:headEnd/>
+                                <a:tailEnd/>
+                              </a14:hiddenLine>
+                            </a:ext>
+                          </a:extLst>
+                        </wps:spPr>
+                        <wps:txbx>
+                          <w:txbxContent>
+                            <w:p>
+                              <w:pPr>
+                                <w:spacing w:line="254" w:lineRule="auto"/>
+                              </w:pPr>
+                            </w:p>
+                          </w:txbxContent>
+                        </wps:txbx>
+                        <wps:bodyPr rot="0" vert="horz" wrap="square" lIns="0" tIns="0" rIns="0" bIns="0" anchor="t" anchorCtr="0" upright="1">
+                          <a:noAutofit/>
+                        </wps:bodyPr>
+                      </wps:wsp>
+                      <wps:wsp>
+                        <wps:cNvPr id="1116987312" name="Rectangle 48"/>
+                        <wps:cNvSpPr>
+                          <a:spLocks noChangeArrowheads="1"/>
+                        </wps:cNvSpPr>
+                        <wps:spPr bwMode="auto">
+                          <a:xfrm>
+                            <a:off x="39251" y="70984"/>
+                            <a:ext cx="911" cy="3384"/>
+                          </a:xfrm>
+                          <a:prstGeom prst="rect">
+                            <a:avLst/>
+                          </a:prstGeom>
+                          <a:noFill/>
+                          <a:ln>
+                            <a:noFill/>
+                          </a:ln>
+                          <a:extLst>
+                            <a:ext uri="{909E8E84-426E-40DD-AFC4-6F175D3DCCD1}">
+                              <a14:hiddenFill xmlns:a14="http://schemas.microsoft.com/office/drawing/2010/main">
+                                <a:solidFill>
+                                  <a:srgbClr val="FFFFFF"/>
+                                </a:solidFill>
+                              </a14:hiddenFill>
+                            </a:ext>
+                            <a:ext uri="{91240B29-F687-4F45-9708-019B960494DF}">
+                              <a14:hiddenLine xmlns:a14="http://schemas.microsoft.com/office/drawing/2010/main" w="9525">
+                                <a:solidFill>
+                                  <a:srgbClr val="000000"/>
+                                </a:solidFill>
+                                <a:miter lim="800000"/>
+                                <a:headEnd/>
+                                <a:tailEnd/>
+                              </a14:hiddenLine>
+                            </a:ext>
+                          </a:extLst>
+                        </wps:spPr>
+                        <wps:txbx>
+                          <w:txbxContent>
+                            <w:p>
+                              <w:pPr>
+                                <w:spacing w:line="254" w:lineRule="auto"/>
+                              </w:pPr>
+                              <w:r>
+                                <w:rPr>
+                                  <w:sz w:val="40"/>
+                                </w:rPr>
+                                <w:t xml:space="preserve"> </w:t>
+                              </w:r>
+                            </w:p>
+                          </w:txbxContent>
+                        </wps:txbx>
+                        <wps:bodyPr rot="0" vert="horz" wrap="square" lIns="0" tIns="0" rIns="0" bIns="0" anchor="t" anchorCtr="0" upright="1">
+                          <a:noAutofit/>
+                        </wps:bodyPr>
+                      </wps:wsp>
+                    </wpg:wgp>
+                  </a:graphicData>
+                </a:graphic>
+              </wp:inline>
+            </w:drawing>
+          </mc:Choice>
+          <mc:Fallback>
+            <w:pict>
+              <v:group w14:anchorId="6DA79B2F" id="Grupa 1" o:spid="_x0000_s1026" style="width:442.45pt;height:544.6pt;mso-position-horizontal-relative:char;mso-position-vertical-relative:line" coordorigin="7547,129" coordsize="61989,76302" o:gfxdata="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">
+                <v:shapetype id="_x0000_t75" coordsize="21600,21600" o:spt="75" o:preferrelative="t" path="m@4@5l@4@11@9@11@9@5xe" filled="f" stroked="f">
+                  <v:stroke joinstyle="miter"/>
+                  <v:formulas>
+                    <v:f eqn="if lineDrawn pixelLineWidth 0"/>
+                    <v:f eqn="sum @0 1 0"/>
+                    <v:f eqn="sum 0 0 @1"/>
+                    <v:f eqn="prod @2 1 2"/>
+                    <v:f eqn="prod @3 21600 pixelWidth"/>
+                    <v:f eqn="prod @3 21600 pixelHeight"/>
+                    <v:f eqn="sum @0 0 1"/>
+                    <v:f eqn="prod @6 1 2"/>
+                    <v:f eqn="prod @7 21600 pixelWidth"/>
+                    <v:f eqn="sum @8 21600 0"/>
+                    <v:f eqn="prod @7 21600 pixelHeight"/>
+                    <v:f eqn="sum @10 21600 0"/>
+                  </v:formulas>
+                  <v:path o:extrusionok="f" gradientshapeok="t" o:connecttype="rect"/>
+                  <o:lock v:ext="edit" aspectratio="t"/>
+                </v:shapetype>
+                <v:shape id="Picture 7" o:spid="_x0000_s1027" type="#_x0000_t75" style="position:absolute;left:20230;top:129;width:38481;height:12922;visibility:visible;mso-wrap-style:square" o:gfxdata="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">
+                  <v:imagedata r:id="rId8" o:title=""/>
+                </v:shape>
+                <v:shape id="Picture 9" o:spid="_x0000_s1028" type="#_x0000_t75" style="position:absolute;left:7547;top:14410;width:61989;height:62021;visibility:visible;mso-wrap-style:square" o:gfxdata="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">
+                  <v:imagedata r:id="rId9" o:title=""/>
+                </v:shape>
+                <v:rect id="Rectangle 23" o:spid="_x0000_s1029" style="position:absolute;left:31355;top:19554;width:2180;height:8107;visibility:visible;mso-wrap-style:square;v-text-anchor:top" o:gfxdata="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" filled="f" stroked="f">
+                  <v:textbox inset="0,0,0,0">
+                    <w:txbxContent>
+                      <w:p>
+                        <w:pPr>
+                          <w:spacing w:line="254" w:lineRule="auto"/>
+                        </w:pPr>
+                        <w:r>
+                          <w:rPr>
+                            <w:sz w:val="96"/>
+                          </w:rPr>
+                          <w:t xml:space="preserve"> </w:t>
+                        </w:r>
+                      </w:p>
+                    </w:txbxContent>
+                  </v:textbox>
+                </v:rect>
+                <v:rect id="Rectangle 24" o:spid="_x0000_s1030" style="position:absolute;left:31355;top:26873;width:2180;height:8107;visibility:visible;mso-wrap-style:square;v-text-anchor:top" o:gfxdata="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" filled="f" stroked="f">
+                  <v:textbox inset="0,0,0,0">
+                    <w:txbxContent>
+                      <w:p>
+                        <w:pPr>
+                          <w:spacing w:line="254" w:lineRule="auto"/>
+                        </w:pPr>
+                        <w:r>
+                          <w:rPr>
+                            <w:sz w:val="96"/>
+                          </w:rPr>
+                          <w:t xml:space="preserve"> </w:t>
+                        </w:r>
+                      </w:p>
+                    </w:txbxContent>
+                  </v:textbox>
+                </v:rect>
+                <v:rect id="Rectangle 25" o:spid="_x0000_s1031" style="position:absolute;left:31355;top:33472;width:910;height:3385;visibility:visible;mso-wrap-style:square;v-text-anchor:top" o:gfxdata="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" filled="f" stroked="f">
+                  <v:textbox inset="0,0,0,0">
+                    <w:txbxContent>
+                      <w:p>
+                        <w:pPr>
+                          <w:spacing w:line="254" w:lineRule="auto"/>
+                        </w:pPr>
+                        <w:r>
+                          <w:rPr>
+                            <w:sz w:val="40"/>
+                          </w:rPr>
+                          <w:t xml:space="preserve"> </w:t>
+                        </w:r>
+                      </w:p>
+                    </w:txbxContent>
+                  </v:textbox>
+                </v:rect>
+                <v:rect id="Rectangle 26" o:spid="_x0000_s1032" style="position:absolute;left:14465;top:36363;width:9737;height:2371;visibility:visible;mso-wrap-style:square;v-text-anchor:top" o:gfxdata="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" filled="f" stroked="f">
+                  <v:textbox inset="0,0,0,0">
+                    <w:txbxContent>
+                      <w:p>
+                        <w:pPr>
+                          <w:spacing w:line="254" w:lineRule="auto"/>
+                        </w:pPr>
+                        <w:r>
+                          <w:rPr>
+                            <w:sz w:val="28"/>
+                          </w:rPr>
+                          <w:t xml:space="preserve"> </w:t>
+                        </w:r>
+                      </w:p>
+                    </w:txbxContent>
+                  </v:textbox>
+                </v:rect>
+                <v:rect id="Rectangle 27" o:spid="_x0000_s1033" style="position:absolute;left:21784;top:36363;width:18663;height:2371;visibility:visible;mso-wrap-style:square;v-text-anchor:top" o:gfxdata="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" filled="f" stroked="f">
+                  <v:textbox inset="0,0,0,0">
+                    <w:txbxContent>
+                      <w:p>
+                        <w:pPr>
+                          <w:spacing w:line="254" w:lineRule="auto"/>
+                        </w:pPr>
+                      </w:p>
+                    </w:txbxContent>
+                  </v:textbox>
+                </v:rect>
+                <v:rect id="Rectangle 28" o:spid="_x0000_s1034" style="position:absolute;left:35822;top:36363;width:638;height:2371;visibility:visible;mso-wrap-style:square;v-text-anchor:top" o:gfxdata="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" filled="f" stroked="f">
+                  <v:textbox inset="0,0,0,0">
+                    <w:txbxContent>
+                      <w:p>
+                        <w:pPr>
+                          <w:spacing w:line="254" w:lineRule="auto"/>
+                        </w:pPr>
+                        <w:r>
+                          <w:rPr>
+                            <w:sz w:val="28"/>
+                          </w:rPr>
+                          <w:t xml:space="preserve"> </w:t>
+                        </w:r>
+                      </w:p>
+                    </w:txbxContent>
+                  </v:textbox>
+                </v:rect>
+                <v:rect id="Rectangle 29" o:spid="_x0000_s1035" style="position:absolute;left:8135;top:49958;width:60522;height:3801;visibility:visible;mso-wrap-style:square;v-text-anchor:top" o:gfxdata="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" filled="f" stroked="f">
+                  <v:textbox inset="0,0,0,0">
+                    <w:txbxContent>
+                      <w:p>
+                        <w:pPr>
+                          <w:spacing w:line="254" w:lineRule="auto"/>
+                          <w:jc w:val="center"/>
+                          <w:rPr>
+                            <w:sz w:val="36"/>
+                            <w:szCs w:val="36"/>
+                          </w:rPr>
+                        </w:pPr>
+                        <w:r>
+                          <w:rPr>
+                            <w:sz w:val="36"/>
+                            <w:szCs w:val="36"/>
+                          </w:rPr>
+                          <w:t>Klasyfikacja nominałów monet euro</w:t>
+                        </w:r>
+                      </w:p>
+                    </w:txbxContent>
+                  </v:textbox>
+                </v:rect>
+                <v:rect id="Rectangle 30" o:spid="_x0000_s1036" style="position:absolute;left:48247;top:36363;width:638;height:2371;visibility:visible;mso-wrap-style:square;v-text-anchor:top" o:gfxdata="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" filled="f" stroked="f">
+                  <v:textbox inset="0,0,0,0">
+                    <w:txbxContent>
+                      <w:p>
+                        <w:pPr>
+                          <w:spacing w:line="254" w:lineRule="auto"/>
+                        </w:pPr>
+                        <w:r>
+                          <w:rPr>
+                            <w:sz w:val="28"/>
+                          </w:rPr>
+                          <w:t xml:space="preserve"> </w:t>
+                        </w:r>
+                      </w:p>
+                    </w:txbxContent>
+                  </v:textbox>
+                </v:rect>
+                <v:rect id="Rectangle 31" o:spid="_x0000_s1037" style="position:absolute;left:31355;top:38443;width:545;height:2027;visibility:visible;mso-wrap-style:square;v-text-anchor:top" o:gfxdata="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" filled="f" stroked="f">
+                  <v:textbox inset="0,0,0,0">
+                    <w:txbxContent>
+                      <w:p>
+                        <w:pPr>
+                          <w:spacing w:line="254" w:lineRule="auto"/>
+                        </w:pPr>
+                        <w:r>
+                          <w:t xml:space="preserve"> </w:t>
+                        </w:r>
+                      </w:p>
+                    </w:txbxContent>
+                  </v:textbox>
+                </v:rect>
+                <v:rect id="Rectangle 63" o:spid="_x0000_s1038" style="position:absolute;left:12454;top:36732;width:54196;height:12827;visibility:visible;mso-wrap-style:square;v-text-anchor:top" o:gfxdata="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" filled="f" stroked="f">
+                  <v:textbox inset="0,0,0,0">
+                    <w:txbxContent>
+                      <w:p>
+                        <w:pPr>
+                          <w:spacing w:line="254" w:lineRule="auto"/>
+                          <w:jc w:val="center"/>
+                          <w:rPr>
+                            <w:b/>
+                            <w:bCs/>
+                            <w:sz w:val="72"/>
+                            <w:szCs w:val="72"/>
+                          </w:rPr>
+                        </w:pPr>
+                        <w:r>
+                          <w:rPr>
+                            <w:b/>
+                            <w:bCs/>
+                            <w:sz w:val="72"/>
+                            <w:szCs w:val="72"/>
+                          </w:rPr>
+                          <w:t>Algorytmy i eksploracja danych</w:t>
+                        </w:r>
+                      </w:p>
+                    </w:txbxContent>
+                  </v:textbox>
+                </v:rect>
+                <v:rect id="Rectangle 64" o:spid="_x0000_s1039" style="position:absolute;left:33329;top:40586;width:2039;height:4053;visibility:visible;mso-wrap-style:square;v-text-anchor:top" o:gfxdata="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" filled="f" stroked="f">
+                  <v:textbox inset="0,0,0,0">
+                    <w:txbxContent>
+                      <w:p>
+                        <w:pPr>
+                          <w:spacing w:line="254" w:lineRule="auto"/>
+                        </w:pPr>
+                      </w:p>
+                    </w:txbxContent>
+                  </v:textbox>
+                </v:rect>
+                <v:rect id="Rectangle 68" o:spid="_x0000_s1040" style="position:absolute;left:62728;top:40586;width:1090;height:4053;visibility:visible;mso-wrap-style:square;v-text-anchor:top" o:gfxdata="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" filled="f" stroked="f">
+                  <v:textbox inset="0,0,0,0">
+                    <w:txbxContent>
+                      <w:p>
+                        <w:pPr>
+                          <w:spacing w:line="254" w:lineRule="auto"/>
+                        </w:pPr>
+                        <w:hyperlink r:id="rId10" w:history="1">
+                          <w:r>
+                            <w:rPr>
+                              <w:rStyle w:val="Hipercze"/>
+                              <w:color w:val="000000"/>
+                              <w:sz w:val="48"/>
+                            </w:rPr>
+                            <w:t xml:space="preserve"> </w:t>
+                          </w:r>
+                        </w:hyperlink>
+                      </w:p>
+                    </w:txbxContent>
+                  </v:textbox>
+                </v:rect>
+                <v:rect id="Rectangle 41" o:spid="_x0000_s1041" style="position:absolute;left:31355;top:56959;width:910;height:3385;visibility:visible;mso-wrap-style:square;v-text-anchor:top" o:gfxdata="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" filled="f" stroked="f">
+                  <v:textbox inset="0,0,0,0">
+                    <w:txbxContent>
+                      <w:p>
+                        <w:pPr>
+                          <w:spacing w:line="254" w:lineRule="auto"/>
+                        </w:pPr>
+                        <w:r>
+                          <w:rPr>
+                            <w:sz w:val="40"/>
+                          </w:rPr>
+                          <w:t xml:space="preserve"> </w:t>
+                        </w:r>
+                      </w:p>
+                    </w:txbxContent>
+                  </v:textbox>
+                </v:rect>
+                <v:rect id="Rectangle 42" o:spid="_x0000_s1042" style="position:absolute;left:31355;top:60007;width:910;height:3385;visibility:visible;mso-wrap-style:square;v-text-anchor:top" o:gfxdata="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" filled="f" stroked="f">
+                  <v:textbox inset="0,0,0,0">
+                    <w:txbxContent>
+                      <w:p>
+                        <w:pPr>
+                          <w:spacing w:line="254" w:lineRule="auto"/>
+                        </w:pPr>
+                        <w:r>
+                          <w:rPr>
+                            <w:sz w:val="40"/>
+                          </w:rPr>
+                          <w:t xml:space="preserve"> </w:t>
+                        </w:r>
+                      </w:p>
+                    </w:txbxContent>
+                  </v:textbox>
+                </v:rect>
+                <v:rect id="Rectangle 43" o:spid="_x0000_s1043" style="position:absolute;left:31355;top:63055;width:910;height:3385;visibility:visible;mso-wrap-style:square;v-text-anchor:top" o:gfxdata="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" filled="f" stroked="f">
+                  <v:textbox inset="0,0,0,0">
+                    <w:txbxContent>
+                      <w:p>
+                        <w:pPr>
+                          <w:spacing w:line="254" w:lineRule="auto"/>
+                        </w:pPr>
+                        <w:r>
+                          <w:rPr>
+                            <w:sz w:val="40"/>
+                          </w:rPr>
+                          <w:t xml:space="preserve"> </w:t>
+                        </w:r>
+                      </w:p>
+                    </w:txbxContent>
+                  </v:textbox>
+                </v:rect>
+                <v:rect id="Rectangle 44" o:spid="_x0000_s1044" style="position:absolute;left:33578;top:66011;width:725;height:2696;visibility:visible;mso-wrap-style:square;v-text-anchor:top" o:gfxdata="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" filled="f" stroked="f">
+                  <v:textbox inset="0,0,0,0">
+                    <w:txbxContent>
+                      <w:p>
+                        <w:pPr>
+                          <w:spacing w:line="254" w:lineRule="auto"/>
+                        </w:pPr>
+                        <w:r>
+                          <w:rPr>
+                            <w:sz w:val="32"/>
+                          </w:rPr>
+                          <w:t xml:space="preserve"> </w:t>
+                        </w:r>
+                      </w:p>
+                    </w:txbxContent>
+                  </v:textbox>
+                </v:rect>
+                <v:rect id="Rectangle 45" o:spid="_x0000_s1045" style="position:absolute;left:31355;top:68454;width:725;height:2695;visibility:visible;mso-wrap-style:square;v-text-anchor:top" o:gfxdata="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" filled="f" stroked="f">
+                  <v:textbox inset="0,0,0,0">
+                    <w:txbxContent>
+                      <w:p>
+                        <w:pPr>
+                          <w:spacing w:line="254" w:lineRule="auto"/>
+                        </w:pPr>
+                        <w:r>
+                          <w:rPr>
+                            <w:sz w:val="32"/>
+                          </w:rPr>
+                          <w:t xml:space="preserve"> </w:t>
+                        </w:r>
+                      </w:p>
+                    </w:txbxContent>
+                  </v:textbox>
+                </v:rect>
+                <v:rect id="Rectangle 47" o:spid="_x0000_s1046" style="position:absolute;left:37758;top:70984;width:1987;height:3384;visibility:visible;mso-wrap-style:square;v-text-anchor:top" o:gfxdata="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" filled="f" stroked="f">
+                  <v:textbox inset="0,0,0,0">
+                    <w:txbxContent>
+                      <w:p>
+                        <w:pPr>
+                          <w:spacing w:line="254" w:lineRule="auto"/>
+                        </w:pPr>
+                      </w:p>
+                    </w:txbxContent>
+                  </v:textbox>
+                </v:rect>
+                <v:rect id="Rectangle 48" o:spid="_x0000_s1047" style="position:absolute;left:39251;top:70984;width:911;height:3384;visibility:visible;mso-wrap-style:square;v-text-anchor:top" o:gfxdata="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" filled="f" stroked="f">
+                  <v:textbox inset="0,0,0,0">
+                    <w:txbxContent>
+                      <w:p>
+                        <w:pPr>
+                          <w:spacing w:line="254" w:lineRule="auto"/>
+                        </w:pPr>
+                        <w:r>
+                          <w:rPr>
+                            <w:sz w:val="40"/>
+                          </w:rPr>
+                          <w:t xml:space="preserve"> </w:t>
+                        </w:r>
+                      </w:p>
+                    </w:txbxContent>
+                  </v:textbox>
+                </v:rect>
+                <w10:anchorlock/>
+              </v:group>
+            </w:pict>
+          </mc:Fallback>
+        </mc:AlternateContent>
+      </w:r>
+    </w:p>
+    <w:p>
+      <w:pPr>
+        <w:jc w:val="right"/>
+      </w:pPr>
+      <w:r>
+        <w:t>Wykonawcy:</w:t>
+      </w:r>
+      <w:r>
+        <w:br/>
+        <w:t xml:space="preserve">inż. </w:t>
+      </w:r>
+      <w:r>
+        <w:t>Kacper Gołębiowski</w:t>
+      </w:r>
+      <w:r>
+        <w:br/>
+        <w:t xml:space="preserve">inż. </w:t>
+      </w:r>
+      <w:r>
+        <w:t>Krzysztof Olejniczak</w:t>
+      </w:r>
+      <w:r>
+        <w:br/>
+        <w:t xml:space="preserve">inż. </w:t>
+      </w:r>
+      <w:r>
+        <w:t>Julia Reszka</w:t>
+      </w:r>
       <w:r>
         <w:br w:type="page"/>
       </w:r>
@@ -15,6 +1572,7 @@
     <w:p>
       <w:pPr>
         <w:pStyle w:val="Nagwek2"/>
+        <w:jc w:val="both"/>
       </w:pPr>
       <w:r>
         <w:lastRenderedPageBreak/>
@@ -22,11 +1580,17 @@
       </w:r>
     </w:p>
     <w:p>
+      <w:pPr>
+        <w:jc w:val="both"/>
+      </w:pPr>
       <w:r>
         <w:t>Celem projektu jest stworzenie systemu klasyfikującego nominały monet na podstawie obrazów przy użyciu metod uczenia maszynowego oraz analizy cech wizualnych.</w:t>
       </w:r>
     </w:p>
     <w:p>
+      <w:pPr>
+        <w:jc w:val="both"/>
+      </w:pPr>
       <w:r>
         <w:t>System realizuje:</w:t>
       </w:r>
@@ -38,14 +1602,10 @@
           <w:ilvl w:val="0"/>
           <w:numId w:val="1"/>
         </w:numPr>
-      </w:pPr>
-      <w:proofErr w:type="spellStart"/>
-      <w:r>
-        <w:t>preprocessing</w:t>
-      </w:r>
-      <w:proofErr w:type="spellEnd"/>
-      <w:r>
-        <w:t xml:space="preserve"> obrazów</w:t>
+        <w:jc w:val="both"/>
+      </w:pPr>
+      <w:r>
+        <w:t>preprocessing obrazów</w:t>
       </w:r>
     </w:p>
     <w:p>
@@ -55,6 +1615,7 @@
           <w:ilvl w:val="0"/>
           <w:numId w:val="1"/>
         </w:numPr>
+        <w:jc w:val="both"/>
       </w:pPr>
       <w:r>
         <w:t>ekstrakcję cech (HOG + geometria + cechy cyfry)</w:t>
@@ -67,6 +1628,7 @@
           <w:ilvl w:val="0"/>
           <w:numId w:val="1"/>
         </w:numPr>
+        <w:jc w:val="both"/>
       </w:pPr>
       <w:r>
         <w:t>trening modeli klasyfikacyjnych</w:t>
@@ -79,6 +1641,7 @@
           <w:ilvl w:val="0"/>
           <w:numId w:val="1"/>
         </w:numPr>
+        <w:jc w:val="both"/>
       </w:pPr>
       <w:r>
         <w:t>analizę błędów i trudnych przypadków</w:t>
@@ -91,6 +1654,7 @@
           <w:ilvl w:val="0"/>
           <w:numId w:val="1"/>
         </w:numPr>
+        <w:jc w:val="both"/>
       </w:pPr>
       <w:r>
         <w:t>wizualizację danych i wyników</w:t>
@@ -99,51 +1663,99 @@
     <w:p>
       <w:pPr>
         <w:pStyle w:val="Nagwek2"/>
-      </w:pPr>
-      <w:proofErr w:type="spellStart"/>
-      <w:r>
-        <w:t>Pipeline</w:t>
-      </w:r>
-      <w:proofErr w:type="spellEnd"/>
-      <w:r>
-        <w:t xml:space="preserve"> uruchomienia</w:t>
-      </w:r>
-    </w:p>
-    <w:p>
-      <w:r>
-        <w:t>Całość uruchamiana jest przez:</w:t>
-      </w:r>
-      <w:r>
-        <w:t xml:space="preserve"> </w:t>
-      </w:r>
-      <w:proofErr w:type="spellStart"/>
+        <w:jc w:val="both"/>
+      </w:pPr>
+      <w:r>
+        <w:t>Podział obowiązków</w:t>
+      </w:r>
+    </w:p>
+    <w:p>
+      <w:pPr>
+        <w:jc w:val="both"/>
+      </w:pPr>
+      <w:r>
+        <w:rPr>
+          <w:b/>
+          <w:bCs/>
+        </w:rPr>
+        <w:t>Kacper Gołębiowski</w:t>
+      </w:r>
+      <w:r>
+        <w:t xml:space="preserve"> o</w:t>
+      </w:r>
+      <w:r>
+        <w:t>dpowiada za kompleksową obsługę danych wejściowych w postaci surowych obrazów, w tym ich ujednolicenie z wykorzystaniem języka Python oraz przeprowadzenie eksploracyjnej analizy danych (EDA).</w:t>
+      </w:r>
+    </w:p>
+    <w:p>
+      <w:pPr>
+        <w:jc w:val="both"/>
+      </w:pPr>
+      <w:r>
+        <w:rPr>
+          <w:b/>
+          <w:bCs/>
+        </w:rPr>
+        <w:t>Julia Reszka</w:t>
+      </w:r>
+      <w:r>
+        <w:t xml:space="preserve"> r</w:t>
+      </w:r>
+      <w:r>
+        <w:t>ealizuje pełen proces wstępnego przetwarzania danych (preprocessing), obejmujący m.in. ekstrakcję cech oraz redukcję wymiarowości z wykorzystaniem metody PCA.</w:t>
+      </w:r>
+    </w:p>
+    <w:p>
+      <w:pPr>
+        <w:jc w:val="both"/>
+      </w:pPr>
+      <w:r>
+        <w:rPr>
+          <w:b/>
+          <w:bCs/>
+        </w:rPr>
+        <w:t>Krzysztof Olejniczak</w:t>
+      </w:r>
+      <w:r>
+        <w:t xml:space="preserve"> i</w:t>
+      </w:r>
+      <w:r>
+        <w:t>mplementuje i konfiguruje trzy wybrane klasyfikatory, dokonuje podziału zbioru danych na część treningową i testową, a następnie przeprowadza proces uczenia i ewaluacji modeli w celu uzyskania wyników porównawczych.</w:t>
+      </w:r>
+    </w:p>
+    <w:p>
+      <w:pPr>
+        <w:pStyle w:val="Nagwek2"/>
+        <w:jc w:val="both"/>
+      </w:pPr>
+      <w:r>
+        <w:t>Pipeline uruchomienia</w:t>
+      </w:r>
+    </w:p>
+    <w:p>
+      <w:pPr>
+        <w:jc w:val="both"/>
+      </w:pPr>
+      <w:r>
+        <w:t xml:space="preserve">Całość uruchamiana jest przez: </w:t>
+      </w:r>
       <w:r>
         <w:rPr>
           <w:i/>
           <w:iCs/>
         </w:rPr>
-        <w:t>python</w:t>
-      </w:r>
-      <w:proofErr w:type="spellEnd"/>
-      <w:r>
-        <w:rPr>
-          <w:i/>
-          <w:iCs/>
-        </w:rPr>
-        <w:t xml:space="preserve"> main.py</w:t>
+        <w:t>python main.py</w:t>
       </w:r>
       <w:r>
         <w:t>.</w:t>
       </w:r>
     </w:p>
     <w:p>
-      <w:proofErr w:type="spellStart"/>
-      <w:r>
-        <w:t>Pipeline</w:t>
-      </w:r>
-      <w:proofErr w:type="spellEnd"/>
-      <w:r>
-        <w:t xml:space="preserve"> składa się z 4 etapów:</w:t>
+      <w:pPr>
+        <w:jc w:val="both"/>
+      </w:pPr>
+      <w:r>
+        <w:t>Pipeline składa się z 4 etapów:</w:t>
       </w:r>
     </w:p>
     <w:p>
@@ -153,6 +1765,7 @@
           <w:ilvl w:val="0"/>
           <w:numId w:val="3"/>
         </w:numPr>
+        <w:jc w:val="both"/>
         <w:rPr>
           <w:b/>
           <w:bCs/>
@@ -173,6 +1786,7 @@
           <w:ilvl w:val="0"/>
           <w:numId w:val="7"/>
         </w:numPr>
+        <w:jc w:val="both"/>
       </w:pPr>
       <w:r>
         <w:t>ujednolicenie obrazów</w:t>
@@ -185,6 +1799,7 @@
           <w:ilvl w:val="0"/>
           <w:numId w:val="7"/>
         </w:numPr>
+        <w:jc w:val="both"/>
       </w:pPr>
       <w:r>
         <w:t>analiza klas</w:t>
@@ -197,6 +1812,7 @@
           <w:ilvl w:val="0"/>
           <w:numId w:val="7"/>
         </w:numPr>
+        <w:jc w:val="both"/>
       </w:pPr>
       <w:r>
         <w:t>histogramy</w:t>
@@ -209,6 +1825,7 @@
           <w:ilvl w:val="0"/>
           <w:numId w:val="7"/>
         </w:numPr>
+        <w:jc w:val="both"/>
       </w:pPr>
       <w:r>
         <w:t>średnie obrazy</w:t>
@@ -221,6 +1838,7 @@
           <w:ilvl w:val="0"/>
           <w:numId w:val="7"/>
         </w:numPr>
+        <w:jc w:val="both"/>
       </w:pPr>
       <w:r>
         <w:t>analiza rozmiarów</w:t>
@@ -233,14 +1851,17 @@
           <w:ilvl w:val="0"/>
           <w:numId w:val="7"/>
         </w:numPr>
-      </w:pPr>
-      <w:proofErr w:type="spellStart"/>
+        <w:jc w:val="both"/>
+      </w:pPr>
       <w:r>
         <w:t>HoughCircles</w:t>
       </w:r>
-      <w:proofErr w:type="spellEnd"/>
-    </w:p>
-    <w:p/>
+    </w:p>
+    <w:p>
+      <w:pPr>
+        <w:jc w:val="both"/>
+      </w:pPr>
+    </w:p>
     <w:p>
       <w:pPr>
         <w:pStyle w:val="Akapitzlist"/>
@@ -248,328 +1869,521 @@
           <w:ilvl w:val="0"/>
           <w:numId w:val="3"/>
         </w:numPr>
+        <w:jc w:val="both"/>
         <w:rPr>
           <w:b/>
           <w:bCs/>
           <w:lang w:val="en-US"/>
         </w:rPr>
       </w:pPr>
-      <w:proofErr w:type="spellStart"/>
       <w:r>
         <w:rPr>
           <w:b/>
           <w:bCs/>
           <w:lang w:val="en-US"/>
         </w:rPr>
-        <w:t>Wizualizacja</w:t>
-      </w:r>
-      <w:proofErr w:type="spellEnd"/>
-      <w:r>
+        <w:t>Wizualizacja cech (edge_visualization.py)</w:t>
+      </w:r>
+    </w:p>
+    <w:p>
+      <w:pPr>
+        <w:pStyle w:val="Akapitzlist"/>
+        <w:numPr>
+          <w:ilvl w:val="0"/>
+          <w:numId w:val="8"/>
+        </w:numPr>
+        <w:jc w:val="both"/>
+        <w:rPr>
+          <w:lang w:val="en-US"/>
+        </w:rPr>
+      </w:pPr>
+      <w:r>
+        <w:rPr>
+          <w:lang w:val="en-US"/>
+        </w:rPr>
+        <w:t>Canny edge detection</w:t>
+      </w:r>
+    </w:p>
+    <w:p>
+      <w:pPr>
+        <w:pStyle w:val="Akapitzlist"/>
+        <w:numPr>
+          <w:ilvl w:val="0"/>
+          <w:numId w:val="8"/>
+        </w:numPr>
+        <w:jc w:val="both"/>
+        <w:rPr>
+          <w:lang w:val="en-US"/>
+        </w:rPr>
+      </w:pPr>
+      <w:r>
+        <w:rPr>
+          <w:lang w:val="en-US"/>
+        </w:rPr>
+        <w:t>kontury</w:t>
+      </w:r>
+    </w:p>
+    <w:p>
+      <w:pPr>
+        <w:pStyle w:val="Akapitzlist"/>
+        <w:numPr>
+          <w:ilvl w:val="0"/>
+          <w:numId w:val="8"/>
+        </w:numPr>
+        <w:jc w:val="both"/>
+        <w:rPr>
+          <w:lang w:val="en-US"/>
+        </w:rPr>
+      </w:pPr>
+      <w:r>
+        <w:rPr>
+          <w:lang w:val="en-US"/>
+        </w:rPr>
+        <w:t>HOG (Histogram of Oriented Gradients)</w:t>
+      </w:r>
+    </w:p>
+    <w:p>
+      <w:pPr>
+        <w:pStyle w:val="Akapitzlist"/>
+        <w:numPr>
+          <w:ilvl w:val="0"/>
+          <w:numId w:val="8"/>
+        </w:numPr>
+        <w:jc w:val="both"/>
+      </w:pPr>
+      <w:r>
+        <w:lastRenderedPageBreak/>
+        <w:t>HoughCircles</w:t>
+      </w:r>
+    </w:p>
+    <w:p>
+      <w:pPr>
+        <w:pStyle w:val="Akapitzlist"/>
+        <w:numPr>
+          <w:ilvl w:val="0"/>
+          <w:numId w:val="8"/>
+        </w:numPr>
+        <w:jc w:val="both"/>
+      </w:pPr>
+      <w:r>
+        <w:t>porównania klas</w:t>
+      </w:r>
+    </w:p>
+    <w:p>
+      <w:pPr>
+        <w:jc w:val="both"/>
+      </w:pPr>
+    </w:p>
+    <w:p>
+      <w:pPr>
+        <w:pStyle w:val="Akapitzlist"/>
+        <w:numPr>
+          <w:ilvl w:val="0"/>
+          <w:numId w:val="3"/>
+        </w:numPr>
+        <w:jc w:val="both"/>
         <w:rPr>
           <w:b/>
           <w:bCs/>
           <w:lang w:val="en-US"/>
         </w:rPr>
-        <w:t xml:space="preserve"> </w:t>
-      </w:r>
-      <w:proofErr w:type="spellStart"/>
+      </w:pPr>
       <w:r>
         <w:rPr>
           <w:b/>
           <w:bCs/>
           <w:lang w:val="en-US"/>
         </w:rPr>
-        <w:t>cech</w:t>
-      </w:r>
-      <w:proofErr w:type="spellEnd"/>
-      <w:r>
+        <w:t>Klasyfikacja (classification.py)</w:t>
+      </w:r>
+    </w:p>
+    <w:p>
+      <w:pPr>
+        <w:pStyle w:val="Akapitzlist"/>
+        <w:numPr>
+          <w:ilvl w:val="0"/>
+          <w:numId w:val="9"/>
+        </w:numPr>
+        <w:jc w:val="both"/>
+        <w:rPr>
+          <w:lang w:val="en-US"/>
+        </w:rPr>
+      </w:pPr>
+      <w:r>
+        <w:rPr>
+          <w:lang w:val="en-US"/>
+        </w:rPr>
+        <w:t>trening modeli ML:</w:t>
+      </w:r>
+    </w:p>
+    <w:p>
+      <w:pPr>
+        <w:pStyle w:val="Akapitzlist"/>
+        <w:numPr>
+          <w:ilvl w:val="1"/>
+          <w:numId w:val="9"/>
+        </w:numPr>
+        <w:jc w:val="both"/>
+        <w:rPr>
+          <w:lang w:val="en-US"/>
+        </w:rPr>
+      </w:pPr>
+      <w:r>
+        <w:rPr>
+          <w:lang w:val="en-US"/>
+        </w:rPr>
+        <w:t>Logistic Regression</w:t>
+      </w:r>
+    </w:p>
+    <w:p>
+      <w:pPr>
+        <w:pStyle w:val="Akapitzlist"/>
+        <w:numPr>
+          <w:ilvl w:val="1"/>
+          <w:numId w:val="9"/>
+        </w:numPr>
+        <w:jc w:val="both"/>
+        <w:rPr>
+          <w:lang w:val="en-US"/>
+        </w:rPr>
+      </w:pPr>
+      <w:r>
+        <w:rPr>
+          <w:lang w:val="en-US"/>
+        </w:rPr>
+        <w:t>Extra Trees</w:t>
+      </w:r>
+    </w:p>
+    <w:p>
+      <w:pPr>
+        <w:pStyle w:val="Akapitzlist"/>
+        <w:numPr>
+          <w:ilvl w:val="1"/>
+          <w:numId w:val="9"/>
+        </w:numPr>
+        <w:jc w:val="both"/>
+        <w:rPr>
+          <w:lang w:val="en-US"/>
+        </w:rPr>
+      </w:pPr>
+      <w:r>
+        <w:rPr>
+          <w:lang w:val="en-US"/>
+        </w:rPr>
+        <w:t>Random Forest</w:t>
+      </w:r>
+    </w:p>
+    <w:p>
+      <w:pPr>
+        <w:pStyle w:val="Akapitzlist"/>
+        <w:numPr>
+          <w:ilvl w:val="0"/>
+          <w:numId w:val="9"/>
+        </w:numPr>
+        <w:jc w:val="both"/>
+      </w:pPr>
+      <w:r>
+        <w:t>cross-validation</w:t>
+      </w:r>
+    </w:p>
+    <w:p>
+      <w:pPr>
+        <w:pStyle w:val="Akapitzlist"/>
+        <w:numPr>
+          <w:ilvl w:val="0"/>
+          <w:numId w:val="9"/>
+        </w:numPr>
+        <w:jc w:val="both"/>
+      </w:pPr>
+      <w:r>
+        <w:t>macierze pomyłek</w:t>
+      </w:r>
+    </w:p>
+    <w:p>
+      <w:pPr>
+        <w:pStyle w:val="Akapitzlist"/>
+        <w:numPr>
+          <w:ilvl w:val="0"/>
+          <w:numId w:val="9"/>
+        </w:numPr>
+        <w:jc w:val="both"/>
+      </w:pPr>
+      <w:r>
+        <w:t>raporty klasyfikacji</w:t>
+      </w:r>
+    </w:p>
+    <w:p>
+      <w:pPr>
+        <w:pStyle w:val="Akapitzlist"/>
+        <w:numPr>
+          <w:ilvl w:val="0"/>
+          <w:numId w:val="9"/>
+        </w:numPr>
+        <w:jc w:val="both"/>
+      </w:pPr>
+      <w:r>
+        <w:t>zapis modeli (joblib)</w:t>
+      </w:r>
+    </w:p>
+    <w:p>
+      <w:pPr>
+        <w:jc w:val="both"/>
+      </w:pPr>
+    </w:p>
+    <w:p>
+      <w:pPr>
+        <w:pStyle w:val="Akapitzlist"/>
+        <w:numPr>
+          <w:ilvl w:val="0"/>
+          <w:numId w:val="3"/>
+        </w:numPr>
+        <w:jc w:val="both"/>
         <w:rPr>
           <w:b/>
           <w:bCs/>
-          <w:lang w:val="en-US"/>
-        </w:rPr>
-        <w:t xml:space="preserve"> (edge_visualization.py)</w:t>
-      </w:r>
-    </w:p>
-    <w:p>
-      <w:pPr>
-        <w:pStyle w:val="Akapitzlist"/>
-        <w:numPr>
-          <w:ilvl w:val="0"/>
-          <w:numId w:val="8"/>
-        </w:numPr>
-        <w:rPr>
-          <w:lang w:val="en-US"/>
-        </w:rPr>
-      </w:pPr>
-      <w:r>
-        <w:rPr>
-          <w:lang w:val="en-US"/>
-        </w:rPr>
-        <w:t>Canny edge detection</w:t>
-      </w:r>
-    </w:p>
-    <w:p>
-      <w:pPr>
-        <w:pStyle w:val="Akapitzlist"/>
-        <w:numPr>
-          <w:ilvl w:val="0"/>
-          <w:numId w:val="8"/>
-        </w:numPr>
-        <w:rPr>
-          <w:lang w:val="en-US"/>
-        </w:rPr>
-      </w:pPr>
-      <w:proofErr w:type="spellStart"/>
-      <w:r>
-        <w:rPr>
-          <w:lang w:val="en-US"/>
-        </w:rPr>
-        <w:t>kontury</w:t>
-      </w:r>
-      <w:proofErr w:type="spellEnd"/>
-    </w:p>
-    <w:p>
-      <w:pPr>
-        <w:pStyle w:val="Akapitzlist"/>
-        <w:numPr>
-          <w:ilvl w:val="0"/>
-          <w:numId w:val="8"/>
-        </w:numPr>
-        <w:rPr>
-          <w:lang w:val="en-US"/>
-        </w:rPr>
-      </w:pPr>
-      <w:r>
-        <w:rPr>
-          <w:lang w:val="en-US"/>
-        </w:rPr>
-        <w:t>HOG (Histogram of Oriented Gradients)</w:t>
-      </w:r>
-    </w:p>
-    <w:p>
-      <w:pPr>
-        <w:pStyle w:val="Akapitzlist"/>
-        <w:numPr>
-          <w:ilvl w:val="0"/>
-          <w:numId w:val="8"/>
-        </w:numPr>
-      </w:pPr>
-      <w:proofErr w:type="spellStart"/>
-      <w:r>
-        <w:t>HoughCircles</w:t>
-      </w:r>
-      <w:proofErr w:type="spellEnd"/>
-    </w:p>
-    <w:p>
-      <w:pPr>
-        <w:pStyle w:val="Akapitzlist"/>
-        <w:numPr>
-          <w:ilvl w:val="0"/>
-          <w:numId w:val="8"/>
-        </w:numPr>
-      </w:pPr>
-      <w:r>
-        <w:t>porównania klas</w:t>
-      </w:r>
-    </w:p>
-    <w:p/>
-    <w:p>
-      <w:pPr>
-        <w:pStyle w:val="Akapitzlist"/>
-        <w:numPr>
-          <w:ilvl w:val="0"/>
-          <w:numId w:val="3"/>
-        </w:numPr>
+        </w:rPr>
+      </w:pPr>
+      <w:r>
         <w:rPr>
           <w:b/>
           <w:bCs/>
+        </w:rPr>
+        <w:t>Analiza trudnych par (hard_pairs.py)</w:t>
+      </w:r>
+    </w:p>
+    <w:p>
+      <w:pPr>
+        <w:pStyle w:val="Akapitzlist"/>
+        <w:numPr>
+          <w:ilvl w:val="0"/>
+          <w:numId w:val="10"/>
+        </w:numPr>
+        <w:jc w:val="both"/>
+      </w:pPr>
+      <w:r>
+        <w:t>testy binarne (klasa vs klasa)</w:t>
+      </w:r>
+    </w:p>
+    <w:p>
+      <w:pPr>
+        <w:pStyle w:val="Akapitzlist"/>
+        <w:numPr>
+          <w:ilvl w:val="0"/>
+          <w:numId w:val="10"/>
+        </w:numPr>
+        <w:jc w:val="both"/>
+      </w:pPr>
+      <w:r>
+        <w:t>analiza najbardziej mylonych par:</w:t>
+      </w:r>
+    </w:p>
+    <w:p>
+      <w:pPr>
+        <w:pStyle w:val="Akapitzlist"/>
+        <w:numPr>
+          <w:ilvl w:val="1"/>
+          <w:numId w:val="10"/>
+        </w:numPr>
+        <w:jc w:val="both"/>
+      </w:pPr>
+      <w:r>
+        <w:t>ct_1 vs ct_2</w:t>
+      </w:r>
+    </w:p>
+    <w:p>
+      <w:pPr>
+        <w:pStyle w:val="Akapitzlist"/>
+        <w:numPr>
+          <w:ilvl w:val="1"/>
+          <w:numId w:val="10"/>
+        </w:numPr>
+        <w:jc w:val="both"/>
+        <w:rPr>
           <w:lang w:val="en-US"/>
         </w:rPr>
       </w:pPr>
-      <w:proofErr w:type="spellStart"/>
-      <w:r>
+      <w:r>
+        <w:rPr>
+          <w:lang w:val="en-US"/>
+        </w:rPr>
+        <w:t>ct_10 vs ct_20</w:t>
+      </w:r>
+    </w:p>
+    <w:p>
+      <w:pPr>
+        <w:pStyle w:val="Akapitzlist"/>
+        <w:numPr>
+          <w:ilvl w:val="0"/>
+          <w:numId w:val="10"/>
+        </w:numPr>
+        <w:jc w:val="both"/>
+        <w:rPr>
+          <w:lang w:val="en-US"/>
+        </w:rPr>
+      </w:pPr>
+      <w:r>
+        <w:rPr>
+          <w:lang w:val="en-US"/>
+        </w:rPr>
+        <w:t>osobne confusion matrix</w:t>
+      </w:r>
+    </w:p>
+    <w:p>
+      <w:pPr>
+        <w:pStyle w:val="Akapitzlist"/>
+        <w:numPr>
+          <w:ilvl w:val="0"/>
+          <w:numId w:val="10"/>
+        </w:numPr>
+        <w:jc w:val="both"/>
+      </w:pPr>
+      <w:r>
+        <w:t>porównanie modeli</w:t>
+      </w:r>
+    </w:p>
+    <w:p>
+      <w:pPr>
+        <w:jc w:val="both"/>
+      </w:pPr>
+    </w:p>
+    <w:p>
+      <w:pPr>
+        <w:pStyle w:val="Nagwek2"/>
+        <w:jc w:val="both"/>
+      </w:pPr>
+      <w:r>
+        <w:t>Ekstrakcja cech (preprocessing.py)</w:t>
+      </w:r>
+    </w:p>
+    <w:p>
+      <w:pPr>
+        <w:jc w:val="both"/>
+      </w:pPr>
+      <w:r>
+        <w:t>Każdy obraz → wektor cech:</w:t>
+      </w:r>
+    </w:p>
+    <w:p>
+      <w:pPr>
+        <w:pStyle w:val="Akapitzlist"/>
+        <w:numPr>
+          <w:ilvl w:val="0"/>
+          <w:numId w:val="11"/>
+        </w:numPr>
+        <w:jc w:val="both"/>
         <w:rPr>
           <w:b/>
           <w:bCs/>
-          <w:lang w:val="en-US"/>
-        </w:rPr>
-        <w:t>Klasyfikacja</w:t>
-      </w:r>
-      <w:proofErr w:type="spellEnd"/>
+        </w:rPr>
+      </w:pPr>
       <w:r>
         <w:rPr>
           <w:b/>
           <w:bCs/>
-          <w:lang w:val="en-US"/>
-        </w:rPr>
-        <w:t xml:space="preserve"> (classification.py)</w:t>
-      </w:r>
-    </w:p>
-    <w:p>
-      <w:pPr>
-        <w:pStyle w:val="Akapitzlist"/>
-        <w:numPr>
-          <w:ilvl w:val="0"/>
-          <w:numId w:val="9"/>
-        </w:numPr>
-        <w:rPr>
-          <w:lang w:val="en-US"/>
-        </w:rPr>
-      </w:pPr>
-      <w:proofErr w:type="spellStart"/>
-      <w:r>
-        <w:rPr>
-          <w:lang w:val="en-US"/>
-        </w:rPr>
-        <w:t>trening</w:t>
-      </w:r>
-      <w:proofErr w:type="spellEnd"/>
-      <w:r>
-        <w:rPr>
-          <w:lang w:val="en-US"/>
-        </w:rPr>
-        <w:t xml:space="preserve"> </w:t>
-      </w:r>
-      <w:proofErr w:type="spellStart"/>
-      <w:r>
-        <w:rPr>
-          <w:lang w:val="en-US"/>
-        </w:rPr>
-        <w:t>modeli</w:t>
-      </w:r>
-      <w:proofErr w:type="spellEnd"/>
-      <w:r>
-        <w:rPr>
-          <w:lang w:val="en-US"/>
-        </w:rPr>
-        <w:t xml:space="preserve"> ML:</w:t>
-      </w:r>
-    </w:p>
-    <w:p>
-      <w:pPr>
-        <w:pStyle w:val="Akapitzlist"/>
-        <w:numPr>
-          <w:ilvl w:val="1"/>
-          <w:numId w:val="9"/>
-        </w:numPr>
-        <w:rPr>
-          <w:lang w:val="en-US"/>
-        </w:rPr>
-      </w:pPr>
-      <w:r>
-        <w:rPr>
-          <w:lang w:val="en-US"/>
-        </w:rPr>
-        <w:t>Logistic Regression</w:t>
-      </w:r>
-    </w:p>
-    <w:p>
-      <w:pPr>
-        <w:pStyle w:val="Akapitzlist"/>
-        <w:numPr>
-          <w:ilvl w:val="1"/>
-          <w:numId w:val="9"/>
-        </w:numPr>
-        <w:rPr>
-          <w:lang w:val="en-US"/>
-        </w:rPr>
-      </w:pPr>
-      <w:r>
-        <w:rPr>
-          <w:lang w:val="en-US"/>
-        </w:rPr>
-        <w:t>Extra Trees</w:t>
-      </w:r>
-    </w:p>
-    <w:p>
-      <w:pPr>
-        <w:pStyle w:val="Akapitzlist"/>
-        <w:numPr>
-          <w:ilvl w:val="1"/>
-          <w:numId w:val="9"/>
-        </w:numPr>
-        <w:rPr>
-          <w:lang w:val="en-US"/>
-        </w:rPr>
-      </w:pPr>
-      <w:r>
-        <w:rPr>
-          <w:lang w:val="en-US"/>
-        </w:rPr>
-        <w:t>Random Forest</w:t>
-      </w:r>
-    </w:p>
-    <w:p>
-      <w:pPr>
-        <w:pStyle w:val="Akapitzlist"/>
-        <w:numPr>
-          <w:ilvl w:val="0"/>
-          <w:numId w:val="9"/>
-        </w:numPr>
-      </w:pPr>
-      <w:r>
-        <w:t>cross-</w:t>
-      </w:r>
-      <w:proofErr w:type="spellStart"/>
-      <w:r>
-        <w:t>validation</w:t>
-      </w:r>
-      <w:proofErr w:type="spellEnd"/>
-    </w:p>
-    <w:p>
-      <w:pPr>
-        <w:pStyle w:val="Akapitzlist"/>
-        <w:numPr>
-          <w:ilvl w:val="0"/>
-          <w:numId w:val="9"/>
-        </w:numPr>
-      </w:pPr>
-      <w:r>
-        <w:t>macierze pomyłek</w:t>
-      </w:r>
-    </w:p>
-    <w:p>
-      <w:pPr>
-        <w:pStyle w:val="Akapitzlist"/>
-        <w:numPr>
-          <w:ilvl w:val="0"/>
-          <w:numId w:val="9"/>
-        </w:numPr>
-      </w:pPr>
-      <w:r>
-        <w:t>raporty klasyfikacji</w:t>
-      </w:r>
-    </w:p>
-    <w:p>
-      <w:pPr>
-        <w:pStyle w:val="Akapitzlist"/>
-        <w:numPr>
-          <w:ilvl w:val="0"/>
-          <w:numId w:val="9"/>
-        </w:numPr>
-      </w:pPr>
-      <w:r>
-        <w:lastRenderedPageBreak/>
-        <w:t>zapis modeli (</w:t>
-      </w:r>
-      <w:proofErr w:type="spellStart"/>
-      <w:r>
-        <w:t>joblib</w:t>
-      </w:r>
-      <w:proofErr w:type="spellEnd"/>
-      <w:r>
-        <w:t>)</w:t>
-      </w:r>
-    </w:p>
-    <w:p/>
-    <w:p>
-      <w:pPr>
-        <w:pStyle w:val="Akapitzlist"/>
-        <w:numPr>
-          <w:ilvl w:val="0"/>
-          <w:numId w:val="3"/>
-        </w:numPr>
+        </w:rPr>
+        <w:t>HOG (1764 cechy)</w:t>
+      </w:r>
+    </w:p>
+    <w:p>
+      <w:pPr>
+        <w:pStyle w:val="Akapitzlist"/>
+        <w:numPr>
+          <w:ilvl w:val="0"/>
+          <w:numId w:val="12"/>
+        </w:numPr>
+        <w:jc w:val="both"/>
+      </w:pPr>
+      <w:r>
+        <w:t>9 orientacji</w:t>
+      </w:r>
+    </w:p>
+    <w:p>
+      <w:pPr>
+        <w:pStyle w:val="Akapitzlist"/>
+        <w:numPr>
+          <w:ilvl w:val="0"/>
+          <w:numId w:val="12"/>
+        </w:numPr>
+        <w:jc w:val="both"/>
+      </w:pPr>
+      <w:r>
+        <w:t>16x16 piksele na komórkę</w:t>
+      </w:r>
+    </w:p>
+    <w:p>
+      <w:pPr>
+        <w:pStyle w:val="Akapitzlist"/>
+        <w:numPr>
+          <w:ilvl w:val="0"/>
+          <w:numId w:val="12"/>
+        </w:numPr>
+        <w:jc w:val="both"/>
+      </w:pPr>
+      <w:r>
+        <w:t>2x2 bloki</w:t>
+      </w:r>
+    </w:p>
+    <w:p>
+      <w:pPr>
+        <w:ind w:left="360"/>
+        <w:jc w:val="both"/>
+      </w:pPr>
+      <w:r>
+        <w:t>opisuje:</w:t>
+      </w:r>
+    </w:p>
+    <w:p>
+      <w:pPr>
+        <w:pStyle w:val="Akapitzlist"/>
+        <w:numPr>
+          <w:ilvl w:val="0"/>
+          <w:numId w:val="13"/>
+        </w:numPr>
+        <w:jc w:val="both"/>
+      </w:pPr>
+      <w:r>
+        <w:t>krawędzie</w:t>
+      </w:r>
+    </w:p>
+    <w:p>
+      <w:pPr>
+        <w:pStyle w:val="Akapitzlist"/>
+        <w:numPr>
+          <w:ilvl w:val="0"/>
+          <w:numId w:val="13"/>
+        </w:numPr>
+        <w:jc w:val="both"/>
+      </w:pPr>
+      <w:r>
+        <w:t>tekstury</w:t>
+      </w:r>
+    </w:p>
+    <w:p>
+      <w:pPr>
+        <w:pStyle w:val="Akapitzlist"/>
+        <w:numPr>
+          <w:ilvl w:val="0"/>
+          <w:numId w:val="13"/>
+        </w:numPr>
+        <w:jc w:val="both"/>
+      </w:pPr>
+      <w:r>
+        <w:t>strukturę monety</w:t>
+      </w:r>
+    </w:p>
+    <w:p>
+      <w:pPr>
+        <w:jc w:val="both"/>
+      </w:pPr>
+    </w:p>
+    <w:p>
+      <w:pPr>
+        <w:pStyle w:val="Akapitzlist"/>
+        <w:numPr>
+          <w:ilvl w:val="0"/>
+          <w:numId w:val="11"/>
+        </w:numPr>
+        <w:jc w:val="both"/>
         <w:rPr>
           <w:b/>
           <w:bCs/>
@@ -580,114 +2394,92 @@
           <w:b/>
           <w:bCs/>
         </w:rPr>
-        <w:t>Analiza trudnych par (hard_pairs.py)</w:t>
-      </w:r>
-    </w:p>
-    <w:p>
-      <w:pPr>
-        <w:pStyle w:val="Akapitzlist"/>
-        <w:numPr>
-          <w:ilvl w:val="0"/>
-          <w:numId w:val="10"/>
-        </w:numPr>
-      </w:pPr>
-      <w:r>
-        <w:t>testy binarne (klasa vs klasa)</w:t>
-      </w:r>
-    </w:p>
-    <w:p>
-      <w:pPr>
-        <w:pStyle w:val="Akapitzlist"/>
-        <w:numPr>
-          <w:ilvl w:val="0"/>
-          <w:numId w:val="10"/>
-        </w:numPr>
-      </w:pPr>
-      <w:r>
-        <w:t>analiza najbardziej mylonych par:</w:t>
-      </w:r>
-    </w:p>
-    <w:p>
-      <w:pPr>
-        <w:pStyle w:val="Akapitzlist"/>
-        <w:numPr>
-          <w:ilvl w:val="1"/>
-          <w:numId w:val="10"/>
-        </w:numPr>
-      </w:pPr>
-      <w:r>
-        <w:t>ct_1 vs ct_2</w:t>
-      </w:r>
-    </w:p>
-    <w:p>
-      <w:pPr>
-        <w:pStyle w:val="Akapitzlist"/>
-        <w:numPr>
-          <w:ilvl w:val="1"/>
-          <w:numId w:val="10"/>
-        </w:numPr>
-        <w:rPr>
-          <w:lang w:val="en-US"/>
-        </w:rPr>
-      </w:pPr>
-      <w:r>
-        <w:rPr>
-          <w:lang w:val="en-US"/>
-        </w:rPr>
-        <w:t>ct_10 vs ct_20</w:t>
-      </w:r>
-    </w:p>
-    <w:p>
-      <w:pPr>
-        <w:pStyle w:val="Akapitzlist"/>
-        <w:numPr>
-          <w:ilvl w:val="0"/>
-          <w:numId w:val="10"/>
-        </w:numPr>
-        <w:rPr>
-          <w:lang w:val="en-US"/>
-        </w:rPr>
-      </w:pPr>
-      <w:proofErr w:type="spellStart"/>
-      <w:r>
-        <w:rPr>
-          <w:lang w:val="en-US"/>
-        </w:rPr>
-        <w:t>osobne</w:t>
-      </w:r>
-      <w:proofErr w:type="spellEnd"/>
-      <w:r>
-        <w:rPr>
-          <w:lang w:val="en-US"/>
-        </w:rPr>
-        <w:t xml:space="preserve"> confusion matrix</w:t>
-      </w:r>
-    </w:p>
-    <w:p>
-      <w:pPr>
-        <w:pStyle w:val="Akapitzlist"/>
-        <w:numPr>
-          <w:ilvl w:val="0"/>
-          <w:numId w:val="10"/>
-        </w:numPr>
-      </w:pPr>
-      <w:r>
-        <w:t>porównanie modeli</w:t>
-      </w:r>
-    </w:p>
-    <w:p/>
-    <w:p>
-      <w:pPr>
-        <w:pStyle w:val="Nagwek2"/>
-      </w:pPr>
-      <w:r>
-        <w:t>Ekstrakcja cech (preprocessing.py)</w:t>
-      </w:r>
-    </w:p>
-    <w:p>
-      <w:r>
-        <w:t>Każdy obraz → wektor cech:</w:t>
-      </w:r>
+        <w:t>Cechy geometryczne (6 cech)</w:t>
+      </w:r>
+    </w:p>
+    <w:p>
+      <w:pPr>
+        <w:pStyle w:val="Akapitzlist"/>
+        <w:numPr>
+          <w:ilvl w:val="0"/>
+          <w:numId w:val="14"/>
+        </w:numPr>
+        <w:jc w:val="both"/>
+      </w:pPr>
+      <w:r>
+        <w:t>liczba okręgów (HoughCircles)</w:t>
+      </w:r>
+    </w:p>
+    <w:p>
+      <w:pPr>
+        <w:pStyle w:val="Akapitzlist"/>
+        <w:numPr>
+          <w:ilvl w:val="0"/>
+          <w:numId w:val="14"/>
+        </w:numPr>
+        <w:jc w:val="both"/>
+      </w:pPr>
+      <w:r>
+        <w:lastRenderedPageBreak/>
+        <w:t>maksymalny promień</w:t>
+      </w:r>
+    </w:p>
+    <w:p>
+      <w:pPr>
+        <w:pStyle w:val="Akapitzlist"/>
+        <w:numPr>
+          <w:ilvl w:val="0"/>
+          <w:numId w:val="14"/>
+        </w:numPr>
+        <w:jc w:val="both"/>
+      </w:pPr>
+      <w:r>
+        <w:t>stosunek promieni</w:t>
+      </w:r>
+    </w:p>
+    <w:p>
+      <w:pPr>
+        <w:pStyle w:val="Akapitzlist"/>
+        <w:numPr>
+          <w:ilvl w:val="0"/>
+          <w:numId w:val="14"/>
+        </w:numPr>
+        <w:jc w:val="both"/>
+      </w:pPr>
+      <w:r>
+        <w:t>pole konturu</w:t>
+      </w:r>
+    </w:p>
+    <w:p>
+      <w:pPr>
+        <w:pStyle w:val="Akapitzlist"/>
+        <w:numPr>
+          <w:ilvl w:val="0"/>
+          <w:numId w:val="14"/>
+        </w:numPr>
+        <w:jc w:val="both"/>
+      </w:pPr>
+      <w:r>
+        <w:t>obwód</w:t>
+      </w:r>
+    </w:p>
+    <w:p>
+      <w:pPr>
+        <w:pStyle w:val="Akapitzlist"/>
+        <w:numPr>
+          <w:ilvl w:val="0"/>
+          <w:numId w:val="14"/>
+        </w:numPr>
+        <w:jc w:val="both"/>
+      </w:pPr>
+      <w:r>
+        <w:t>circularity</w:t>
+      </w:r>
+    </w:p>
+    <w:p>
+      <w:pPr>
+        <w:jc w:val="both"/>
+      </w:pPr>
     </w:p>
     <w:p>
       <w:pPr>
@@ -696,6 +2488,7 @@
           <w:ilvl w:val="0"/>
           <w:numId w:val="11"/>
         </w:numPr>
+        <w:jc w:val="both"/>
         <w:rPr>
           <w:b/>
           <w:bCs/>
@@ -706,97 +2499,207 @@
           <w:b/>
           <w:bCs/>
         </w:rPr>
-        <w:t>HOG (1764 cechy)</w:t>
-      </w:r>
-    </w:p>
-    <w:p>
-      <w:pPr>
-        <w:pStyle w:val="Akapitzlist"/>
-        <w:numPr>
-          <w:ilvl w:val="0"/>
-          <w:numId w:val="12"/>
-        </w:numPr>
-      </w:pPr>
-      <w:r>
-        <w:t>9 orientacji</w:t>
-      </w:r>
-    </w:p>
-    <w:p>
-      <w:pPr>
-        <w:pStyle w:val="Akapitzlist"/>
-        <w:numPr>
-          <w:ilvl w:val="0"/>
-          <w:numId w:val="12"/>
-        </w:numPr>
-      </w:pPr>
-      <w:r>
-        <w:t>16x16 piksele na komórkę</w:t>
-      </w:r>
-    </w:p>
-    <w:p>
-      <w:pPr>
-        <w:pStyle w:val="Akapitzlist"/>
-        <w:numPr>
-          <w:ilvl w:val="0"/>
-          <w:numId w:val="12"/>
-        </w:numPr>
-      </w:pPr>
-      <w:r>
-        <w:t>2x2 bloki</w:t>
-      </w:r>
-    </w:p>
-    <w:p>
-      <w:pPr>
-        <w:ind w:left="360"/>
-      </w:pPr>
-      <w:r>
-        <w:t>opisuje:</w:t>
-      </w:r>
-    </w:p>
-    <w:p>
-      <w:pPr>
-        <w:pStyle w:val="Akapitzlist"/>
-        <w:numPr>
-          <w:ilvl w:val="0"/>
-          <w:numId w:val="13"/>
-        </w:numPr>
-      </w:pPr>
-      <w:r>
-        <w:t>krawędzie</w:t>
-      </w:r>
-    </w:p>
-    <w:p>
-      <w:pPr>
-        <w:pStyle w:val="Akapitzlist"/>
-        <w:numPr>
-          <w:ilvl w:val="0"/>
-          <w:numId w:val="13"/>
-        </w:numPr>
-      </w:pPr>
-      <w:r>
-        <w:t>tekstury</w:t>
-      </w:r>
-    </w:p>
-    <w:p>
-      <w:pPr>
-        <w:pStyle w:val="Akapitzlist"/>
-        <w:numPr>
-          <w:ilvl w:val="0"/>
-          <w:numId w:val="13"/>
-        </w:numPr>
-      </w:pPr>
-      <w:r>
-        <w:t>strukturę monety</w:t>
-      </w:r>
-    </w:p>
-    <w:p/>
-    <w:p>
-      <w:pPr>
-        <w:pStyle w:val="Akapitzlist"/>
-        <w:numPr>
-          <w:ilvl w:val="0"/>
-          <w:numId w:val="11"/>
-        </w:numPr>
+        <w:t>Cechy cyfry</w:t>
+      </w:r>
+    </w:p>
+    <w:p>
+      <w:pPr>
+        <w:jc w:val="both"/>
+      </w:pPr>
+      <w:r>
+        <w:t>Analiza środka monety:</w:t>
+      </w:r>
+    </w:p>
+    <w:p>
+      <w:pPr>
+        <w:pStyle w:val="Akapitzlist"/>
+        <w:numPr>
+          <w:ilvl w:val="0"/>
+          <w:numId w:val="15"/>
+        </w:numPr>
+        <w:jc w:val="both"/>
+      </w:pPr>
+      <w:r>
+        <w:t>liczba konturów</w:t>
+      </w:r>
+    </w:p>
+    <w:p>
+      <w:pPr>
+        <w:pStyle w:val="Akapitzlist"/>
+        <w:numPr>
+          <w:ilvl w:val="0"/>
+          <w:numId w:val="15"/>
+        </w:numPr>
+        <w:jc w:val="both"/>
+      </w:pPr>
+      <w:r>
+        <w:t>stosunek pola</w:t>
+      </w:r>
+    </w:p>
+    <w:p>
+      <w:pPr>
+        <w:pStyle w:val="Akapitzlist"/>
+        <w:numPr>
+          <w:ilvl w:val="0"/>
+          <w:numId w:val="15"/>
+        </w:numPr>
+        <w:jc w:val="both"/>
+      </w:pPr>
+      <w:r>
+        <w:t>proporcje bounding box</w:t>
+      </w:r>
+    </w:p>
+    <w:p>
+      <w:pPr>
+        <w:pStyle w:val="Akapitzlist"/>
+        <w:numPr>
+          <w:ilvl w:val="0"/>
+          <w:numId w:val="15"/>
+        </w:numPr>
+        <w:jc w:val="both"/>
+      </w:pPr>
+      <w:r>
+        <w:t>liczba „dziur”</w:t>
+      </w:r>
+    </w:p>
+    <w:p>
+      <w:pPr>
+        <w:pStyle w:val="Akapitzlist"/>
+        <w:numPr>
+          <w:ilvl w:val="0"/>
+          <w:numId w:val="15"/>
+        </w:numPr>
+        <w:jc w:val="both"/>
+      </w:pPr>
+      <w:r>
+        <w:t>średnia jasność</w:t>
+      </w:r>
+    </w:p>
+    <w:p>
+      <w:pPr>
+        <w:pStyle w:val="Akapitzlist"/>
+        <w:numPr>
+          <w:ilvl w:val="0"/>
+          <w:numId w:val="15"/>
+        </w:numPr>
+        <w:jc w:val="both"/>
+      </w:pPr>
+      <w:r>
+        <w:t>odchylenie standardowe</w:t>
+      </w:r>
+    </w:p>
+    <w:p>
+      <w:pPr>
+        <w:jc w:val="both"/>
+      </w:pPr>
+    </w:p>
+    <w:p>
+      <w:pPr>
+        <w:pStyle w:val="Nagwek2"/>
+        <w:jc w:val="both"/>
+      </w:pPr>
+      <w:r>
+        <w:t>Augmentacja danych</w:t>
+      </w:r>
+    </w:p>
+    <w:p>
+      <w:pPr>
+        <w:jc w:val="both"/>
+      </w:pPr>
+      <w:r>
+        <w:t>Stosowana tylko na train set:</w:t>
+      </w:r>
+    </w:p>
+    <w:p>
+      <w:pPr>
+        <w:pStyle w:val="Akapitzlist"/>
+        <w:numPr>
+          <w:ilvl w:val="0"/>
+          <w:numId w:val="16"/>
+        </w:numPr>
+        <w:jc w:val="both"/>
+      </w:pPr>
+      <w:r>
+        <w:t>rotacje: 60°, 120°, 180°, 240°, 300°</w:t>
+      </w:r>
+    </w:p>
+    <w:p>
+      <w:pPr>
+        <w:pStyle w:val="Akapitzlist"/>
+        <w:numPr>
+          <w:ilvl w:val="0"/>
+          <w:numId w:val="16"/>
+        </w:numPr>
+        <w:jc w:val="both"/>
+      </w:pPr>
+      <w:r>
+        <w:t>odbicie lustrzane</w:t>
+      </w:r>
+    </w:p>
+    <w:p>
+      <w:pPr>
+        <w:jc w:val="both"/>
+      </w:pPr>
+      <w:r>
+        <w:t>zwiększa odporność modelu na:</w:t>
+      </w:r>
+    </w:p>
+    <w:p>
+      <w:pPr>
+        <w:pStyle w:val="Akapitzlist"/>
+        <w:numPr>
+          <w:ilvl w:val="0"/>
+          <w:numId w:val="17"/>
+        </w:numPr>
+        <w:jc w:val="both"/>
+      </w:pPr>
+      <w:r>
+        <w:t>rotację monety</w:t>
+      </w:r>
+    </w:p>
+    <w:p>
+      <w:pPr>
+        <w:pStyle w:val="Akapitzlist"/>
+        <w:numPr>
+          <w:ilvl w:val="0"/>
+          <w:numId w:val="17"/>
+        </w:numPr>
+        <w:jc w:val="both"/>
+      </w:pPr>
+      <w:r>
+        <w:t>orientację zdjęcia</w:t>
+      </w:r>
+    </w:p>
+    <w:p>
+      <w:pPr>
+        <w:jc w:val="both"/>
+      </w:pPr>
+    </w:p>
+    <w:p>
+      <w:pPr>
+        <w:pStyle w:val="Nagwek2"/>
+        <w:jc w:val="both"/>
+      </w:pPr>
+      <w:r>
+        <w:t>Modele klasyfikacyjne</w:t>
+      </w:r>
+    </w:p>
+    <w:p>
+      <w:pPr>
+        <w:jc w:val="both"/>
+      </w:pPr>
+      <w:r>
+        <w:t>Używane algorytmy:</w:t>
+      </w:r>
+    </w:p>
+    <w:p>
+      <w:pPr>
+        <w:pStyle w:val="Akapitzlist"/>
+        <w:numPr>
+          <w:ilvl w:val="0"/>
+          <w:numId w:val="18"/>
+        </w:numPr>
+        <w:jc w:val="both"/>
         <w:rPr>
           <w:b/>
           <w:bCs/>
@@ -807,99 +2710,48 @@
           <w:b/>
           <w:bCs/>
         </w:rPr>
-        <w:t>Cechy geometryczne (6 cech)</w:t>
-      </w:r>
-    </w:p>
-    <w:p>
-      <w:pPr>
-        <w:pStyle w:val="Akapitzlist"/>
-        <w:numPr>
-          <w:ilvl w:val="0"/>
-          <w:numId w:val="14"/>
-        </w:numPr>
-      </w:pPr>
-      <w:r>
-        <w:t>liczba okręgów (</w:t>
-      </w:r>
-      <w:proofErr w:type="spellStart"/>
-      <w:r>
-        <w:t>HoughCircles</w:t>
-      </w:r>
-      <w:proofErr w:type="spellEnd"/>
-      <w:r>
-        <w:t>)</w:t>
-      </w:r>
-    </w:p>
-    <w:p>
-      <w:pPr>
-        <w:pStyle w:val="Akapitzlist"/>
-        <w:numPr>
-          <w:ilvl w:val="0"/>
-          <w:numId w:val="14"/>
-        </w:numPr>
-      </w:pPr>
-      <w:r>
-        <w:t>maksymalny promień</w:t>
-      </w:r>
-    </w:p>
-    <w:p>
-      <w:pPr>
-        <w:pStyle w:val="Akapitzlist"/>
-        <w:numPr>
-          <w:ilvl w:val="0"/>
-          <w:numId w:val="14"/>
-        </w:numPr>
-      </w:pPr>
-      <w:r>
-        <w:t>stosunek promieni</w:t>
-      </w:r>
-    </w:p>
-    <w:p>
-      <w:pPr>
-        <w:pStyle w:val="Akapitzlist"/>
-        <w:numPr>
-          <w:ilvl w:val="0"/>
-          <w:numId w:val="14"/>
-        </w:numPr>
-      </w:pPr>
-      <w:r>
-        <w:t>pole konturu</w:t>
-      </w:r>
-    </w:p>
-    <w:p>
-      <w:pPr>
-        <w:pStyle w:val="Akapitzlist"/>
-        <w:numPr>
-          <w:ilvl w:val="0"/>
-          <w:numId w:val="14"/>
-        </w:numPr>
-      </w:pPr>
-      <w:r>
-        <w:t>obwód</w:t>
-      </w:r>
-    </w:p>
-    <w:p>
-      <w:pPr>
-        <w:pStyle w:val="Akapitzlist"/>
-        <w:numPr>
-          <w:ilvl w:val="0"/>
-          <w:numId w:val="14"/>
-        </w:numPr>
-      </w:pPr>
-      <w:proofErr w:type="spellStart"/>
-      <w:r>
-        <w:t>circularity</w:t>
-      </w:r>
-      <w:proofErr w:type="spellEnd"/>
-    </w:p>
-    <w:p/>
-    <w:p>
-      <w:pPr>
-        <w:pStyle w:val="Akapitzlist"/>
-        <w:numPr>
-          <w:ilvl w:val="0"/>
-          <w:numId w:val="11"/>
-        </w:numPr>
+        <w:t>Logistic Regression</w:t>
+      </w:r>
+    </w:p>
+    <w:p>
+      <w:pPr>
+        <w:pStyle w:val="Akapitzlist"/>
+        <w:numPr>
+          <w:ilvl w:val="0"/>
+          <w:numId w:val="19"/>
+        </w:numPr>
+        <w:jc w:val="both"/>
+      </w:pPr>
+      <w:r>
+        <w:t>szybka baza porównawcza</w:t>
+      </w:r>
+    </w:p>
+    <w:p>
+      <w:pPr>
+        <w:pStyle w:val="Akapitzlist"/>
+        <w:numPr>
+          <w:ilvl w:val="0"/>
+          <w:numId w:val="19"/>
+        </w:numPr>
+        <w:jc w:val="both"/>
+      </w:pPr>
+      <w:r>
+        <w:t>liniowa separacja</w:t>
+      </w:r>
+    </w:p>
+    <w:p>
+      <w:pPr>
+        <w:jc w:val="both"/>
+      </w:pPr>
+    </w:p>
+    <w:p>
+      <w:pPr>
+        <w:pStyle w:val="Akapitzlist"/>
+        <w:numPr>
+          <w:ilvl w:val="0"/>
+          <w:numId w:val="18"/>
+        </w:numPr>
+        <w:jc w:val="both"/>
         <w:rPr>
           <w:b/>
           <w:bCs/>
@@ -910,188 +2762,39 @@
           <w:b/>
           <w:bCs/>
         </w:rPr>
-        <w:t>Cechy cyfry</w:t>
-      </w:r>
-    </w:p>
-    <w:p>
-      <w:r>
-        <w:t>Analiza środka monety:</w:t>
-      </w:r>
-    </w:p>
-    <w:p>
-      <w:pPr>
-        <w:pStyle w:val="Akapitzlist"/>
-        <w:numPr>
-          <w:ilvl w:val="0"/>
-          <w:numId w:val="15"/>
-        </w:numPr>
-      </w:pPr>
-      <w:r>
-        <w:t>liczba konturów</w:t>
-      </w:r>
-    </w:p>
-    <w:p>
-      <w:pPr>
-        <w:pStyle w:val="Akapitzlist"/>
-        <w:numPr>
-          <w:ilvl w:val="0"/>
-          <w:numId w:val="15"/>
-        </w:numPr>
-      </w:pPr>
-      <w:r>
-        <w:t>stosunek pola</w:t>
-      </w:r>
-    </w:p>
-    <w:p>
-      <w:pPr>
-        <w:pStyle w:val="Akapitzlist"/>
-        <w:numPr>
-          <w:ilvl w:val="0"/>
-          <w:numId w:val="15"/>
-        </w:numPr>
-      </w:pPr>
-      <w:r>
-        <w:lastRenderedPageBreak/>
-        <w:t xml:space="preserve">proporcje </w:t>
-      </w:r>
-      <w:proofErr w:type="spellStart"/>
-      <w:r>
-        <w:t>bounding</w:t>
-      </w:r>
-      <w:proofErr w:type="spellEnd"/>
-      <w:r>
-        <w:t xml:space="preserve"> </w:t>
-      </w:r>
-      <w:proofErr w:type="spellStart"/>
-      <w:r>
-        <w:t>box</w:t>
-      </w:r>
-      <w:proofErr w:type="spellEnd"/>
-    </w:p>
-    <w:p>
-      <w:pPr>
-        <w:pStyle w:val="Akapitzlist"/>
-        <w:numPr>
-          <w:ilvl w:val="0"/>
-          <w:numId w:val="15"/>
-        </w:numPr>
-      </w:pPr>
-      <w:r>
-        <w:t>liczba „dziur”</w:t>
-      </w:r>
-    </w:p>
-    <w:p>
-      <w:pPr>
-        <w:pStyle w:val="Akapitzlist"/>
-        <w:numPr>
-          <w:ilvl w:val="0"/>
-          <w:numId w:val="15"/>
-        </w:numPr>
-      </w:pPr>
-      <w:r>
-        <w:t>średnia jasność</w:t>
-      </w:r>
-    </w:p>
-    <w:p>
-      <w:pPr>
-        <w:pStyle w:val="Akapitzlist"/>
-        <w:numPr>
-          <w:ilvl w:val="0"/>
-          <w:numId w:val="15"/>
-        </w:numPr>
-      </w:pPr>
-      <w:r>
-        <w:t>odchylenie standardowe</w:t>
-      </w:r>
-    </w:p>
-    <w:p/>
-    <w:p>
-      <w:pPr>
-        <w:pStyle w:val="Nagwek2"/>
-      </w:pPr>
-      <w:r>
-        <w:t>Augmentacja danych</w:t>
-      </w:r>
-    </w:p>
-    <w:p>
-      <w:r>
-        <w:t xml:space="preserve">Stosowana tylko na </w:t>
-      </w:r>
-      <w:proofErr w:type="spellStart"/>
-      <w:r>
-        <w:t>train</w:t>
-      </w:r>
-      <w:proofErr w:type="spellEnd"/>
-      <w:r>
-        <w:t xml:space="preserve"> set:</w:t>
-      </w:r>
-    </w:p>
-    <w:p>
-      <w:pPr>
-        <w:pStyle w:val="Akapitzlist"/>
-        <w:numPr>
-          <w:ilvl w:val="0"/>
-          <w:numId w:val="16"/>
-        </w:numPr>
-      </w:pPr>
-      <w:r>
-        <w:t>rotacje: 60°, 120°, 180°, 240°, 300°</w:t>
-      </w:r>
-    </w:p>
-    <w:p>
-      <w:pPr>
-        <w:pStyle w:val="Akapitzlist"/>
-        <w:numPr>
-          <w:ilvl w:val="0"/>
-          <w:numId w:val="16"/>
-        </w:numPr>
-      </w:pPr>
-      <w:r>
-        <w:t>odbicie lustrzane</w:t>
-      </w:r>
-    </w:p>
-    <w:p>
-      <w:r>
-        <w:t>zwiększa odporność modelu na:</w:t>
-      </w:r>
-    </w:p>
-    <w:p>
-      <w:pPr>
-        <w:pStyle w:val="Akapitzlist"/>
-        <w:numPr>
-          <w:ilvl w:val="0"/>
-          <w:numId w:val="17"/>
-        </w:numPr>
-      </w:pPr>
-      <w:r>
-        <w:t>rotację monety</w:t>
-      </w:r>
-    </w:p>
-    <w:p>
-      <w:pPr>
-        <w:pStyle w:val="Akapitzlist"/>
-        <w:numPr>
-          <w:ilvl w:val="0"/>
-          <w:numId w:val="17"/>
-        </w:numPr>
-      </w:pPr>
-      <w:r>
-        <w:t>orientację zdjęcia</w:t>
-      </w:r>
-    </w:p>
-    <w:p/>
-    <w:p>
-      <w:pPr>
-        <w:pStyle w:val="Nagwek2"/>
-      </w:pPr>
-      <w:r>
-        <w:t>Modele klasyfikacyjne</w:t>
-      </w:r>
-    </w:p>
-    <w:p>
-      <w:r>
-        <w:t>Używane algorytmy:</w:t>
-      </w:r>
+        <w:t>Extra Trees</w:t>
+      </w:r>
+    </w:p>
+    <w:p>
+      <w:pPr>
+        <w:pStyle w:val="Akapitzlist"/>
+        <w:numPr>
+          <w:ilvl w:val="0"/>
+          <w:numId w:val="20"/>
+        </w:numPr>
+        <w:jc w:val="both"/>
+      </w:pPr>
+      <w:r>
+        <w:t>bardzo odporne na szum</w:t>
+      </w:r>
+    </w:p>
+    <w:p>
+      <w:pPr>
+        <w:pStyle w:val="Akapitzlist"/>
+        <w:numPr>
+          <w:ilvl w:val="0"/>
+          <w:numId w:val="20"/>
+        </w:numPr>
+        <w:jc w:val="both"/>
+      </w:pPr>
+      <w:r>
+        <w:t>losowe drzewa decyzyjne</w:t>
+      </w:r>
+    </w:p>
+    <w:p>
+      <w:pPr>
+        <w:jc w:val="both"/>
+      </w:pPr>
     </w:p>
     <w:p>
       <w:pPr>
@@ -1100,153 +2803,19 @@
           <w:ilvl w:val="0"/>
           <w:numId w:val="18"/>
         </w:numPr>
+        <w:jc w:val="both"/>
         <w:rPr>
           <w:b/>
           <w:bCs/>
         </w:rPr>
       </w:pPr>
-      <w:proofErr w:type="spellStart"/>
       <w:r>
         <w:rPr>
           <w:b/>
           <w:bCs/>
         </w:rPr>
-        <w:t>Logistic</w:t>
-      </w:r>
-      <w:proofErr w:type="spellEnd"/>
-      <w:r>
-        <w:rPr>
-          <w:b/>
-          <w:bCs/>
-        </w:rPr>
-        <w:t xml:space="preserve"> </w:t>
-      </w:r>
-      <w:proofErr w:type="spellStart"/>
-      <w:r>
-        <w:rPr>
-          <w:b/>
-          <w:bCs/>
-        </w:rPr>
-        <w:t>Regression</w:t>
-      </w:r>
-      <w:proofErr w:type="spellEnd"/>
-    </w:p>
-    <w:p>
-      <w:pPr>
-        <w:pStyle w:val="Akapitzlist"/>
-        <w:numPr>
-          <w:ilvl w:val="0"/>
-          <w:numId w:val="19"/>
-        </w:numPr>
-      </w:pPr>
-      <w:r>
-        <w:t>szybka baza porównawcza</w:t>
-      </w:r>
-    </w:p>
-    <w:p>
-      <w:pPr>
-        <w:pStyle w:val="Akapitzlist"/>
-        <w:numPr>
-          <w:ilvl w:val="0"/>
-          <w:numId w:val="19"/>
-        </w:numPr>
-      </w:pPr>
-      <w:r>
-        <w:t>liniowa separacja</w:t>
-      </w:r>
-    </w:p>
-    <w:p/>
-    <w:p>
-      <w:pPr>
-        <w:pStyle w:val="Akapitzlist"/>
-        <w:numPr>
-          <w:ilvl w:val="0"/>
-          <w:numId w:val="18"/>
-        </w:numPr>
-        <w:rPr>
-          <w:b/>
-          <w:bCs/>
-        </w:rPr>
-      </w:pPr>
-      <w:r>
-        <w:rPr>
-          <w:b/>
-          <w:bCs/>
-        </w:rPr>
-        <w:t xml:space="preserve">Extra </w:t>
-      </w:r>
-      <w:proofErr w:type="spellStart"/>
-      <w:r>
-        <w:rPr>
-          <w:b/>
-          <w:bCs/>
-        </w:rPr>
-        <w:t>Trees</w:t>
-      </w:r>
-      <w:proofErr w:type="spellEnd"/>
-    </w:p>
-    <w:p>
-      <w:pPr>
-        <w:pStyle w:val="Akapitzlist"/>
-        <w:numPr>
-          <w:ilvl w:val="0"/>
-          <w:numId w:val="20"/>
-        </w:numPr>
-      </w:pPr>
-      <w:r>
-        <w:t>bardzo odporne na szum</w:t>
-      </w:r>
-    </w:p>
-    <w:p>
-      <w:pPr>
-        <w:pStyle w:val="Akapitzlist"/>
-        <w:numPr>
-          <w:ilvl w:val="0"/>
-          <w:numId w:val="20"/>
-        </w:numPr>
-      </w:pPr>
-      <w:r>
-        <w:t>losowe drzewa decyzyjne</w:t>
-      </w:r>
-    </w:p>
-    <w:p/>
-    <w:p>
-      <w:pPr>
-        <w:pStyle w:val="Akapitzlist"/>
-        <w:numPr>
-          <w:ilvl w:val="0"/>
-          <w:numId w:val="18"/>
-        </w:numPr>
-        <w:rPr>
-          <w:b/>
-          <w:bCs/>
-        </w:rPr>
-      </w:pPr>
-      <w:proofErr w:type="spellStart"/>
-      <w:r>
-        <w:rPr>
-          <w:b/>
-          <w:bCs/>
-        </w:rPr>
-        <w:t>Random</w:t>
-      </w:r>
-      <w:proofErr w:type="spellEnd"/>
-      <w:r>
-        <w:rPr>
-          <w:b/>
-          <w:bCs/>
-        </w:rPr>
-        <w:t xml:space="preserve"> </w:t>
-      </w:r>
-      <w:proofErr w:type="spellStart"/>
-      <w:r>
-        <w:rPr>
-          <w:b/>
-          <w:bCs/>
-        </w:rPr>
-        <w:t>Forest</w:t>
-      </w:r>
-      <w:proofErr w:type="spellEnd"/>
+        <w:t>Random Forest</w:t>
+      </w:r>
     </w:p>
     <w:p>
       <w:pPr>
@@ -1255,6 +2824,7 @@
           <w:ilvl w:val="0"/>
           <w:numId w:val="21"/>
         </w:numPr>
+        <w:jc w:val="both"/>
       </w:pPr>
       <w:r>
         <w:t>stabilny ensemble</w:t>
@@ -1267,26 +2837,30 @@
           <w:ilvl w:val="0"/>
           <w:numId w:val="21"/>
         </w:numPr>
-      </w:pPr>
-      <w:r>
-        <w:t xml:space="preserve">redukcja </w:t>
-      </w:r>
-      <w:proofErr w:type="spellStart"/>
-      <w:r>
-        <w:t>overfittingu</w:t>
-      </w:r>
-      <w:proofErr w:type="spellEnd"/>
-    </w:p>
-    <w:p/>
+        <w:jc w:val="both"/>
+      </w:pPr>
+      <w:r>
+        <w:t>redukcja overfittingu</w:t>
+      </w:r>
+    </w:p>
+    <w:p>
+      <w:pPr>
+        <w:jc w:val="both"/>
+      </w:pPr>
+    </w:p>
     <w:p>
       <w:pPr>
         <w:pStyle w:val="Nagwek2"/>
+        <w:jc w:val="both"/>
       </w:pPr>
       <w:r>
         <w:t>Metryki</w:t>
       </w:r>
     </w:p>
     <w:p>
+      <w:pPr>
+        <w:jc w:val="both"/>
+      </w:pPr>
       <w:r>
         <w:t>Każdy model oceniany jest przez:</w:t>
       </w:r>
@@ -1298,6 +2872,7 @@
           <w:ilvl w:val="0"/>
           <w:numId w:val="22"/>
         </w:numPr>
+        <w:jc w:val="both"/>
         <w:rPr>
           <w:lang w:val="en-US"/>
         </w:rPr>
@@ -1316,6 +2891,7 @@
           <w:ilvl w:val="0"/>
           <w:numId w:val="22"/>
         </w:numPr>
+        <w:jc w:val="both"/>
         <w:rPr>
           <w:lang w:val="en-US"/>
         </w:rPr>
@@ -1334,6 +2910,7 @@
           <w:ilvl w:val="0"/>
           <w:numId w:val="22"/>
         </w:numPr>
+        <w:jc w:val="both"/>
         <w:rPr>
           <w:lang w:val="en-US"/>
         </w:rPr>
@@ -1342,12 +2919,12 @@
         <w:rPr>
           <w:lang w:val="en-US"/>
         </w:rPr>
-        <w:lastRenderedPageBreak/>
         <w:t>Cross-validation (3-fold)</w:t>
       </w:r>
     </w:p>
     <w:p>
       <w:pPr>
+        <w:jc w:val="both"/>
         <w:rPr>
           <w:lang w:val="en-US"/>
         </w:rPr>
@@ -1356,1007 +2933,852 @@
     <w:p>
       <w:pPr>
         <w:pStyle w:val="Nagwek2"/>
+        <w:jc w:val="both"/>
         <w:rPr>
           <w:lang w:val="en-US"/>
         </w:rPr>
       </w:pPr>
-      <w:proofErr w:type="spellStart"/>
       <w:r>
         <w:rPr>
           <w:lang w:val="en-US"/>
         </w:rPr>
         <w:t>Walidacja</w:t>
       </w:r>
-      <w:proofErr w:type="spellEnd"/>
-    </w:p>
-    <w:p>
-      <w:pPr>
+    </w:p>
+    <w:p>
+      <w:pPr>
+        <w:jc w:val="both"/>
         <w:rPr>
           <w:i/>
           <w:iCs/>
           <w:lang w:val="en-US"/>
         </w:rPr>
       </w:pPr>
-      <w:proofErr w:type="spellStart"/>
       <w:r>
         <w:rPr>
           <w:i/>
           <w:iCs/>
           <w:lang w:val="en-US"/>
         </w:rPr>
-        <w:t>cross_val_score</w:t>
-      </w:r>
-      <w:proofErr w:type="spellEnd"/>
-      <w:r>
+        <w:t>cross_val_score(..., cv=3)</w:t>
+      </w:r>
+    </w:p>
+    <w:p>
+      <w:pPr>
+        <w:pStyle w:val="Akapitzlist"/>
+        <w:numPr>
+          <w:ilvl w:val="0"/>
+          <w:numId w:val="23"/>
+        </w:numPr>
+        <w:jc w:val="both"/>
+      </w:pPr>
+      <w:r>
+        <w:t>wykonywana tylko na train set</w:t>
+      </w:r>
+    </w:p>
+    <w:p>
+      <w:pPr>
+        <w:pStyle w:val="Akapitzlist"/>
+        <w:numPr>
+          <w:ilvl w:val="0"/>
+          <w:numId w:val="23"/>
+        </w:numPr>
+        <w:jc w:val="both"/>
+      </w:pPr>
+      <w:r>
+        <w:t>brak data leakage</w:t>
+      </w:r>
+    </w:p>
+    <w:p>
+      <w:pPr>
+        <w:pStyle w:val="Akapitzlist"/>
+        <w:numPr>
+          <w:ilvl w:val="0"/>
+          <w:numId w:val="23"/>
+        </w:numPr>
+        <w:jc w:val="both"/>
+        <w:rPr>
+          <w:lang w:val="en-US"/>
+        </w:rPr>
+      </w:pPr>
+      <w:r>
+        <w:rPr>
+          <w:lang w:val="en-US"/>
+        </w:rPr>
+        <w:t>osobne CV accuracy i F1</w:t>
+      </w:r>
+    </w:p>
+    <w:p>
+      <w:pPr>
+        <w:jc w:val="both"/>
+        <w:rPr>
+          <w:lang w:val="en-US"/>
+        </w:rPr>
+      </w:pPr>
+    </w:p>
+    <w:p>
+      <w:pPr>
+        <w:pStyle w:val="Nagwek2"/>
+        <w:jc w:val="both"/>
+        <w:rPr>
+          <w:lang w:val="en-US"/>
+        </w:rPr>
+      </w:pPr>
+      <w:r>
+        <w:rPr>
+          <w:lang w:val="en-US"/>
+        </w:rPr>
+        <w:t>Analiza błędów</w:t>
+      </w:r>
+    </w:p>
+    <w:p>
+      <w:pPr>
+        <w:jc w:val="both"/>
+      </w:pPr>
+      <w:r>
+        <w:t>Confusion Matrix:</w:t>
+      </w:r>
+    </w:p>
+    <w:p>
+      <w:pPr>
+        <w:pStyle w:val="Akapitzlist"/>
+        <w:numPr>
+          <w:ilvl w:val="0"/>
+          <w:numId w:val="24"/>
+        </w:numPr>
+        <w:jc w:val="both"/>
+      </w:pPr>
+      <w:r>
+        <w:t>dla każdego modelu</w:t>
+      </w:r>
+    </w:p>
+    <w:p>
+      <w:pPr>
+        <w:pStyle w:val="Akapitzlist"/>
+        <w:numPr>
+          <w:ilvl w:val="0"/>
+          <w:numId w:val="24"/>
+        </w:numPr>
+        <w:jc w:val="both"/>
+      </w:pPr>
+      <w:r>
+        <w:t>dla każdego datasetu</w:t>
+      </w:r>
+    </w:p>
+    <w:p>
+      <w:pPr>
+        <w:jc w:val="both"/>
+        <w:rPr>
+          <w:lang w:val="en-US"/>
+        </w:rPr>
+      </w:pPr>
+      <w:r>
+        <w:rPr>
+          <w:lang w:val="en-US"/>
+        </w:rPr>
+        <w:t>Raporty:</w:t>
+      </w:r>
+    </w:p>
+    <w:p>
+      <w:pPr>
+        <w:pStyle w:val="Akapitzlist"/>
+        <w:numPr>
+          <w:ilvl w:val="0"/>
+          <w:numId w:val="25"/>
+        </w:numPr>
+        <w:jc w:val="both"/>
+        <w:rPr>
+          <w:lang w:val="en-US"/>
+        </w:rPr>
+      </w:pPr>
+      <w:r>
+        <w:rPr>
+          <w:lang w:val="en-US"/>
+        </w:rPr>
+        <w:t>precision</w:t>
+      </w:r>
+    </w:p>
+    <w:p>
+      <w:pPr>
+        <w:pStyle w:val="Akapitzlist"/>
+        <w:numPr>
+          <w:ilvl w:val="0"/>
+          <w:numId w:val="25"/>
+        </w:numPr>
+        <w:jc w:val="both"/>
+        <w:rPr>
+          <w:lang w:val="en-US"/>
+        </w:rPr>
+      </w:pPr>
+      <w:r>
+        <w:rPr>
+          <w:lang w:val="en-US"/>
+        </w:rPr>
+        <w:t>recall</w:t>
+      </w:r>
+    </w:p>
+    <w:p>
+      <w:pPr>
+        <w:pStyle w:val="Akapitzlist"/>
+        <w:numPr>
+          <w:ilvl w:val="0"/>
+          <w:numId w:val="25"/>
+        </w:numPr>
+        <w:jc w:val="both"/>
+        <w:rPr>
+          <w:lang w:val="en-US"/>
+        </w:rPr>
+      </w:pPr>
+      <w:r>
+        <w:rPr>
+          <w:lang w:val="en-US"/>
+        </w:rPr>
+        <w:t>f1-score</w:t>
+      </w:r>
+    </w:p>
+    <w:p>
+      <w:pPr>
+        <w:jc w:val="both"/>
+        <w:rPr>
+          <w:lang w:val="en-US"/>
+        </w:rPr>
+      </w:pPr>
+    </w:p>
+    <w:p>
+      <w:pPr>
+        <w:pStyle w:val="Nagwek2"/>
+        <w:jc w:val="both"/>
+        <w:rPr>
+          <w:lang w:val="en-US"/>
+        </w:rPr>
+      </w:pPr>
+      <w:r>
+        <w:rPr>
+          <w:lang w:val="en-US"/>
+        </w:rPr>
+        <w:t>Hard Pairs Analysis</w:t>
+      </w:r>
+    </w:p>
+    <w:p>
+      <w:pPr>
+        <w:jc w:val="both"/>
+      </w:pPr>
+      <w:r>
+        <w:t>Analiza par klas, które są najtrudniejsze:</w:t>
+      </w:r>
+    </w:p>
+    <w:p>
+      <w:pPr>
+        <w:jc w:val="both"/>
+      </w:pPr>
+      <w:r>
+        <w:t>Przykłady:</w:t>
+      </w:r>
+    </w:p>
+    <w:p>
+      <w:pPr>
+        <w:pStyle w:val="Akapitzlist"/>
+        <w:numPr>
+          <w:ilvl w:val="0"/>
+          <w:numId w:val="26"/>
+        </w:numPr>
+        <w:jc w:val="both"/>
+      </w:pPr>
+      <w:r>
+        <w:t>ct_1 vs ct_2</w:t>
+      </w:r>
+    </w:p>
+    <w:p>
+      <w:pPr>
+        <w:pStyle w:val="Akapitzlist"/>
+        <w:numPr>
+          <w:ilvl w:val="0"/>
+          <w:numId w:val="26"/>
+        </w:numPr>
+        <w:jc w:val="both"/>
+      </w:pPr>
+      <w:r>
+        <w:lastRenderedPageBreak/>
+        <w:t>ct_10 vs ct_20</w:t>
+      </w:r>
+    </w:p>
+    <w:p>
+      <w:pPr>
+        <w:pStyle w:val="Akapitzlist"/>
+        <w:numPr>
+          <w:ilvl w:val="0"/>
+          <w:numId w:val="26"/>
+        </w:numPr>
+        <w:jc w:val="both"/>
+      </w:pPr>
+      <w:r>
+        <w:t>e_1 vs e_2</w:t>
+      </w:r>
+    </w:p>
+    <w:p>
+      <w:pPr>
+        <w:jc w:val="both"/>
+      </w:pPr>
+      <w:r>
+        <w:t>Cel:</w:t>
+      </w:r>
+    </w:p>
+    <w:p>
+      <w:pPr>
+        <w:pStyle w:val="Akapitzlist"/>
+        <w:numPr>
+          <w:ilvl w:val="0"/>
+          <w:numId w:val="27"/>
+        </w:numPr>
+        <w:jc w:val="both"/>
+      </w:pPr>
+      <w:r>
+        <w:t>sprawdzenie granic separacji</w:t>
+      </w:r>
+    </w:p>
+    <w:p>
+      <w:pPr>
+        <w:pStyle w:val="Akapitzlist"/>
+        <w:numPr>
+          <w:ilvl w:val="0"/>
+          <w:numId w:val="27"/>
+        </w:numPr>
+        <w:jc w:val="both"/>
+        <w:rPr>
+          <w:lang w:val="en-US"/>
+        </w:rPr>
+      </w:pPr>
+      <w:r>
+        <w:rPr>
+          <w:lang w:val="en-US"/>
+        </w:rPr>
+        <w:t>analiza podobnych monet</w:t>
+      </w:r>
+    </w:p>
+    <w:p>
+      <w:pPr>
+        <w:jc w:val="both"/>
+        <w:rPr>
+          <w:lang w:val="en-US"/>
+        </w:rPr>
+      </w:pPr>
+    </w:p>
+    <w:p>
+      <w:pPr>
+        <w:pStyle w:val="Nagwek2"/>
+        <w:jc w:val="both"/>
+        <w:rPr>
+          <w:lang w:val="en-US"/>
+        </w:rPr>
+      </w:pPr>
+      <w:r>
+        <w:rPr>
+          <w:lang w:val="en-US"/>
+        </w:rPr>
+        <w:t>PCA (pca.py)</w:t>
+      </w:r>
+    </w:p>
+    <w:p>
+      <w:pPr>
+        <w:jc w:val="both"/>
+      </w:pPr>
+      <w:r>
+        <w:t>Funkcje:</w:t>
+      </w:r>
+    </w:p>
+    <w:p>
+      <w:pPr>
+        <w:pStyle w:val="Akapitzlist"/>
+        <w:numPr>
+          <w:ilvl w:val="0"/>
+          <w:numId w:val="28"/>
+        </w:numPr>
+        <w:jc w:val="both"/>
+      </w:pPr>
+      <w:r>
+        <w:t>redukcja wymiarów (49152 → 50)</w:t>
+      </w:r>
+    </w:p>
+    <w:p>
+      <w:pPr>
+        <w:pStyle w:val="Akapitzlist"/>
+        <w:numPr>
+          <w:ilvl w:val="0"/>
+          <w:numId w:val="28"/>
+        </w:numPr>
+        <w:jc w:val="both"/>
+      </w:pPr>
+      <w:r>
+        <w:t>analiza wariancji</w:t>
+      </w:r>
+    </w:p>
+    <w:p>
+      <w:pPr>
+        <w:pStyle w:val="Akapitzlist"/>
+        <w:numPr>
+          <w:ilvl w:val="0"/>
+          <w:numId w:val="28"/>
+        </w:numPr>
+        <w:jc w:val="both"/>
+      </w:pPr>
+      <w:r>
+        <w:t>wizualizacja 2D i 3D</w:t>
+      </w:r>
+    </w:p>
+    <w:p>
+      <w:pPr>
+        <w:pStyle w:val="Akapitzlist"/>
+        <w:numPr>
+          <w:ilvl w:val="0"/>
+          <w:numId w:val="28"/>
+        </w:numPr>
+        <w:jc w:val="both"/>
+        <w:rPr>
+          <w:lang w:val="en-US"/>
+        </w:rPr>
+      </w:pPr>
+      <w:r>
+        <w:rPr>
+          <w:lang w:val="en-US"/>
+        </w:rPr>
+        <w:t>„eigencoins” (odpowiednik eigenfaces)</w:t>
+      </w:r>
+    </w:p>
+    <w:p>
+      <w:pPr>
+        <w:jc w:val="both"/>
+      </w:pPr>
+      <w:r>
+        <w:t>Wyniki PCA:</w:t>
+      </w:r>
+    </w:p>
+    <w:p>
+      <w:pPr>
+        <w:pStyle w:val="Akapitzlist"/>
+        <w:numPr>
+          <w:ilvl w:val="0"/>
+          <w:numId w:val="29"/>
+        </w:numPr>
+        <w:jc w:val="both"/>
+      </w:pPr>
+      <w:r>
+        <w:t>wykres wariancji skumulowanej</w:t>
+      </w:r>
+    </w:p>
+    <w:p>
+      <w:pPr>
+        <w:pStyle w:val="Akapitzlist"/>
+        <w:numPr>
+          <w:ilvl w:val="0"/>
+          <w:numId w:val="29"/>
+        </w:numPr>
+        <w:jc w:val="both"/>
+      </w:pPr>
+      <w:r>
+        <w:t>wizualizacja klastrów klas</w:t>
+      </w:r>
+    </w:p>
+    <w:p>
+      <w:pPr>
+        <w:pStyle w:val="Akapitzlist"/>
+        <w:numPr>
+          <w:ilvl w:val="0"/>
+          <w:numId w:val="29"/>
+        </w:numPr>
+        <w:jc w:val="both"/>
+        <w:rPr>
+          <w:lang w:val="en-US"/>
+        </w:rPr>
+      </w:pPr>
+      <w:r>
+        <w:rPr>
+          <w:lang w:val="en-US"/>
+        </w:rPr>
+        <w:t>komponenty główne</w:t>
+      </w:r>
+    </w:p>
+    <w:p>
+      <w:pPr>
+        <w:jc w:val="both"/>
+        <w:rPr>
+          <w:lang w:val="en-US"/>
+        </w:rPr>
+      </w:pPr>
+    </w:p>
+    <w:p>
+      <w:pPr>
+        <w:pStyle w:val="Nagwek2"/>
+        <w:jc w:val="both"/>
+        <w:rPr>
+          <w:lang w:val="en-US"/>
+        </w:rPr>
+      </w:pPr>
+      <w:r>
+        <w:rPr>
+          <w:lang w:val="en-US"/>
+        </w:rPr>
+        <w:t>Wyniki zapisywane</w:t>
+      </w:r>
+    </w:p>
+    <w:p>
+      <w:pPr>
+        <w:jc w:val="both"/>
+        <w:rPr>
+          <w:lang w:val="en-US"/>
+        </w:rPr>
+      </w:pPr>
+      <w:r>
+        <w:rPr>
+          <w:lang w:val="en-US"/>
+        </w:rPr>
+        <w:t>classification/</w:t>
+      </w:r>
+    </w:p>
+    <w:p>
+      <w:pPr>
+        <w:pStyle w:val="Akapitzlist"/>
+        <w:numPr>
+          <w:ilvl w:val="0"/>
+          <w:numId w:val="30"/>
+        </w:numPr>
+        <w:jc w:val="both"/>
+        <w:rPr>
+          <w:lang w:val="en-US"/>
+        </w:rPr>
+      </w:pPr>
+      <w:r>
+        <w:rPr>
+          <w:lang w:val="en-US"/>
+        </w:rPr>
+        <w:t>raporty modeli</w:t>
+      </w:r>
+    </w:p>
+    <w:p>
+      <w:pPr>
+        <w:pStyle w:val="Akapitzlist"/>
+        <w:numPr>
+          <w:ilvl w:val="0"/>
+          <w:numId w:val="30"/>
+        </w:numPr>
+        <w:jc w:val="both"/>
+        <w:rPr>
+          <w:lang w:val="en-US"/>
+        </w:rPr>
+      </w:pPr>
+      <w:r>
+        <w:rPr>
+          <w:lang w:val="en-US"/>
+        </w:rPr>
+        <w:t>confusion matrix</w:t>
+      </w:r>
+    </w:p>
+    <w:p>
+      <w:pPr>
+        <w:pStyle w:val="Akapitzlist"/>
+        <w:numPr>
+          <w:ilvl w:val="0"/>
+          <w:numId w:val="30"/>
+        </w:numPr>
+        <w:jc w:val="both"/>
+        <w:rPr>
+          <w:lang w:val="en-US"/>
+        </w:rPr>
+      </w:pPr>
+      <w:r>
+        <w:rPr>
+          <w:lang w:val="en-US"/>
+        </w:rPr>
+        <w:t>tabela zbiorcza</w:t>
+      </w:r>
+    </w:p>
+    <w:p>
+      <w:pPr>
+        <w:pStyle w:val="Akapitzlist"/>
+        <w:numPr>
+          <w:ilvl w:val="0"/>
+          <w:numId w:val="30"/>
+        </w:numPr>
+        <w:jc w:val="both"/>
+      </w:pPr>
+      <w:r>
+        <w:t>wykres porównawczy</w:t>
+      </w:r>
+    </w:p>
+    <w:p>
+      <w:pPr>
+        <w:jc w:val="both"/>
+      </w:pPr>
+      <w:r>
+        <w:t>models/</w:t>
+      </w:r>
+    </w:p>
+    <w:p>
+      <w:pPr>
+        <w:pStyle w:val="Akapitzlist"/>
+        <w:numPr>
+          <w:ilvl w:val="0"/>
+          <w:numId w:val="31"/>
+        </w:numPr>
+        <w:jc w:val="both"/>
+      </w:pPr>
+      <w:r>
+        <w:t>modele .joblib</w:t>
+      </w:r>
+    </w:p>
+    <w:p>
+      <w:pPr>
+        <w:pStyle w:val="Akapitzlist"/>
+        <w:numPr>
+          <w:ilvl w:val="0"/>
+          <w:numId w:val="31"/>
+        </w:numPr>
+        <w:jc w:val="both"/>
+      </w:pPr>
+      <w:r>
+        <w:t>scaler</w:t>
+      </w:r>
+    </w:p>
+    <w:p>
+      <w:pPr>
+        <w:jc w:val="both"/>
+      </w:pPr>
+      <w:r>
+        <w:t>eda/</w:t>
+      </w:r>
+    </w:p>
+    <w:p>
+      <w:pPr>
+        <w:pStyle w:val="Akapitzlist"/>
+        <w:numPr>
+          <w:ilvl w:val="0"/>
+          <w:numId w:val="32"/>
+        </w:numPr>
+        <w:jc w:val="both"/>
+      </w:pPr>
+      <w:r>
+        <w:t>histogramy</w:t>
+      </w:r>
+    </w:p>
+    <w:p>
+      <w:pPr>
+        <w:pStyle w:val="Akapitzlist"/>
+        <w:numPr>
+          <w:ilvl w:val="0"/>
+          <w:numId w:val="32"/>
+        </w:numPr>
+        <w:jc w:val="both"/>
+      </w:pPr>
+      <w:r>
+        <w:t>średnie obrazy</w:t>
+      </w:r>
+    </w:p>
+    <w:p>
+      <w:pPr>
+        <w:pStyle w:val="Akapitzlist"/>
+        <w:numPr>
+          <w:ilvl w:val="0"/>
+          <w:numId w:val="32"/>
+        </w:numPr>
+        <w:jc w:val="both"/>
+      </w:pPr>
+      <w:r>
+        <w:t>analiza klas</w:t>
+      </w:r>
+    </w:p>
+    <w:p>
+      <w:pPr>
+        <w:jc w:val="both"/>
+        <w:rPr>
+          <w:lang w:val="en-US"/>
+        </w:rPr>
+      </w:pPr>
+      <w:r>
+        <w:rPr>
+          <w:lang w:val="en-US"/>
+        </w:rPr>
+        <w:t>edges/</w:t>
+      </w:r>
+    </w:p>
+    <w:p>
+      <w:pPr>
+        <w:pStyle w:val="Akapitzlist"/>
+        <w:numPr>
+          <w:ilvl w:val="0"/>
+          <w:numId w:val="33"/>
+        </w:numPr>
+        <w:jc w:val="both"/>
+        <w:rPr>
+          <w:lang w:val="en-US"/>
+        </w:rPr>
+      </w:pPr>
+      <w:r>
+        <w:rPr>
+          <w:lang w:val="en-US"/>
+        </w:rPr>
+        <w:lastRenderedPageBreak/>
+        <w:t>Canny</w:t>
+      </w:r>
+    </w:p>
+    <w:p>
+      <w:pPr>
+        <w:pStyle w:val="Akapitzlist"/>
+        <w:numPr>
+          <w:ilvl w:val="0"/>
+          <w:numId w:val="33"/>
+        </w:numPr>
+        <w:jc w:val="both"/>
+        <w:rPr>
+          <w:lang w:val="en-US"/>
+        </w:rPr>
+      </w:pPr>
+      <w:r>
+        <w:rPr>
+          <w:lang w:val="en-US"/>
+        </w:rPr>
+        <w:t>HOG</w:t>
+      </w:r>
+    </w:p>
+    <w:p>
+      <w:pPr>
+        <w:pStyle w:val="Akapitzlist"/>
+        <w:numPr>
+          <w:ilvl w:val="0"/>
+          <w:numId w:val="33"/>
+        </w:numPr>
+        <w:jc w:val="both"/>
+        <w:rPr>
+          <w:lang w:val="en-US"/>
+        </w:rPr>
+      </w:pPr>
+      <w:r>
+        <w:rPr>
+          <w:lang w:val="en-US"/>
+        </w:rPr>
+        <w:t>kontury</w:t>
+      </w:r>
+    </w:p>
+    <w:p>
+      <w:pPr>
+        <w:pStyle w:val="Akapitzlist"/>
+        <w:numPr>
+          <w:ilvl w:val="0"/>
+          <w:numId w:val="33"/>
+        </w:numPr>
+        <w:jc w:val="both"/>
+        <w:rPr>
+          <w:lang w:val="en-US"/>
+        </w:rPr>
+      </w:pPr>
+      <w:r>
+        <w:rPr>
+          <w:lang w:val="en-US"/>
+        </w:rPr>
+        <w:t>HoughCircles</w:t>
+      </w:r>
+    </w:p>
+    <w:p>
+      <w:pPr>
+        <w:jc w:val="both"/>
+        <w:rPr>
+          <w:lang w:val="en-US"/>
+        </w:rPr>
+      </w:pPr>
+      <w:r>
+        <w:rPr>
+          <w:lang w:val="en-US"/>
+        </w:rPr>
+        <w:t>hard_pairs/</w:t>
+      </w:r>
+    </w:p>
+    <w:p>
+      <w:pPr>
+        <w:pStyle w:val="Akapitzlist"/>
+        <w:numPr>
+          <w:ilvl w:val="0"/>
+          <w:numId w:val="34"/>
+        </w:numPr>
+        <w:jc w:val="both"/>
+      </w:pPr>
+      <w:r>
+        <w:t>analiza binarna klas</w:t>
+      </w:r>
+    </w:p>
+    <w:p>
+      <w:pPr>
+        <w:pStyle w:val="Akapitzlist"/>
+        <w:numPr>
+          <w:ilvl w:val="0"/>
+          <w:numId w:val="34"/>
+        </w:numPr>
+        <w:jc w:val="both"/>
+      </w:pPr>
+      <w:r>
+        <w:t>macierze pomyłek</w:t>
+      </w:r>
+    </w:p>
+    <w:p>
+      <w:pPr>
+        <w:jc w:val="both"/>
+      </w:pPr>
+      <w:r>
+        <w:t>pca/</w:t>
+      </w:r>
+    </w:p>
+    <w:p>
+      <w:pPr>
+        <w:pStyle w:val="Akapitzlist"/>
+        <w:numPr>
+          <w:ilvl w:val="0"/>
+          <w:numId w:val="35"/>
+        </w:numPr>
+        <w:jc w:val="both"/>
+      </w:pPr>
+      <w:r>
+        <w:t>PCA wizualizacje</w:t>
+      </w:r>
+    </w:p>
+    <w:p>
+      <w:pPr>
+        <w:pStyle w:val="Akapitzlist"/>
+        <w:numPr>
+          <w:ilvl w:val="0"/>
+          <w:numId w:val="35"/>
+        </w:numPr>
+        <w:jc w:val="both"/>
+      </w:pPr>
+      <w:r>
+        <w:t>dane zredukowane</w:t>
+      </w:r>
+    </w:p>
+    <w:p>
+      <w:pPr>
+        <w:pStyle w:val="Nagwek2"/>
+        <w:jc w:val="both"/>
+      </w:pPr>
+      <w:r>
+        <w:t>Uruchomienie projektu</w:t>
+      </w:r>
+    </w:p>
+    <w:p>
+      <w:pPr>
+        <w:jc w:val="both"/>
         <w:rPr>
           <w:i/>
           <w:iCs/>
-          <w:lang w:val="en-US"/>
-        </w:rPr>
-        <w:t>(..., cv=3)</w:t>
-      </w:r>
-    </w:p>
-    <w:p>
-      <w:pPr>
-        <w:pStyle w:val="Akapitzlist"/>
-        <w:numPr>
-          <w:ilvl w:val="0"/>
-          <w:numId w:val="23"/>
-        </w:numPr>
-      </w:pPr>
-      <w:r>
-        <w:t xml:space="preserve">wykonywana tylko na </w:t>
-      </w:r>
-      <w:proofErr w:type="spellStart"/>
-      <w:r>
-        <w:t>train</w:t>
-      </w:r>
-      <w:proofErr w:type="spellEnd"/>
-      <w:r>
-        <w:t xml:space="preserve"> set</w:t>
-      </w:r>
-    </w:p>
-    <w:p>
-      <w:pPr>
-        <w:pStyle w:val="Akapitzlist"/>
-        <w:numPr>
-          <w:ilvl w:val="0"/>
-          <w:numId w:val="23"/>
-        </w:numPr>
-      </w:pPr>
-      <w:r>
-        <w:t xml:space="preserve">brak data </w:t>
-      </w:r>
-      <w:proofErr w:type="spellStart"/>
-      <w:r>
-        <w:t>leakage</w:t>
-      </w:r>
-      <w:proofErr w:type="spellEnd"/>
-    </w:p>
-    <w:p>
-      <w:pPr>
-        <w:pStyle w:val="Akapitzlist"/>
-        <w:numPr>
-          <w:ilvl w:val="0"/>
-          <w:numId w:val="23"/>
-        </w:numPr>
-        <w:rPr>
-          <w:lang w:val="en-US"/>
-        </w:rPr>
-      </w:pPr>
-      <w:proofErr w:type="spellStart"/>
-      <w:r>
-        <w:rPr>
-          <w:lang w:val="en-US"/>
-        </w:rPr>
-        <w:t>osobne</w:t>
-      </w:r>
-      <w:proofErr w:type="spellEnd"/>
-      <w:r>
-        <w:rPr>
-          <w:lang w:val="en-US"/>
-        </w:rPr>
-        <w:t xml:space="preserve"> CV accuracy </w:t>
-      </w:r>
-      <w:proofErr w:type="spellStart"/>
-      <w:r>
-        <w:rPr>
-          <w:lang w:val="en-US"/>
-        </w:rPr>
-        <w:t>i</w:t>
-      </w:r>
-      <w:proofErr w:type="spellEnd"/>
-      <w:r>
-        <w:rPr>
-          <w:lang w:val="en-US"/>
-        </w:rPr>
-        <w:t xml:space="preserve"> F1</w:t>
-      </w:r>
-    </w:p>
-    <w:p>
-      <w:pPr>
-        <w:rPr>
-          <w:lang w:val="en-US"/>
-        </w:rPr>
-      </w:pPr>
-    </w:p>
-    <w:p>
-      <w:pPr>
-        <w:pStyle w:val="Nagwek2"/>
-        <w:rPr>
-          <w:lang w:val="en-US"/>
-        </w:rPr>
-      </w:pPr>
-      <w:r>
-        <w:rPr>
-          <w:lang w:val="en-US"/>
-        </w:rPr>
-        <w:t xml:space="preserve">Analiza </w:t>
-      </w:r>
-      <w:proofErr w:type="spellStart"/>
-      <w:r>
-        <w:rPr>
-          <w:lang w:val="en-US"/>
-        </w:rPr>
-        <w:t>błędów</w:t>
-      </w:r>
-      <w:proofErr w:type="spellEnd"/>
-    </w:p>
-    <w:p>
-      <w:proofErr w:type="spellStart"/>
-      <w:r>
-        <w:t>Confusion</w:t>
-      </w:r>
-      <w:proofErr w:type="spellEnd"/>
-      <w:r>
-        <w:t xml:space="preserve"> Matrix:</w:t>
-      </w:r>
-    </w:p>
-    <w:p>
-      <w:pPr>
-        <w:pStyle w:val="Akapitzlist"/>
-        <w:numPr>
-          <w:ilvl w:val="0"/>
-          <w:numId w:val="24"/>
-        </w:numPr>
-      </w:pPr>
-      <w:r>
-        <w:t>dla każdego modelu</w:t>
-      </w:r>
-    </w:p>
-    <w:p>
-      <w:pPr>
-        <w:pStyle w:val="Akapitzlist"/>
-        <w:numPr>
-          <w:ilvl w:val="0"/>
-          <w:numId w:val="24"/>
-        </w:numPr>
-      </w:pPr>
-      <w:r>
-        <w:t xml:space="preserve">dla każdego </w:t>
-      </w:r>
-      <w:proofErr w:type="spellStart"/>
-      <w:r>
-        <w:t>datasetu</w:t>
-      </w:r>
-      <w:proofErr w:type="spellEnd"/>
-    </w:p>
-    <w:p>
-      <w:pPr>
-        <w:rPr>
-          <w:lang w:val="en-US"/>
-        </w:rPr>
-      </w:pPr>
-      <w:proofErr w:type="spellStart"/>
-      <w:r>
-        <w:rPr>
-          <w:lang w:val="en-US"/>
-        </w:rPr>
-        <w:t>Raporty</w:t>
-      </w:r>
-      <w:proofErr w:type="spellEnd"/>
-      <w:r>
-        <w:rPr>
-          <w:lang w:val="en-US"/>
-        </w:rPr>
-        <w:t>:</w:t>
-      </w:r>
-    </w:p>
-    <w:p>
-      <w:pPr>
-        <w:pStyle w:val="Akapitzlist"/>
-        <w:numPr>
-          <w:ilvl w:val="0"/>
-          <w:numId w:val="25"/>
-        </w:numPr>
-        <w:rPr>
-          <w:lang w:val="en-US"/>
-        </w:rPr>
-      </w:pPr>
-      <w:r>
-        <w:rPr>
-          <w:lang w:val="en-US"/>
-        </w:rPr>
-        <w:t>precision</w:t>
-      </w:r>
-    </w:p>
-    <w:p>
-      <w:pPr>
-        <w:pStyle w:val="Akapitzlist"/>
-        <w:numPr>
-          <w:ilvl w:val="0"/>
-          <w:numId w:val="25"/>
-        </w:numPr>
-        <w:rPr>
-          <w:lang w:val="en-US"/>
-        </w:rPr>
-      </w:pPr>
-      <w:r>
-        <w:rPr>
-          <w:lang w:val="en-US"/>
-        </w:rPr>
-        <w:t>recall</w:t>
-      </w:r>
-    </w:p>
-    <w:p>
-      <w:pPr>
-        <w:pStyle w:val="Akapitzlist"/>
-        <w:numPr>
-          <w:ilvl w:val="0"/>
-          <w:numId w:val="25"/>
-        </w:numPr>
-        <w:rPr>
-          <w:lang w:val="en-US"/>
-        </w:rPr>
-      </w:pPr>
-      <w:r>
-        <w:rPr>
-          <w:lang w:val="en-US"/>
-        </w:rPr>
-        <w:t>f1-score</w:t>
-      </w:r>
-    </w:p>
-    <w:p>
-      <w:pPr>
-        <w:rPr>
-          <w:lang w:val="en-US"/>
-        </w:rPr>
-      </w:pPr>
-    </w:p>
-    <w:p>
-      <w:pPr>
-        <w:pStyle w:val="Nagwek2"/>
-        <w:rPr>
-          <w:lang w:val="en-US"/>
-        </w:rPr>
-      </w:pPr>
-      <w:r>
-        <w:rPr>
-          <w:lang w:val="en-US"/>
-        </w:rPr>
-        <w:t>Hard Pairs Analysis</w:t>
-      </w:r>
-    </w:p>
-    <w:p>
-      <w:r>
-        <w:t>Analiza par klas, które są najtrudniejsze:</w:t>
-      </w:r>
-    </w:p>
-    <w:p>
-      <w:r>
-        <w:t>Przykłady:</w:t>
-      </w:r>
-    </w:p>
-    <w:p>
-      <w:pPr>
-        <w:pStyle w:val="Akapitzlist"/>
-        <w:numPr>
-          <w:ilvl w:val="0"/>
-          <w:numId w:val="26"/>
-        </w:numPr>
-      </w:pPr>
-      <w:r>
-        <w:t>ct_1 vs ct_2</w:t>
-      </w:r>
-    </w:p>
-    <w:p>
-      <w:pPr>
-        <w:pStyle w:val="Akapitzlist"/>
-        <w:numPr>
-          <w:ilvl w:val="0"/>
-          <w:numId w:val="26"/>
-        </w:numPr>
-      </w:pPr>
-      <w:r>
-        <w:t>ct_10 vs ct_20</w:t>
-      </w:r>
-    </w:p>
-    <w:p>
-      <w:pPr>
-        <w:pStyle w:val="Akapitzlist"/>
-        <w:numPr>
-          <w:ilvl w:val="0"/>
-          <w:numId w:val="26"/>
-        </w:numPr>
-      </w:pPr>
-      <w:r>
-        <w:t>e_1 vs e_2</w:t>
-      </w:r>
-    </w:p>
-    <w:p>
-      <w:r>
-        <w:t>Cel:</w:t>
-      </w:r>
-    </w:p>
-    <w:p>
-      <w:pPr>
-        <w:pStyle w:val="Akapitzlist"/>
-        <w:numPr>
-          <w:ilvl w:val="0"/>
-          <w:numId w:val="27"/>
-        </w:numPr>
-      </w:pPr>
-      <w:r>
-        <w:t>sprawdzenie granic separacji</w:t>
-      </w:r>
-    </w:p>
-    <w:p>
-      <w:pPr>
-        <w:pStyle w:val="Akapitzlist"/>
-        <w:numPr>
-          <w:ilvl w:val="0"/>
-          <w:numId w:val="27"/>
-        </w:numPr>
-        <w:rPr>
-          <w:lang w:val="en-US"/>
-        </w:rPr>
-      </w:pPr>
-      <w:proofErr w:type="spellStart"/>
-      <w:r>
-        <w:rPr>
-          <w:lang w:val="en-US"/>
-        </w:rPr>
-        <w:t>analiza</w:t>
-      </w:r>
-      <w:proofErr w:type="spellEnd"/>
-      <w:r>
-        <w:rPr>
-          <w:lang w:val="en-US"/>
-        </w:rPr>
-        <w:t xml:space="preserve"> </w:t>
-      </w:r>
-      <w:proofErr w:type="spellStart"/>
-      <w:r>
-        <w:rPr>
-          <w:lang w:val="en-US"/>
-        </w:rPr>
-        <w:t>podobnych</w:t>
-      </w:r>
-      <w:proofErr w:type="spellEnd"/>
-      <w:r>
-        <w:rPr>
-          <w:lang w:val="en-US"/>
-        </w:rPr>
-        <w:t xml:space="preserve"> </w:t>
-      </w:r>
-      <w:proofErr w:type="spellStart"/>
-      <w:r>
-        <w:rPr>
-          <w:lang w:val="en-US"/>
-        </w:rPr>
-        <w:t>monet</w:t>
-      </w:r>
-      <w:proofErr w:type="spellEnd"/>
-    </w:p>
-    <w:p>
-      <w:pPr>
-        <w:rPr>
-          <w:lang w:val="en-US"/>
-        </w:rPr>
-      </w:pPr>
-    </w:p>
-    <w:p>
-      <w:pPr>
-        <w:pStyle w:val="Nagwek2"/>
-        <w:rPr>
-          <w:lang w:val="en-US"/>
-        </w:rPr>
-      </w:pPr>
-      <w:r>
-        <w:rPr>
-          <w:lang w:val="en-US"/>
-        </w:rPr>
-        <w:t>PCA (pca.py)</w:t>
-      </w:r>
-    </w:p>
-    <w:p>
-      <w:r>
-        <w:t>Funkcje:</w:t>
-      </w:r>
-    </w:p>
-    <w:p>
-      <w:pPr>
-        <w:pStyle w:val="Akapitzlist"/>
-        <w:numPr>
-          <w:ilvl w:val="0"/>
-          <w:numId w:val="28"/>
-        </w:numPr>
-      </w:pPr>
-      <w:r>
-        <w:t>redukcja wymiarów (49152 → 50)</w:t>
-      </w:r>
-    </w:p>
-    <w:p>
-      <w:pPr>
-        <w:pStyle w:val="Akapitzlist"/>
-        <w:numPr>
-          <w:ilvl w:val="0"/>
-          <w:numId w:val="28"/>
-        </w:numPr>
-      </w:pPr>
-      <w:r>
-        <w:lastRenderedPageBreak/>
-        <w:t>analiza wariancji</w:t>
-      </w:r>
-    </w:p>
-    <w:p>
-      <w:pPr>
-        <w:pStyle w:val="Akapitzlist"/>
-        <w:numPr>
-          <w:ilvl w:val="0"/>
-          <w:numId w:val="28"/>
-        </w:numPr>
-      </w:pPr>
-      <w:r>
-        <w:t>wizualizacja 2D i 3D</w:t>
-      </w:r>
-    </w:p>
-    <w:p>
-      <w:pPr>
-        <w:pStyle w:val="Akapitzlist"/>
-        <w:numPr>
-          <w:ilvl w:val="0"/>
-          <w:numId w:val="28"/>
-        </w:numPr>
-        <w:rPr>
-          <w:lang w:val="en-US"/>
-        </w:rPr>
-      </w:pPr>
-      <w:r>
-        <w:rPr>
-          <w:lang w:val="en-US"/>
-        </w:rPr>
-        <w:t>„</w:t>
-      </w:r>
-      <w:proofErr w:type="spellStart"/>
-      <w:r>
-        <w:rPr>
-          <w:lang w:val="en-US"/>
-        </w:rPr>
-        <w:t>eigencoins</w:t>
-      </w:r>
-      <w:proofErr w:type="spellEnd"/>
-      <w:r>
-        <w:rPr>
-          <w:lang w:val="en-US"/>
-        </w:rPr>
-        <w:t>” (</w:t>
-      </w:r>
-      <w:proofErr w:type="spellStart"/>
-      <w:r>
-        <w:rPr>
-          <w:lang w:val="en-US"/>
-        </w:rPr>
-        <w:t>odpowiednik</w:t>
-      </w:r>
-      <w:proofErr w:type="spellEnd"/>
-      <w:r>
-        <w:rPr>
-          <w:lang w:val="en-US"/>
-        </w:rPr>
-        <w:t xml:space="preserve"> eigenfaces)</w:t>
-      </w:r>
-    </w:p>
-    <w:p>
-      <w:r>
-        <w:t>Wyniki PCA:</w:t>
-      </w:r>
-    </w:p>
-    <w:p>
-      <w:pPr>
-        <w:pStyle w:val="Akapitzlist"/>
-        <w:numPr>
-          <w:ilvl w:val="0"/>
-          <w:numId w:val="29"/>
-        </w:numPr>
-      </w:pPr>
-      <w:r>
-        <w:t>wykres wariancji skumulowanej</w:t>
-      </w:r>
-    </w:p>
-    <w:p>
-      <w:pPr>
-        <w:pStyle w:val="Akapitzlist"/>
-        <w:numPr>
-          <w:ilvl w:val="0"/>
-          <w:numId w:val="29"/>
-        </w:numPr>
-      </w:pPr>
-      <w:r>
-        <w:t>wizualizacja klastrów klas</w:t>
-      </w:r>
-    </w:p>
-    <w:p>
-      <w:pPr>
-        <w:pStyle w:val="Akapitzlist"/>
-        <w:numPr>
-          <w:ilvl w:val="0"/>
-          <w:numId w:val="29"/>
-        </w:numPr>
-        <w:rPr>
-          <w:lang w:val="en-US"/>
-        </w:rPr>
-      </w:pPr>
-      <w:proofErr w:type="spellStart"/>
-      <w:r>
-        <w:rPr>
-          <w:lang w:val="en-US"/>
-        </w:rPr>
-        <w:t>komponenty</w:t>
-      </w:r>
-      <w:proofErr w:type="spellEnd"/>
-      <w:r>
-        <w:rPr>
-          <w:lang w:val="en-US"/>
-        </w:rPr>
-        <w:t xml:space="preserve"> </w:t>
-      </w:r>
-      <w:proofErr w:type="spellStart"/>
-      <w:r>
-        <w:rPr>
-          <w:lang w:val="en-US"/>
-        </w:rPr>
-        <w:t>główne</w:t>
-      </w:r>
-      <w:proofErr w:type="spellEnd"/>
-    </w:p>
-    <w:p>
-      <w:pPr>
-        <w:rPr>
-          <w:lang w:val="en-US"/>
-        </w:rPr>
-      </w:pPr>
-    </w:p>
-    <w:p>
-      <w:pPr>
-        <w:pStyle w:val="Nagwek2"/>
-        <w:rPr>
-          <w:lang w:val="en-US"/>
-        </w:rPr>
-      </w:pPr>
-      <w:proofErr w:type="spellStart"/>
-      <w:r>
-        <w:rPr>
-          <w:lang w:val="en-US"/>
-        </w:rPr>
-        <w:t>Wyniki</w:t>
-      </w:r>
-      <w:proofErr w:type="spellEnd"/>
-      <w:r>
-        <w:rPr>
-          <w:lang w:val="en-US"/>
-        </w:rPr>
-        <w:t xml:space="preserve"> </w:t>
-      </w:r>
-      <w:proofErr w:type="spellStart"/>
-      <w:r>
-        <w:rPr>
-          <w:lang w:val="en-US"/>
-        </w:rPr>
-        <w:t>zapisywane</w:t>
-      </w:r>
-      <w:proofErr w:type="spellEnd"/>
-    </w:p>
-    <w:p>
-      <w:pPr>
-        <w:rPr>
-          <w:lang w:val="en-US"/>
-        </w:rPr>
-      </w:pPr>
-      <w:r>
-        <w:rPr>
-          <w:lang w:val="en-US"/>
-        </w:rPr>
-        <w:t>classification/</w:t>
-      </w:r>
-    </w:p>
-    <w:p>
-      <w:pPr>
-        <w:pStyle w:val="Akapitzlist"/>
-        <w:numPr>
-          <w:ilvl w:val="0"/>
-          <w:numId w:val="30"/>
-        </w:numPr>
-        <w:rPr>
-          <w:lang w:val="en-US"/>
-        </w:rPr>
-      </w:pPr>
-      <w:proofErr w:type="spellStart"/>
-      <w:r>
-        <w:rPr>
-          <w:lang w:val="en-US"/>
-        </w:rPr>
-        <w:t>raporty</w:t>
-      </w:r>
-      <w:proofErr w:type="spellEnd"/>
-      <w:r>
-        <w:rPr>
-          <w:lang w:val="en-US"/>
-        </w:rPr>
-        <w:t xml:space="preserve"> </w:t>
-      </w:r>
-      <w:proofErr w:type="spellStart"/>
-      <w:r>
-        <w:rPr>
-          <w:lang w:val="en-US"/>
-        </w:rPr>
-        <w:t>modeli</w:t>
-      </w:r>
-      <w:proofErr w:type="spellEnd"/>
-    </w:p>
-    <w:p>
-      <w:pPr>
-        <w:pStyle w:val="Akapitzlist"/>
-        <w:numPr>
-          <w:ilvl w:val="0"/>
-          <w:numId w:val="30"/>
-        </w:numPr>
-        <w:rPr>
-          <w:lang w:val="en-US"/>
-        </w:rPr>
-      </w:pPr>
-      <w:r>
-        <w:rPr>
-          <w:lang w:val="en-US"/>
-        </w:rPr>
-        <w:t>confusion matrix</w:t>
-      </w:r>
-    </w:p>
-    <w:p>
-      <w:pPr>
-        <w:pStyle w:val="Akapitzlist"/>
-        <w:numPr>
-          <w:ilvl w:val="0"/>
-          <w:numId w:val="30"/>
-        </w:numPr>
-        <w:rPr>
-          <w:lang w:val="en-US"/>
-        </w:rPr>
-      </w:pPr>
-      <w:proofErr w:type="spellStart"/>
-      <w:r>
-        <w:rPr>
-          <w:lang w:val="en-US"/>
-        </w:rPr>
-        <w:t>tabela</w:t>
-      </w:r>
-      <w:proofErr w:type="spellEnd"/>
-      <w:r>
-        <w:rPr>
-          <w:lang w:val="en-US"/>
-        </w:rPr>
-        <w:t xml:space="preserve"> </w:t>
-      </w:r>
-      <w:proofErr w:type="spellStart"/>
-      <w:r>
-        <w:rPr>
-          <w:lang w:val="en-US"/>
-        </w:rPr>
-        <w:t>zbiorcza</w:t>
-      </w:r>
-      <w:proofErr w:type="spellEnd"/>
-    </w:p>
-    <w:p>
-      <w:pPr>
-        <w:pStyle w:val="Akapitzlist"/>
-        <w:numPr>
-          <w:ilvl w:val="0"/>
-          <w:numId w:val="30"/>
-        </w:numPr>
-      </w:pPr>
-      <w:r>
-        <w:t>wykres porównawczy</w:t>
-      </w:r>
-    </w:p>
-    <w:p>
-      <w:proofErr w:type="spellStart"/>
-      <w:r>
-        <w:t>models</w:t>
-      </w:r>
-      <w:proofErr w:type="spellEnd"/>
-      <w:r>
-        <w:t>/</w:t>
-      </w:r>
-    </w:p>
-    <w:p>
-      <w:pPr>
-        <w:pStyle w:val="Akapitzlist"/>
-        <w:numPr>
-          <w:ilvl w:val="0"/>
-          <w:numId w:val="31"/>
-        </w:numPr>
-      </w:pPr>
-      <w:r>
-        <w:t>modele .</w:t>
-      </w:r>
-      <w:proofErr w:type="spellStart"/>
-      <w:r>
-        <w:t>joblib</w:t>
-      </w:r>
-      <w:proofErr w:type="spellEnd"/>
-    </w:p>
-    <w:p>
-      <w:pPr>
-        <w:pStyle w:val="Akapitzlist"/>
-        <w:numPr>
-          <w:ilvl w:val="0"/>
-          <w:numId w:val="31"/>
-        </w:numPr>
-      </w:pPr>
-      <w:proofErr w:type="spellStart"/>
-      <w:r>
-        <w:t>scaler</w:t>
-      </w:r>
-      <w:proofErr w:type="spellEnd"/>
-    </w:p>
-    <w:p>
-      <w:proofErr w:type="spellStart"/>
-      <w:r>
-        <w:t>eda</w:t>
-      </w:r>
-      <w:proofErr w:type="spellEnd"/>
-      <w:r>
-        <w:t>/</w:t>
-      </w:r>
-    </w:p>
-    <w:p>
-      <w:pPr>
-        <w:pStyle w:val="Akapitzlist"/>
-        <w:numPr>
-          <w:ilvl w:val="0"/>
-          <w:numId w:val="32"/>
-        </w:numPr>
-      </w:pPr>
-      <w:r>
-        <w:t>histogramy</w:t>
-      </w:r>
-    </w:p>
-    <w:p>
-      <w:pPr>
-        <w:pStyle w:val="Akapitzlist"/>
-        <w:numPr>
-          <w:ilvl w:val="0"/>
-          <w:numId w:val="32"/>
-        </w:numPr>
-      </w:pPr>
-      <w:r>
-        <w:t>średnie obrazy</w:t>
-      </w:r>
-    </w:p>
-    <w:p>
-      <w:pPr>
-        <w:pStyle w:val="Akapitzlist"/>
-        <w:numPr>
-          <w:ilvl w:val="0"/>
-          <w:numId w:val="32"/>
-        </w:numPr>
-      </w:pPr>
-      <w:r>
-        <w:t>analiza klas</w:t>
-      </w:r>
-    </w:p>
-    <w:p>
-      <w:pPr>
-        <w:rPr>
-          <w:lang w:val="en-US"/>
-        </w:rPr>
-      </w:pPr>
-      <w:r>
-        <w:rPr>
-          <w:lang w:val="en-US"/>
-        </w:rPr>
-        <w:t>edges/</w:t>
-      </w:r>
-    </w:p>
-    <w:p>
-      <w:pPr>
-        <w:pStyle w:val="Akapitzlist"/>
-        <w:numPr>
-          <w:ilvl w:val="0"/>
-          <w:numId w:val="33"/>
-        </w:numPr>
-        <w:rPr>
-          <w:lang w:val="en-US"/>
-        </w:rPr>
-      </w:pPr>
-      <w:r>
-        <w:rPr>
-          <w:lang w:val="en-US"/>
-        </w:rPr>
-        <w:t>Canny</w:t>
-      </w:r>
-    </w:p>
-    <w:p>
-      <w:pPr>
-        <w:pStyle w:val="Akapitzlist"/>
-        <w:numPr>
-          <w:ilvl w:val="0"/>
-          <w:numId w:val="33"/>
-        </w:numPr>
-        <w:rPr>
-          <w:lang w:val="en-US"/>
-        </w:rPr>
-      </w:pPr>
-      <w:r>
-        <w:rPr>
-          <w:lang w:val="en-US"/>
-        </w:rPr>
-        <w:t>HOG</w:t>
-      </w:r>
-    </w:p>
-    <w:p>
-      <w:pPr>
-        <w:pStyle w:val="Akapitzlist"/>
-        <w:numPr>
-          <w:ilvl w:val="0"/>
-          <w:numId w:val="33"/>
-        </w:numPr>
-        <w:rPr>
-          <w:lang w:val="en-US"/>
-        </w:rPr>
-      </w:pPr>
-      <w:proofErr w:type="spellStart"/>
-      <w:r>
-        <w:rPr>
-          <w:lang w:val="en-US"/>
-        </w:rPr>
-        <w:t>kontury</w:t>
-      </w:r>
-      <w:proofErr w:type="spellEnd"/>
-    </w:p>
-    <w:p>
-      <w:pPr>
-        <w:pStyle w:val="Akapitzlist"/>
-        <w:numPr>
-          <w:ilvl w:val="0"/>
-          <w:numId w:val="33"/>
-        </w:numPr>
-        <w:rPr>
-          <w:lang w:val="en-US"/>
-        </w:rPr>
-      </w:pPr>
-      <w:proofErr w:type="spellStart"/>
-      <w:r>
-        <w:rPr>
-          <w:lang w:val="en-US"/>
-        </w:rPr>
-        <w:t>HoughCircles</w:t>
-      </w:r>
-      <w:proofErr w:type="spellEnd"/>
-    </w:p>
-    <w:p>
-      <w:pPr>
-        <w:rPr>
-          <w:lang w:val="en-US"/>
-        </w:rPr>
-      </w:pPr>
-      <w:proofErr w:type="spellStart"/>
-      <w:r>
-        <w:rPr>
-          <w:lang w:val="en-US"/>
-        </w:rPr>
-        <w:t>hard_pairs</w:t>
-      </w:r>
-      <w:proofErr w:type="spellEnd"/>
-      <w:r>
-        <w:rPr>
-          <w:lang w:val="en-US"/>
-        </w:rPr>
-        <w:t>/</w:t>
-      </w:r>
-    </w:p>
-    <w:p>
-      <w:pPr>
-        <w:pStyle w:val="Akapitzlist"/>
-        <w:numPr>
-          <w:ilvl w:val="0"/>
-          <w:numId w:val="34"/>
-        </w:numPr>
-      </w:pPr>
-      <w:r>
-        <w:t>analiza binarna klas</w:t>
-      </w:r>
-    </w:p>
-    <w:p>
-      <w:pPr>
-        <w:pStyle w:val="Akapitzlist"/>
-        <w:numPr>
-          <w:ilvl w:val="0"/>
-          <w:numId w:val="34"/>
-        </w:numPr>
-      </w:pPr>
-      <w:r>
-        <w:t>macierze pomyłek</w:t>
-      </w:r>
-    </w:p>
-    <w:p>
-      <w:proofErr w:type="spellStart"/>
-      <w:r>
-        <w:t>pca</w:t>
-      </w:r>
-      <w:proofErr w:type="spellEnd"/>
-      <w:r>
-        <w:t>/</w:t>
-      </w:r>
-    </w:p>
-    <w:p>
-      <w:pPr>
-        <w:pStyle w:val="Akapitzlist"/>
-        <w:numPr>
-          <w:ilvl w:val="0"/>
-          <w:numId w:val="35"/>
-        </w:numPr>
-      </w:pPr>
-      <w:r>
-        <w:t>PCA wizualizacje</w:t>
-      </w:r>
-    </w:p>
-    <w:p>
-      <w:pPr>
-        <w:pStyle w:val="Akapitzlist"/>
-        <w:numPr>
-          <w:ilvl w:val="0"/>
-          <w:numId w:val="35"/>
-        </w:numPr>
-      </w:pPr>
-      <w:r>
-        <w:t>dane zredukowane</w:t>
-      </w:r>
-    </w:p>
-    <w:p>
-      <w:pPr>
-        <w:pStyle w:val="Nagwek2"/>
-      </w:pPr>
-      <w:r>
-        <w:lastRenderedPageBreak/>
-        <w:t>Uruchomienie projektu</w:t>
-      </w:r>
-    </w:p>
-    <w:p>
-      <w:pPr>
+        </w:rPr>
+      </w:pPr>
+      <w:r>
         <w:rPr>
           <w:i/>
           <w:iCs/>
         </w:rPr>
-      </w:pPr>
-      <w:proofErr w:type="spellStart"/>
-      <w:r>
-        <w:rPr>
-          <w:i/>
-          <w:iCs/>
-        </w:rPr>
-        <w:t>python</w:t>
-      </w:r>
-      <w:proofErr w:type="spellEnd"/>
-      <w:r>
-        <w:rPr>
-          <w:i/>
-          <w:iCs/>
-        </w:rPr>
-        <w:t xml:space="preserve"> main.py</w:t>
-      </w:r>
-    </w:p>
-    <w:p>
+        <w:t>python main.py</w:t>
+      </w:r>
+    </w:p>
+    <w:p>
+      <w:pPr>
+        <w:jc w:val="both"/>
+      </w:pPr>
       <w:r>
         <w:t>Automatycznie wykona:</w:t>
       </w:r>
@@ -2368,14 +3790,10 @@
           <w:ilvl w:val="0"/>
           <w:numId w:val="36"/>
         </w:numPr>
-      </w:pPr>
-      <w:proofErr w:type="spellStart"/>
-      <w:r>
-        <w:t>preprocessing</w:t>
-      </w:r>
-      <w:proofErr w:type="spellEnd"/>
-      <w:r>
-        <w:t xml:space="preserve"> i EDA</w:t>
+        <w:jc w:val="both"/>
+      </w:pPr>
+      <w:r>
+        <w:t>preprocessing i EDA</w:t>
       </w:r>
     </w:p>
     <w:p>
@@ -2385,6 +3803,7 @@
           <w:ilvl w:val="0"/>
           <w:numId w:val="36"/>
         </w:numPr>
+        <w:jc w:val="both"/>
       </w:pPr>
       <w:r>
         <w:t>wizualizacje krawędzi</w:t>
@@ -2397,6 +3816,7 @@
           <w:ilvl w:val="0"/>
           <w:numId w:val="36"/>
         </w:numPr>
+        <w:jc w:val="both"/>
       </w:pPr>
       <w:r>
         <w:t>trening modeli</w:t>
@@ -2409,15 +3829,21 @@
           <w:ilvl w:val="0"/>
           <w:numId w:val="36"/>
         </w:numPr>
+        <w:jc w:val="both"/>
       </w:pPr>
       <w:r>
         <w:t>analizę trudnych par</w:t>
       </w:r>
     </w:p>
-    <w:p/>
+    <w:p>
+      <w:pPr>
+        <w:jc w:val="both"/>
+      </w:pPr>
+    </w:p>
     <w:p>
       <w:pPr>
         <w:pStyle w:val="Nagwek2"/>
+        <w:jc w:val="both"/>
       </w:pPr>
       <w:r>
         <w:t>Najważniejsze cechy projektu</w:t>
@@ -2430,6 +3856,7 @@
           <w:ilvl w:val="0"/>
           <w:numId w:val="37"/>
         </w:numPr>
+        <w:jc w:val="both"/>
       </w:pPr>
       <w:r>
         <w:t>HOG + geometria + cechy cyfry</w:t>
@@ -2442,15 +3869,11 @@
           <w:ilvl w:val="0"/>
           <w:numId w:val="37"/>
         </w:numPr>
-      </w:pPr>
-      <w:r>
-        <w:t xml:space="preserve">brak data </w:t>
-      </w:r>
-      <w:proofErr w:type="spellStart"/>
-      <w:r>
-        <w:t>leakage</w:t>
-      </w:r>
-      <w:proofErr w:type="spellEnd"/>
+        <w:jc w:val="both"/>
+      </w:pPr>
+      <w:r>
+        <w:t>brak data leakage</w:t>
+      </w:r>
     </w:p>
     <w:p>
       <w:pPr>
@@ -2459,15 +3882,11 @@
           <w:ilvl w:val="0"/>
           <w:numId w:val="37"/>
         </w:numPr>
-      </w:pPr>
-      <w:r>
-        <w:t xml:space="preserve">augmentacja tylko </w:t>
-      </w:r>
-      <w:proofErr w:type="spellStart"/>
-      <w:r>
-        <w:t>train</w:t>
-      </w:r>
-      <w:proofErr w:type="spellEnd"/>
+        <w:jc w:val="both"/>
+      </w:pPr>
+      <w:r>
+        <w:t>augmentacja tylko train</w:t>
+      </w:r>
     </w:p>
     <w:p>
       <w:pPr>
@@ -2476,15 +3895,11 @@
           <w:ilvl w:val="0"/>
           <w:numId w:val="37"/>
         </w:numPr>
-      </w:pPr>
-      <w:r>
-        <w:t>cross-</w:t>
-      </w:r>
-      <w:proofErr w:type="spellStart"/>
-      <w:r>
-        <w:t>validation</w:t>
-      </w:r>
-      <w:proofErr w:type="spellEnd"/>
+        <w:jc w:val="both"/>
+      </w:pPr>
+      <w:r>
+        <w:t>cross-validation</w:t>
+      </w:r>
     </w:p>
     <w:p>
       <w:pPr>
@@ -2493,6 +3908,7 @@
           <w:ilvl w:val="0"/>
           <w:numId w:val="37"/>
         </w:numPr>
+        <w:jc w:val="both"/>
       </w:pPr>
       <w:r>
         <w:t>PCA analiza</w:t>
@@ -2505,6 +3921,7 @@
           <w:ilvl w:val="0"/>
           <w:numId w:val="37"/>
         </w:numPr>
+        <w:jc w:val="both"/>
       </w:pPr>
       <w:r>
         <w:t>analiza trudnych przypadków</w:t>
@@ -2517,15 +3934,11 @@
           <w:ilvl w:val="0"/>
           <w:numId w:val="37"/>
         </w:numPr>
-      </w:pPr>
-      <w:r>
-        <w:t xml:space="preserve">pełna automatyzacja </w:t>
-      </w:r>
-      <w:proofErr w:type="spellStart"/>
-      <w:r>
-        <w:t>pipeline</w:t>
-      </w:r>
-      <w:proofErr w:type="spellEnd"/>
+        <w:jc w:val="both"/>
+      </w:pPr>
+      <w:r>
+        <w:t>pełna automatyzacja pipeline</w:t>
+      </w:r>
     </w:p>
     <w:sectPr>
       <w:pgSz w:w="11906" w:h="16838"/>
@@ -7626,6 +9039,18 @@
       <w:spacing w:val="5"/>
     </w:rPr>
   </w:style>
+  <w:style w:type="character" w:styleId="Hipercze">
+    <w:name w:val="Hyperlink"/>
+    <w:basedOn w:val="Domylnaczcionkaakapitu"/>
+    <w:uiPriority w:val="99"/>
+    <w:semiHidden/>
+    <w:unhideWhenUsed/>
+    <w:rsid w:val="0020725B"/>
+    <w:rPr>
+      <w:color w:val="467886" w:themeColor="hyperlink"/>
+      <w:u w:val="single"/>
+    </w:rPr>
+  </w:style>
 </w:styles>
 </file>
 
